--- a/ЯценкоВИ_МО32_2026.docx
+++ b/ЯценкоВИ_МО32_2026.docx
@@ -2,25 +2,6 @@
 <file path=word/document.xml><?xml version="1.0" encoding="utf-8"?>
 <w:document xmlns:wpc="http://schemas.microsoft.com/office/word/2010/wordprocessingCanvas" xmlns:cx="http://schemas.microsoft.com/office/drawing/2014/chartex" xmlns:cx1="http://schemas.microsoft.com/office/drawing/2015/9/8/chartex" xmlns:cx2="http://schemas.microsoft.com/office/drawing/2015/10/21/chartex" xmlns:cx3="http://schemas.microsoft.com/office/drawing/2016/5/9/chartex" xmlns:cx4="http://schemas.microsoft.com/office/drawing/2016/5/10/chartex" xmlns:cx5="http://schemas.microsoft.com/office/drawing/2016/5/11/chartex" xmlns:cx6="http://schemas.microsoft.com/office/drawing/2016/5/12/chartex" xmlns:cx7="http://schemas.microsoft.com/office/drawing/2016/5/13/chartex" xmlns:cx8="http://schemas.microsoft.com/office/drawing/2016/5/14/chartex" xmlns:mc="http://schemas.openxmlformats.org/markup-compatibility/2006" xmlns:aink="http://schemas.microsoft.com/office/drawing/2016/ink" xmlns:am3d="http://schemas.microsoft.com/office/drawing/2017/model3d" xmlns:o="urn:schemas-microsoft-com:office:office" xmlns:oel="http://schemas.microsoft.com/office/2019/extlst" xmlns:r="http://schemas.openxmlformats.org/officeDocument/2006/relationships" xmlns:m="http://schemas.openxmlformats.org/officeDocument/2006/math" xmlns:v="urn:schemas-microsoft-com:vml" xmlns:wp14="http://schemas.microsoft.com/office/word/2010/wordprocessingDrawing" xmlns:wp="http://schemas.openxmlformats.org/drawingml/2006/wordprocessingDrawing" xmlns:w10="urn:schemas-microsoft-com:office:word" xmlns:w="http://schemas.openxmlformats.org/wordprocessingml/2006/main" xmlns:w14="http://schemas.microsoft.com/office/word/2010/wordml" xmlns:w15="http://schemas.microsoft.com/office/word/2012/wordml" xmlns:w16cex="http://schemas.microsoft.com/office/word/2018/wordml/cex" xmlns:w16cid="http://schemas.microsoft.com/office/word/2016/wordml/cid" xmlns:w16="http://schemas.microsoft.com/office/word/2018/wordml" xmlns:w16du="http://schemas.microsoft.com/office/word/2023/wordml/word16du" xmlns:w16sdtdh="http://schemas.microsoft.com/office/word/2020/wordml/sdtdatahash" xmlns:w16sdtfl="http://schemas.microsoft.com/office/word/2024/wordml/sdtformatlock" xmlns:w16se="http://schemas.microsoft.com/office/word/2015/wordml/symex" xmlns:wpg="http://schemas.microsoft.com/office/word/2010/wordprocessingGroup" xmlns:wpi="http://schemas.microsoft.com/office/word/2010/wordprocessingInk" xmlns:wne="http://schemas.microsoft.com/office/word/2006/wordml" xmlns:wps="http://schemas.microsoft.com/office/word/2010/wordprocessingShape" mc:Ignorable="w14 w15 w16se w16cid w16 w16cex w16sdtdh w16sdtfl w16du wp14">
   <w:body>
-    <w:p>
-      <w:pPr>
-        <w:shd w:val="clear" w:color="auto" w:fill="FFFFFF"/>
-        <w:autoSpaceDE w:val="0"/>
-        <w:autoSpaceDN w:val="0"/>
-        <w:adjustRightInd w:val="0"/>
-        <w:spacing w:line="240" w:lineRule="auto"/>
-        <w:jc w:val="both"/>
-        <w:rPr>
-          <w:szCs w:val="24"/>
-        </w:rPr>
-      </w:pPr>
-      <w:r>
-        <w:rPr>
-          <w:szCs w:val="24"/>
-        </w:rPr>
-        <w:t>МИНИСТЕРСТВО НАУКИ И ВЫСШЕГО ОБРАЗОВАНИЯ РОССИЙСКОЙ ФЕДЕРАЦИИ</w:t>
-      </w:r>
-    </w:p>
     <w:p>
       <w:pPr>
         <w:shd w:val="clear" w:color="auto" w:fill="FFFFFF"/>
@@ -30,16 +11,16 @@
         <w:spacing w:line="240" w:lineRule="auto"/>
         <w:jc w:val="center"/>
         <w:rPr>
-          <w:sz w:val="28"/>
-          <w:szCs w:val="28"/>
-        </w:rPr>
-      </w:pPr>
-      <w:r>
-        <w:rPr>
-          <w:sz w:val="28"/>
-          <w:szCs w:val="28"/>
-        </w:rPr>
-        <w:t>Федеральное государственное бюджетное образовательное учреждение</w:t>
+          <w:sz w:val="22"/>
+          <w:szCs w:val="22"/>
+        </w:rPr>
+      </w:pPr>
+      <w:r>
+        <w:rPr>
+          <w:sz w:val="22"/>
+          <w:szCs w:val="22"/>
+        </w:rPr>
+        <w:t>МИНИСТЕРСТВО НАУКИ И ВЫСШЕГО ОБРАЗОВАНИЯ РОССИЙСКОЙ ФЕДЕРАЦИИ</w:t>
       </w:r>
     </w:p>
     <w:p>
@@ -51,17 +32,16 @@
         <w:spacing w:line="240" w:lineRule="auto"/>
         <w:jc w:val="center"/>
         <w:rPr>
-          <w:b/>
-          <w:sz w:val="28"/>
-          <w:szCs w:val="28"/>
-        </w:rPr>
-      </w:pPr>
-      <w:r>
-        <w:rPr>
-          <w:sz w:val="28"/>
-          <w:szCs w:val="28"/>
-        </w:rPr>
-        <w:t>высшего образования</w:t>
+          <w:sz w:val="28"/>
+          <w:szCs w:val="28"/>
+        </w:rPr>
+      </w:pPr>
+      <w:r>
+        <w:rPr>
+          <w:sz w:val="28"/>
+          <w:szCs w:val="28"/>
+        </w:rPr>
+        <w:t>Федеральное государственное бюджетное образовательное учреждение</w:t>
       </w:r>
     </w:p>
     <w:p>
@@ -80,11 +60,10 @@
       </w:pPr>
       <w:r>
         <w:rPr>
-          <w:b/>
-          <w:sz w:val="28"/>
-          <w:szCs w:val="28"/>
-        </w:rPr>
-        <w:t>«КУБАНСКИЙ ГОСУДАРСТВЕННЫЙ УНИВЕРСИТЕТ»</w:t>
+          <w:sz w:val="28"/>
+          <w:szCs w:val="28"/>
+        </w:rPr>
+        <w:t>высшего образования</w:t>
       </w:r>
     </w:p>
     <w:p>
@@ -107,6 +86,29 @@
           <w:sz w:val="28"/>
           <w:szCs w:val="28"/>
         </w:rPr>
+        <w:t>«КУБАНСКИЙ ГОСУДАРСТВЕННЫЙ УНИВЕРСИТЕТ»</w:t>
+      </w:r>
+    </w:p>
+    <w:p>
+      <w:pPr>
+        <w:shd w:val="clear" w:color="auto" w:fill="FFFFFF"/>
+        <w:autoSpaceDE w:val="0"/>
+        <w:autoSpaceDN w:val="0"/>
+        <w:adjustRightInd w:val="0"/>
+        <w:spacing w:line="240" w:lineRule="auto"/>
+        <w:jc w:val="center"/>
+        <w:rPr>
+          <w:b/>
+          <w:sz w:val="28"/>
+          <w:szCs w:val="28"/>
+        </w:rPr>
+      </w:pPr>
+      <w:r>
+        <w:rPr>
+          <w:b/>
+          <w:sz w:val="28"/>
+          <w:szCs w:val="28"/>
+        </w:rPr>
         <w:t>(ФГБОУ ВО «КубГУ»)</w:t>
       </w:r>
     </w:p>
@@ -252,6 +254,19 @@
     <w:p>
       <w:pPr>
         <w:spacing w:line="360" w:lineRule="auto"/>
+        <w:jc w:val="center"/>
+        <w:rPr>
+          <w:rFonts w:eastAsia="Aptos"/>
+          <w:b/>
+          <w:bCs/>
+          <w:sz w:val="28"/>
+          <w:szCs w:val="28"/>
+        </w:rPr>
+      </w:pPr>
+    </w:p>
+    <w:p>
+      <w:pPr>
+        <w:spacing w:line="240" w:lineRule="auto"/>
         <w:ind w:right="-1"/>
         <w:jc w:val="center"/>
         <w:rPr>
@@ -813,7 +828,7 @@
     </w:p>
     <w:p>
       <w:pPr>
-        <w:spacing w:line="360" w:lineRule="auto"/>
+        <w:spacing w:line="240" w:lineRule="auto"/>
         <w:jc w:val="center"/>
         <w:rPr>
           <w:b/>
@@ -833,7 +848,7 @@
     </w:p>
     <w:p>
       <w:pPr>
-        <w:spacing w:line="360" w:lineRule="auto"/>
+        <w:spacing w:line="240" w:lineRule="auto"/>
         <w:jc w:val="center"/>
         <w:rPr>
           <w:b/>
@@ -924,15 +939,6 @@
     </w:tbl>
     <w:p>
       <w:pPr>
-        <w:jc w:val="center"/>
-        <w:rPr>
-          <w:sz w:val="28"/>
-          <w:szCs w:val="28"/>
-        </w:rPr>
-      </w:pPr>
-    </w:p>
-    <w:p>
-      <w:pPr>
         <w:rPr>
           <w:sz w:val="28"/>
           <w:szCs w:val="28"/>
@@ -1222,7 +1228,7 @@
     </w:p>
     <w:tbl>
       <w:tblPr>
-        <w:tblW w:w="0" w:type="auto"/>
+        <w:tblW w:w="10349" w:type="dxa"/>
         <w:tblInd w:w="-743" w:type="dxa"/>
         <w:tblBorders>
           <w:top w:val="single" w:sz="4" w:space="0" w:color="000000"/>
@@ -1243,7 +1249,6 @@
         <w:tc>
           <w:tcPr>
             <w:tcW w:w="3315" w:type="dxa"/>
-            <w:vMerge w:val="restart"/>
             <w:tcBorders>
               <w:top w:val="single" w:sz="4" w:space="0" w:color="000000"/>
               <w:left w:val="single" w:sz="4" w:space="0" w:color="000000"/>
@@ -1297,77 +1302,7 @@
           </w:p>
         </w:tc>
       </w:tr>
-      <w:tr>
-        <w:tc>
-          <w:tcPr>
-            <w:tcW w:w="3315" w:type="dxa"/>
-            <w:vMerge/>
-            <w:tcBorders>
-              <w:top w:val="single" w:sz="4" w:space="0" w:color="000000"/>
-              <w:left w:val="single" w:sz="4" w:space="0" w:color="000000"/>
-              <w:bottom w:val="single" w:sz="4" w:space="0" w:color="000000"/>
-              <w:right w:val="single" w:sz="4" w:space="0" w:color="000000"/>
-            </w:tcBorders>
-            <w:shd w:val="clear" w:color="auto" w:fill="C0C0C0"/>
-          </w:tcPr>
-          <w:p>
-            <w:pPr>
-              <w:rPr>
-                <w:sz w:val="28"/>
-                <w:szCs w:val="28"/>
-              </w:rPr>
-            </w:pPr>
-          </w:p>
-        </w:tc>
-        <w:tc>
-          <w:tcPr>
-            <w:tcW w:w="7034" w:type="dxa"/>
-            <w:tcBorders>
-              <w:top w:val="single" w:sz="4" w:space="0" w:color="000000"/>
-              <w:left w:val="single" w:sz="4" w:space="0" w:color="000000"/>
-              <w:bottom w:val="single" w:sz="4" w:space="0" w:color="000000"/>
-              <w:right w:val="single" w:sz="4" w:space="0" w:color="000000"/>
-            </w:tcBorders>
-            <w:shd w:val="clear" w:color="auto" w:fill="C0C0C0"/>
-          </w:tcPr>
-          <w:p>
-            <w:pPr>
-              <w:jc w:val="center"/>
-              <w:rPr>
-                <w:i/>
-                <w:sz w:val="28"/>
-                <w:szCs w:val="28"/>
-              </w:rPr>
-            </w:pPr>
-            <w:r>
-              <w:rPr>
-                <w:i/>
-                <w:sz w:val="28"/>
-                <w:szCs w:val="28"/>
-              </w:rPr>
-              <w:t>перечислить субъекты РФ, районы и населенные пункты,</w:t>
-            </w:r>
-            <w:r>
-              <w:rPr>
-                <w:i/>
-                <w:sz w:val="28"/>
-                <w:szCs w:val="28"/>
-              </w:rPr>
-              <w:br/>
-              <w:t xml:space="preserve"> на которые распространяется проект</w:t>
-            </w:r>
-          </w:p>
-        </w:tc>
-      </w:tr>
     </w:tbl>
-    <w:p>
-      <w:pPr>
-        <w:rPr>
-          <w:sz w:val="28"/>
-          <w:szCs w:val="28"/>
-        </w:rPr>
-      </w:pPr>
-    </w:p>
     <w:p>
       <w:pPr>
         <w:rPr>
@@ -1800,15 +1735,7 @@
                 <w:sz w:val="28"/>
                 <w:szCs w:val="28"/>
               </w:rPr>
-              <w:t xml:space="preserve">+ контекстных факторов: время суток, уровень усталости пользователя, тип вопроса (факт/определение/доказательство), сложность </w:t>
-            </w:r>
-            <w:r>
-              <w:rPr>
-                <w:sz w:val="28"/>
-                <w:szCs w:val="28"/>
-              </w:rPr>
-              <w:lastRenderedPageBreak/>
-              <w:t>карточки, время ответа, историю успехов и другие параметры. Модель обучена на синтетических данных, имитирующих поведение реального пользователя.</w:t>
+              <w:t>+ контекстных факторов: время суток, уровень усталости пользователя, тип вопроса (факт/определение/доказательство), сложность карточки, время ответа, историю успехов и другие параметры. Модель обучена на синтетических данных, имитирующих поведение реального пользователя.</w:t>
             </w:r>
           </w:p>
           <w:p>
@@ -1825,7 +1752,15 @@
                 <w:sz w:val="28"/>
                 <w:szCs w:val="28"/>
               </w:rPr>
-              <w:t>Приложение поддерживает два режима обучения: фундаментальный (долгосрочное запоминание с интервалами до 365 дней) и «к событию» (интенсивная подготовка с интервалами в часах). Система собирает логи ответов пользователя для последующего дообучения модели и персонализации.</w:t>
+              <w:t xml:space="preserve">Приложение поддерживает два режима обучения: фундаментальный (долгосрочное запоминание с интервалами до 365 дней) и «к событию» (интенсивная </w:t>
+            </w:r>
+            <w:r>
+              <w:rPr>
+                <w:sz w:val="28"/>
+                <w:szCs w:val="28"/>
+              </w:rPr>
+              <w:lastRenderedPageBreak/>
+              <w:t>подготовка с интервалами в часах). Система собирает логи ответов пользователя для последующего дообучения модели и персонализации.</w:t>
             </w:r>
           </w:p>
           <w:p>
@@ -2058,13 +1993,10 @@
               <w:pStyle w:val="a3"/>
               <w:numPr>
                 <w:ilvl w:val="0"/>
-                <w:numId w:val="12"/>
+                <w:numId w:val="38"/>
               </w:numPr>
-              <w:tabs>
-                <w:tab w:val="left" w:pos="312"/>
-              </w:tabs>
               <w:spacing w:line="240" w:lineRule="auto"/>
-              <w:ind w:left="0" w:firstLine="709"/>
+              <w:ind w:left="455" w:hanging="425"/>
               <w:jc w:val="both"/>
               <w:rPr>
                 <w:sz w:val="28"/>
@@ -2084,13 +2016,10 @@
               <w:pStyle w:val="a3"/>
               <w:numPr>
                 <w:ilvl w:val="0"/>
-                <w:numId w:val="12"/>
+                <w:numId w:val="38"/>
               </w:numPr>
-              <w:tabs>
-                <w:tab w:val="left" w:pos="312"/>
-              </w:tabs>
               <w:spacing w:line="240" w:lineRule="auto"/>
-              <w:ind w:left="0" w:firstLine="709"/>
+              <w:ind w:left="455" w:hanging="425"/>
               <w:jc w:val="both"/>
               <w:rPr>
                 <w:sz w:val="28"/>
@@ -2110,13 +2039,10 @@
               <w:pStyle w:val="a3"/>
               <w:numPr>
                 <w:ilvl w:val="0"/>
-                <w:numId w:val="12"/>
+                <w:numId w:val="38"/>
               </w:numPr>
-              <w:tabs>
-                <w:tab w:val="left" w:pos="312"/>
-              </w:tabs>
               <w:spacing w:line="240" w:lineRule="auto"/>
-              <w:ind w:left="0" w:firstLine="709"/>
+              <w:ind w:left="455" w:hanging="425"/>
               <w:jc w:val="both"/>
               <w:rPr>
                 <w:sz w:val="28"/>
@@ -2202,32 +2128,12 @@
                 <w:sz w:val="28"/>
                 <w:szCs w:val="28"/>
               </w:rPr>
-              <w:t xml:space="preserve">В связи с этим актуальной является разработка мобильного приложения для интервального повторения с интегрированной ML-моделью, способной обучаться на </w:t>
-            </w:r>
-            <w:r>
-              <w:rPr>
-                <w:sz w:val="28"/>
-                <w:szCs w:val="28"/>
-              </w:rPr>
-              <w:lastRenderedPageBreak/>
-              <w:t>поведении пользователя и адаптировать интервалы показа индивидуально.</w:t>
+              <w:t>В связи с этим актуальной является разработка мобильного приложения для интервального повторения с интегрированной ML-моделью, способной обучаться на поведении пользователя и адаптировать интервалы показа индивидуально.</w:t>
             </w:r>
           </w:p>
         </w:tc>
       </w:tr>
     </w:tbl>
-    <w:p>
-      <w:pPr>
-        <w:tabs>
-          <w:tab w:val="left" w:pos="540"/>
-        </w:tabs>
-        <w:jc w:val="both"/>
-        <w:rPr>
-          <w:sz w:val="28"/>
-          <w:szCs w:val="28"/>
-        </w:rPr>
-      </w:pPr>
-    </w:p>
     <w:p>
       <w:pPr>
         <w:rPr>
@@ -2349,6 +2255,7 @@
                 <w:sz w:val="28"/>
                 <w:szCs w:val="28"/>
               </w:rPr>
+              <w:lastRenderedPageBreak/>
               <w:t>Проект даст им возможность эффективно структурировать учебный материал, получать персонализированные интервалы повторения и отслеживать прогресс.</w:t>
             </w:r>
           </w:p>
@@ -2726,7 +2633,10 @@
                 <w:ilvl w:val="3"/>
                 <w:numId w:val="13"/>
               </w:numPr>
-              <w:ind w:left="159" w:firstLine="0"/>
+              <w:tabs>
+                <w:tab w:val="left" w:pos="444"/>
+              </w:tabs>
+              <w:ind w:left="18" w:firstLine="0"/>
               <w:jc w:val="both"/>
               <w:rPr>
                 <w:sz w:val="28"/>
@@ -2738,7 +2648,6 @@
                 <w:sz w:val="28"/>
                 <w:szCs w:val="28"/>
               </w:rPr>
-              <w:lastRenderedPageBreak/>
               <w:t xml:space="preserve">Выполнить сравнительный анализ существующих </w:t>
             </w:r>
             <w:r>
@@ -2756,7 +2665,10 @@
                 <w:ilvl w:val="3"/>
                 <w:numId w:val="13"/>
               </w:numPr>
-              <w:ind w:left="159" w:firstLine="0"/>
+              <w:tabs>
+                <w:tab w:val="left" w:pos="444"/>
+              </w:tabs>
+              <w:ind w:left="18" w:firstLine="0"/>
               <w:jc w:val="both"/>
               <w:rPr>
                 <w:sz w:val="28"/>
@@ -2768,7 +2680,6 @@
                 <w:sz w:val="28"/>
                 <w:szCs w:val="28"/>
               </w:rPr>
-              <w:lastRenderedPageBreak/>
               <w:t>Определить функциональные и нефункциональные требования к ML-модулю</w:t>
             </w:r>
           </w:p>
@@ -2779,7 +2690,10 @@
                 <w:ilvl w:val="3"/>
                 <w:numId w:val="13"/>
               </w:numPr>
-              <w:ind w:left="159" w:firstLine="0"/>
+              <w:tabs>
+                <w:tab w:val="left" w:pos="444"/>
+              </w:tabs>
+              <w:ind w:left="18" w:firstLine="0"/>
               <w:jc w:val="both"/>
               <w:rPr>
                 <w:sz w:val="28"/>
@@ -2823,7 +2737,10 @@
                 <w:ilvl w:val="3"/>
                 <w:numId w:val="13"/>
               </w:numPr>
-              <w:ind w:left="159" w:firstLine="0"/>
+              <w:tabs>
+                <w:tab w:val="left" w:pos="444"/>
+              </w:tabs>
+              <w:ind w:left="18" w:firstLine="0"/>
               <w:jc w:val="both"/>
               <w:rPr>
                 <w:sz w:val="28"/>
@@ -2860,7 +2777,10 @@
                 <w:ilvl w:val="3"/>
                 <w:numId w:val="13"/>
               </w:numPr>
-              <w:ind w:left="159" w:firstLine="0"/>
+              <w:tabs>
+                <w:tab w:val="left" w:pos="444"/>
+              </w:tabs>
+              <w:ind w:left="18" w:firstLine="0"/>
               <w:jc w:val="both"/>
               <w:rPr>
                 <w:sz w:val="28"/>
@@ -2905,7 +2825,10 @@
                 <w:ilvl w:val="3"/>
                 <w:numId w:val="13"/>
               </w:numPr>
-              <w:ind w:left="159" w:firstLine="0"/>
+              <w:tabs>
+                <w:tab w:val="left" w:pos="444"/>
+              </w:tabs>
+              <w:ind w:left="18" w:firstLine="0"/>
               <w:jc w:val="both"/>
               <w:rPr>
                 <w:sz w:val="28"/>
@@ -2917,6 +2840,7 @@
                 <w:sz w:val="28"/>
                 <w:szCs w:val="28"/>
               </w:rPr>
+              <w:lastRenderedPageBreak/>
               <w:t>Сгенерировать синтетический датасет, имитирующий поведение реального пользователя (2000+ записей)</w:t>
             </w:r>
           </w:p>
@@ -2927,7 +2851,10 @@
                 <w:ilvl w:val="3"/>
                 <w:numId w:val="13"/>
               </w:numPr>
-              <w:ind w:left="159" w:firstLine="0"/>
+              <w:tabs>
+                <w:tab w:val="left" w:pos="444"/>
+              </w:tabs>
+              <w:ind w:left="18" w:firstLine="0"/>
               <w:jc w:val="both"/>
               <w:rPr>
                 <w:sz w:val="28"/>
@@ -2981,7 +2908,10 @@
                 <w:ilvl w:val="3"/>
                 <w:numId w:val="13"/>
               </w:numPr>
-              <w:ind w:left="159" w:firstLine="0"/>
+              <w:tabs>
+                <w:tab w:val="left" w:pos="444"/>
+              </w:tabs>
+              <w:ind w:left="18" w:firstLine="0"/>
               <w:jc w:val="both"/>
               <w:rPr>
                 <w:sz w:val="28"/>
@@ -3028,7 +2958,10 @@
                 <w:ilvl w:val="3"/>
                 <w:numId w:val="13"/>
               </w:numPr>
-              <w:ind w:left="159" w:firstLine="0"/>
+              <w:tabs>
+                <w:tab w:val="left" w:pos="444"/>
+              </w:tabs>
+              <w:ind w:left="18" w:firstLine="0"/>
               <w:jc w:val="both"/>
               <w:rPr>
                 <w:sz w:val="28"/>
@@ -3050,7 +2983,10 @@
                 <w:ilvl w:val="3"/>
                 <w:numId w:val="13"/>
               </w:numPr>
-              <w:ind w:left="159" w:firstLine="0"/>
+              <w:tabs>
+                <w:tab w:val="left" w:pos="444"/>
+              </w:tabs>
+              <w:ind w:left="18" w:firstLine="0"/>
               <w:jc w:val="both"/>
               <w:rPr>
                 <w:sz w:val="28"/>
@@ -3072,7 +3008,10 @@
                 <w:ilvl w:val="3"/>
                 <w:numId w:val="13"/>
               </w:numPr>
-              <w:ind w:left="159" w:firstLine="0"/>
+              <w:tabs>
+                <w:tab w:val="left" w:pos="444"/>
+              </w:tabs>
+              <w:ind w:left="18" w:firstLine="0"/>
               <w:jc w:val="both"/>
               <w:rPr>
                 <w:sz w:val="28"/>
@@ -3094,7 +3033,10 @@
                 <w:ilvl w:val="3"/>
                 <w:numId w:val="13"/>
               </w:numPr>
-              <w:ind w:left="159" w:firstLine="0"/>
+              <w:tabs>
+                <w:tab w:val="left" w:pos="444"/>
+              </w:tabs>
+              <w:ind w:left="18" w:firstLine="0"/>
               <w:jc w:val="both"/>
               <w:rPr>
                 <w:sz w:val="28"/>
@@ -3116,7 +3058,10 @@
                 <w:ilvl w:val="3"/>
                 <w:numId w:val="13"/>
               </w:numPr>
-              <w:ind w:left="159" w:firstLine="0"/>
+              <w:tabs>
+                <w:tab w:val="left" w:pos="444"/>
+              </w:tabs>
+              <w:ind w:left="18" w:firstLine="0"/>
               <w:jc w:val="both"/>
               <w:rPr>
                 <w:sz w:val="28"/>
@@ -3138,7 +3083,10 @@
                 <w:ilvl w:val="3"/>
                 <w:numId w:val="13"/>
               </w:numPr>
-              <w:ind w:left="159" w:firstLine="0"/>
+              <w:tabs>
+                <w:tab w:val="left" w:pos="444"/>
+              </w:tabs>
+              <w:ind w:left="18" w:firstLine="0"/>
               <w:jc w:val="both"/>
               <w:rPr>
                 <w:sz w:val="28"/>
@@ -3152,31 +3100,10 @@
               </w:rPr>
               <w:t>Подготовить материалы к защите курсового проекта</w:t>
             </w:r>
-          </w:p>
-          <w:p>
-            <w:pPr>
-              <w:jc w:val="both"/>
-              <w:rPr>
-                <w:sz w:val="28"/>
-                <w:szCs w:val="28"/>
-              </w:rPr>
-            </w:pPr>
           </w:p>
         </w:tc>
       </w:tr>
     </w:tbl>
-    <w:p>
-      <w:pPr>
-        <w:tabs>
-          <w:tab w:val="left" w:pos="540"/>
-        </w:tabs>
-        <w:jc w:val="both"/>
-        <w:rPr>
-          <w:sz w:val="28"/>
-          <w:szCs w:val="28"/>
-        </w:rPr>
-      </w:pPr>
-    </w:p>
     <w:p>
       <w:pPr>
         <w:tabs>
@@ -3194,12 +3121,12 @@
         <w:tblW w:w="10377" w:type="dxa"/>
         <w:tblInd w:w="-743" w:type="dxa"/>
         <w:tblBorders>
-          <w:top w:val="single" w:sz="4" w:space="0" w:color="000000"/>
-          <w:left w:val="single" w:sz="4" w:space="0" w:color="000000"/>
-          <w:bottom w:val="single" w:sz="4" w:space="0" w:color="000000"/>
-          <w:right w:val="single" w:sz="4" w:space="0" w:color="000000"/>
-          <w:insideH w:val="single" w:sz="4" w:space="0" w:color="000000"/>
-          <w:insideV w:val="single" w:sz="4" w:space="0" w:color="000000"/>
+          <w:top w:val="single" w:sz="4" w:space="0" w:color="auto"/>
+          <w:left w:val="single" w:sz="4" w:space="0" w:color="auto"/>
+          <w:bottom w:val="single" w:sz="4" w:space="0" w:color="auto"/>
+          <w:right w:val="single" w:sz="4" w:space="0" w:color="auto"/>
+          <w:insideH w:val="single" w:sz="4" w:space="0" w:color="auto"/>
+          <w:insideV w:val="single" w:sz="4" w:space="0" w:color="auto"/>
         </w:tblBorders>
         <w:tblLayout w:type="fixed"/>
         <w:tblLook w:val="04A0" w:firstRow="1" w:lastRow="0" w:firstColumn="1" w:lastColumn="0" w:noHBand="0" w:noVBand="1"/>
@@ -3216,12 +3143,6 @@
           <w:tcPr>
             <w:tcW w:w="10377" w:type="dxa"/>
             <w:gridSpan w:val="5"/>
-            <w:tcBorders>
-              <w:top w:val="single" w:sz="4" w:space="0" w:color="000000"/>
-              <w:left w:val="single" w:sz="4" w:space="0" w:color="000000"/>
-              <w:bottom w:val="single" w:sz="4" w:space="0" w:color="000000"/>
-              <w:right w:val="single" w:sz="4" w:space="0" w:color="000000"/>
-            </w:tcBorders>
             <w:shd w:val="clear" w:color="auto" w:fill="C0C0C0"/>
           </w:tcPr>
           <w:p>
@@ -3231,47 +3152,18 @@
               </w:tabs>
               <w:jc w:val="both"/>
               <w:rPr>
+                <w:i/>
+                <w:sz w:val="28"/>
+                <w:szCs w:val="28"/>
+              </w:rPr>
+            </w:pPr>
+            <w:r>
+              <w:rPr>
                 <w:b/>
                 <w:sz w:val="28"/>
                 <w:szCs w:val="28"/>
               </w:rPr>
-            </w:pPr>
-            <w:r>
-              <w:rPr>
-                <w:b/>
-                <w:sz w:val="28"/>
-                <w:szCs w:val="28"/>
-              </w:rPr>
               <w:t xml:space="preserve">8. Календарный план реализации проекта </w:t>
-            </w:r>
-          </w:p>
-          <w:p>
-            <w:pPr>
-              <w:tabs>
-                <w:tab w:val="left" w:pos="540"/>
-              </w:tabs>
-              <w:rPr>
-                <w:i/>
-                <w:sz w:val="28"/>
-                <w:szCs w:val="28"/>
-              </w:rPr>
-            </w:pPr>
-            <w:r>
-              <w:rPr>
-                <w:i/>
-                <w:sz w:val="28"/>
-                <w:szCs w:val="28"/>
-              </w:rPr>
-              <w:t xml:space="preserve">(последовательное описание основных методов/мероприятий проекта, ведущих к решению поставленных задач, </w:t>
-            </w:r>
-            <w:r>
-              <w:rPr>
-                <w:i/>
-                <w:sz w:val="28"/>
-                <w:szCs w:val="28"/>
-              </w:rPr>
-              <w:br/>
-              <w:t>с приведением показателей результативности и период их осуществления)</w:t>
             </w:r>
           </w:p>
         </w:tc>
@@ -3280,12 +3172,6 @@
         <w:tc>
           <w:tcPr>
             <w:tcW w:w="596" w:type="dxa"/>
-            <w:tcBorders>
-              <w:top w:val="single" w:sz="4" w:space="0" w:color="000000"/>
-              <w:left w:val="single" w:sz="4" w:space="0" w:color="000000"/>
-              <w:bottom w:val="single" w:sz="12" w:space="0" w:color="000000"/>
-              <w:right w:val="single" w:sz="4" w:space="0" w:color="000000"/>
-            </w:tcBorders>
             <w:shd w:val="clear" w:color="auto" w:fill="C0C0C0"/>
             <w:vAlign w:val="center"/>
           </w:tcPr>
@@ -3311,12 +3197,6 @@
         <w:tc>
           <w:tcPr>
             <w:tcW w:w="2694" w:type="dxa"/>
-            <w:tcBorders>
-              <w:top w:val="single" w:sz="4" w:space="0" w:color="000000"/>
-              <w:left w:val="single" w:sz="4" w:space="0" w:color="000000"/>
-              <w:bottom w:val="single" w:sz="12" w:space="0" w:color="000000"/>
-              <w:right w:val="single" w:sz="4" w:space="0" w:color="000000"/>
-            </w:tcBorders>
             <w:shd w:val="clear" w:color="auto" w:fill="C0C0C0"/>
           </w:tcPr>
           <w:p>
@@ -3359,12 +3239,6 @@
         <w:tc>
           <w:tcPr>
             <w:tcW w:w="2977" w:type="dxa"/>
-            <w:tcBorders>
-              <w:top w:val="single" w:sz="4" w:space="0" w:color="000000"/>
-              <w:left w:val="single" w:sz="4" w:space="0" w:color="000000"/>
-              <w:bottom w:val="single" w:sz="12" w:space="0" w:color="000000"/>
-              <w:right w:val="single" w:sz="4" w:space="0" w:color="000000"/>
-            </w:tcBorders>
             <w:shd w:val="clear" w:color="auto" w:fill="C0C0C0"/>
           </w:tcPr>
           <w:p>
@@ -3407,12 +3281,6 @@
         <w:tc>
           <w:tcPr>
             <w:tcW w:w="1275" w:type="dxa"/>
-            <w:tcBorders>
-              <w:top w:val="single" w:sz="4" w:space="0" w:color="000000"/>
-              <w:left w:val="single" w:sz="4" w:space="0" w:color="000000"/>
-              <w:bottom w:val="single" w:sz="12" w:space="0" w:color="000000"/>
-              <w:right w:val="single" w:sz="4" w:space="0" w:color="000000"/>
-            </w:tcBorders>
             <w:shd w:val="clear" w:color="auto" w:fill="C0C0C0"/>
           </w:tcPr>
           <w:p>
@@ -3469,12 +3337,6 @@
         <w:tc>
           <w:tcPr>
             <w:tcW w:w="2835" w:type="dxa"/>
-            <w:tcBorders>
-              <w:top w:val="single" w:sz="4" w:space="0" w:color="000000"/>
-              <w:left w:val="single" w:sz="4" w:space="0" w:color="000000"/>
-              <w:bottom w:val="single" w:sz="12" w:space="0" w:color="000000"/>
-              <w:right w:val="single" w:sz="4" w:space="0" w:color="000000"/>
-            </w:tcBorders>
             <w:shd w:val="clear" w:color="auto" w:fill="C0C0C0"/>
           </w:tcPr>
           <w:p>
@@ -3501,12 +3363,2236 @@
         <w:tc>
           <w:tcPr>
             <w:tcW w:w="596" w:type="dxa"/>
-            <w:tcBorders>
-              <w:top w:val="single" w:sz="12" w:space="0" w:color="000000"/>
-              <w:left w:val="single" w:sz="12" w:space="0" w:color="000000"/>
-              <w:bottom w:val="single" w:sz="12" w:space="0" w:color="000000"/>
-              <w:right w:val="single" w:sz="4" w:space="0" w:color="000000"/>
-            </w:tcBorders>
+          </w:tcPr>
+          <w:p>
+            <w:pPr>
+              <w:pStyle w:val="a3"/>
+              <w:numPr>
+                <w:ilvl w:val="0"/>
+                <w:numId w:val="14"/>
+              </w:numPr>
+              <w:tabs>
+                <w:tab w:val="left" w:pos="851"/>
+              </w:tabs>
+              <w:spacing w:line="240" w:lineRule="auto"/>
+              <w:ind w:left="0" w:firstLine="0"/>
+              <w:jc w:val="center"/>
+              <w:rPr>
+                <w:sz w:val="28"/>
+                <w:szCs w:val="28"/>
+              </w:rPr>
+            </w:pPr>
+          </w:p>
+        </w:tc>
+        <w:tc>
+          <w:tcPr>
+            <w:tcW w:w="2694" w:type="dxa"/>
+          </w:tcPr>
+          <w:p>
+            <w:pPr>
+              <w:jc w:val="both"/>
+              <w:rPr>
+                <w:sz w:val="28"/>
+                <w:szCs w:val="28"/>
+              </w:rPr>
+            </w:pPr>
+            <w:r>
+              <w:rPr>
+                <w:sz w:val="28"/>
+                <w:szCs w:val="28"/>
+              </w:rPr>
+              <w:t>Задача 1.</w:t>
+            </w:r>
+            <w:r>
+              <w:rPr>
+                <w:sz w:val="28"/>
+                <w:szCs w:val="28"/>
+              </w:rPr>
+              <w:t xml:space="preserve"> </w:t>
+            </w:r>
+          </w:p>
+          <w:p>
+            <w:pPr>
+              <w:jc w:val="both"/>
+              <w:rPr>
+                <w:sz w:val="28"/>
+                <w:szCs w:val="28"/>
+              </w:rPr>
+            </w:pPr>
+            <w:r>
+              <w:rPr>
+                <w:sz w:val="28"/>
+                <w:szCs w:val="28"/>
+              </w:rPr>
+              <w:t xml:space="preserve">Выполнить сравнительный </w:t>
+            </w:r>
+            <w:r>
+              <w:rPr>
+                <w:sz w:val="28"/>
+                <w:szCs w:val="28"/>
+              </w:rPr>
+              <w:t>анализ существующих приложений, включающих интервальное повторение.</w:t>
+            </w:r>
+          </w:p>
+        </w:tc>
+        <w:tc>
+          <w:tcPr>
+            <w:tcW w:w="2977" w:type="dxa"/>
+          </w:tcPr>
+          <w:p>
+            <w:pPr>
+              <w:jc w:val="both"/>
+              <w:rPr>
+                <w:sz w:val="28"/>
+                <w:szCs w:val="28"/>
+              </w:rPr>
+            </w:pPr>
+            <w:r>
+              <w:rPr>
+                <w:sz w:val="28"/>
+                <w:szCs w:val="28"/>
+              </w:rPr>
+              <w:t>Сравнительный анализ, классификация, метод экспертных оценок, анализ документации и научных публикаций</w:t>
+            </w:r>
+          </w:p>
+        </w:tc>
+        <w:tc>
+          <w:tcPr>
+            <w:tcW w:w="1275" w:type="dxa"/>
+          </w:tcPr>
+          <w:p>
+            <w:pPr>
+              <w:jc w:val="center"/>
+              <w:rPr>
+                <w:sz w:val="28"/>
+                <w:szCs w:val="28"/>
+              </w:rPr>
+            </w:pPr>
+            <w:r>
+              <w:rPr>
+                <w:sz w:val="28"/>
+                <w:szCs w:val="28"/>
+              </w:rPr>
+              <w:t>2.02.26-14.02.26</w:t>
+            </w:r>
+          </w:p>
+        </w:tc>
+        <w:tc>
+          <w:tcPr>
+            <w:tcW w:w="2835" w:type="dxa"/>
+            <w:vAlign w:val="center"/>
+          </w:tcPr>
+          <w:p>
+            <w:pPr>
+              <w:jc w:val="both"/>
+              <w:rPr>
+                <w:sz w:val="28"/>
+                <w:szCs w:val="28"/>
+              </w:rPr>
+            </w:pPr>
+            <w:r>
+              <w:rPr>
+                <w:sz w:val="28"/>
+                <w:szCs w:val="28"/>
+              </w:rPr>
+              <w:t>Проанализировано не менее 3 существующих приложений (</w:t>
+            </w:r>
+            <w:r>
+              <w:rPr>
+                <w:sz w:val="28"/>
+                <w:szCs w:val="28"/>
+                <w:lang w:val="en-US"/>
+              </w:rPr>
+              <w:t>Anki</w:t>
+            </w:r>
+            <w:r>
+              <w:rPr>
+                <w:sz w:val="28"/>
+                <w:szCs w:val="28"/>
+              </w:rPr>
+              <w:t xml:space="preserve">, </w:t>
+            </w:r>
+            <w:r>
+              <w:rPr>
+                <w:sz w:val="28"/>
+                <w:szCs w:val="28"/>
+                <w:lang w:val="en-US"/>
+              </w:rPr>
+              <w:t>Quizlet</w:t>
+            </w:r>
+            <w:r>
+              <w:rPr>
+                <w:sz w:val="28"/>
+                <w:szCs w:val="28"/>
+              </w:rPr>
+              <w:t xml:space="preserve">, </w:t>
+            </w:r>
+            <w:r>
+              <w:rPr>
+                <w:sz w:val="28"/>
+                <w:szCs w:val="28"/>
+                <w:lang w:val="en-US"/>
+              </w:rPr>
+              <w:t>Duolingo</w:t>
+            </w:r>
+            <w:r>
+              <w:rPr>
+                <w:sz w:val="28"/>
+                <w:szCs w:val="28"/>
+              </w:rPr>
+              <w:t>), выявлен</w:t>
+            </w:r>
+            <w:r>
+              <w:rPr>
+                <w:sz w:val="28"/>
+                <w:szCs w:val="28"/>
+              </w:rPr>
+              <w:t xml:space="preserve">о не менее 3 недостатков существующих решений (отсутствие ML-персонализации, </w:t>
+            </w:r>
+            <w:proofErr w:type="spellStart"/>
+            <w:r>
+              <w:rPr>
+                <w:sz w:val="28"/>
+                <w:szCs w:val="28"/>
+              </w:rPr>
+              <w:t>неучёт</w:t>
+            </w:r>
+            <w:proofErr w:type="spellEnd"/>
+            <w:r>
+              <w:rPr>
+                <w:sz w:val="28"/>
+                <w:szCs w:val="28"/>
+              </w:rPr>
+              <w:t xml:space="preserve"> контекстных факторов, отсутствие сбора логов для дообучения, закрытость алгоритмов), и обоснована </w:t>
+            </w:r>
+            <w:r>
+              <w:rPr>
+                <w:sz w:val="28"/>
+                <w:szCs w:val="28"/>
+              </w:rPr>
+              <w:lastRenderedPageBreak/>
+              <w:t>актуальность разработки собственного ML-модуля.</w:t>
+            </w:r>
+          </w:p>
+        </w:tc>
+      </w:tr>
+      <w:tr>
+        <w:tc>
+          <w:tcPr>
+            <w:tcW w:w="596" w:type="dxa"/>
+          </w:tcPr>
+          <w:p>
+            <w:pPr>
+              <w:pStyle w:val="a3"/>
+              <w:numPr>
+                <w:ilvl w:val="0"/>
+                <w:numId w:val="14"/>
+              </w:numPr>
+              <w:tabs>
+                <w:tab w:val="left" w:pos="851"/>
+              </w:tabs>
+              <w:spacing w:line="240" w:lineRule="auto"/>
+              <w:ind w:left="0" w:firstLine="0"/>
+              <w:jc w:val="center"/>
+              <w:rPr>
+                <w:sz w:val="28"/>
+                <w:szCs w:val="28"/>
+              </w:rPr>
+            </w:pPr>
+          </w:p>
+        </w:tc>
+        <w:tc>
+          <w:tcPr>
+            <w:tcW w:w="2694" w:type="dxa"/>
+          </w:tcPr>
+          <w:p>
+            <w:pPr>
+              <w:jc w:val="both"/>
+              <w:rPr>
+                <w:sz w:val="28"/>
+                <w:szCs w:val="28"/>
+              </w:rPr>
+            </w:pPr>
+            <w:r>
+              <w:rPr>
+                <w:sz w:val="28"/>
+                <w:szCs w:val="28"/>
+              </w:rPr>
+              <w:t xml:space="preserve">Задача </w:t>
+            </w:r>
+            <w:r>
+              <w:rPr>
+                <w:sz w:val="28"/>
+                <w:szCs w:val="28"/>
+              </w:rPr>
+              <w:t>2</w:t>
+            </w:r>
+            <w:r>
+              <w:rPr>
+                <w:sz w:val="28"/>
+                <w:szCs w:val="28"/>
+              </w:rPr>
+              <w:t xml:space="preserve">. </w:t>
+            </w:r>
+          </w:p>
+          <w:p>
+            <w:pPr>
+              <w:jc w:val="both"/>
+              <w:rPr>
+                <w:sz w:val="28"/>
+                <w:szCs w:val="28"/>
+              </w:rPr>
+            </w:pPr>
+            <w:r>
+              <w:rPr>
+                <w:sz w:val="28"/>
+                <w:szCs w:val="28"/>
+              </w:rPr>
+              <w:t>Определить функциональные и нефункциональные требования</w:t>
+            </w:r>
+          </w:p>
+        </w:tc>
+        <w:tc>
+          <w:tcPr>
+            <w:tcW w:w="2977" w:type="dxa"/>
+          </w:tcPr>
+          <w:p>
+            <w:pPr>
+              <w:jc w:val="both"/>
+              <w:rPr>
+                <w:sz w:val="28"/>
+                <w:szCs w:val="28"/>
+              </w:rPr>
+            </w:pPr>
+            <w:r>
+              <w:rPr>
+                <w:sz w:val="28"/>
+                <w:szCs w:val="28"/>
+              </w:rPr>
+              <w:t>Анализ пользовательских сценариев</w:t>
+            </w:r>
+          </w:p>
+        </w:tc>
+        <w:tc>
+          <w:tcPr>
+            <w:tcW w:w="1275" w:type="dxa"/>
+          </w:tcPr>
+          <w:p>
+            <w:pPr>
+              <w:jc w:val="center"/>
+              <w:rPr>
+                <w:sz w:val="28"/>
+                <w:szCs w:val="28"/>
+              </w:rPr>
+            </w:pPr>
+            <w:r>
+              <w:rPr>
+                <w:sz w:val="28"/>
+                <w:szCs w:val="28"/>
+              </w:rPr>
+              <w:t>14</w:t>
+            </w:r>
+            <w:r>
+              <w:rPr>
+                <w:sz w:val="28"/>
+                <w:szCs w:val="28"/>
+              </w:rPr>
+              <w:t>.02.26 – 2</w:t>
+            </w:r>
+            <w:r>
+              <w:rPr>
+                <w:sz w:val="28"/>
+                <w:szCs w:val="28"/>
+              </w:rPr>
+              <w:t>0</w:t>
+            </w:r>
+            <w:r>
+              <w:rPr>
+                <w:sz w:val="28"/>
+                <w:szCs w:val="28"/>
+              </w:rPr>
+              <w:t>.02.26</w:t>
+            </w:r>
+          </w:p>
+        </w:tc>
+        <w:tc>
+          <w:tcPr>
+            <w:tcW w:w="2835" w:type="dxa"/>
+            <w:vAlign w:val="center"/>
+          </w:tcPr>
+          <w:p>
+            <w:pPr>
+              <w:jc w:val="both"/>
+              <w:rPr>
+                <w:sz w:val="28"/>
+                <w:szCs w:val="28"/>
+              </w:rPr>
+            </w:pPr>
+            <w:r>
+              <w:rPr>
+                <w:sz w:val="28"/>
+                <w:szCs w:val="28"/>
+              </w:rPr>
+              <w:t xml:space="preserve">Сформулировано не менее </w:t>
+            </w:r>
+            <w:r>
+              <w:rPr>
+                <w:sz w:val="28"/>
+                <w:szCs w:val="28"/>
+              </w:rPr>
+              <w:t xml:space="preserve">5 </w:t>
+            </w:r>
+            <w:r>
+              <w:rPr>
+                <w:sz w:val="28"/>
+                <w:szCs w:val="28"/>
+              </w:rPr>
+              <w:t xml:space="preserve">функциональных требований (поддержка двух режимов обучения, предсказание </w:t>
+            </w:r>
+            <w:r>
+              <w:rPr>
+                <w:sz w:val="28"/>
+                <w:szCs w:val="28"/>
+                <w:lang w:val="en-US"/>
+              </w:rPr>
+              <w:t>ML</w:t>
+            </w:r>
+            <w:r>
+              <w:rPr>
+                <w:sz w:val="28"/>
+                <w:szCs w:val="28"/>
+              </w:rPr>
+              <w:t xml:space="preserve">-модели, учет контекстных факторов и </w:t>
+            </w:r>
+            <w:proofErr w:type="spellStart"/>
+            <w:r>
+              <w:rPr>
+                <w:sz w:val="28"/>
+                <w:szCs w:val="28"/>
+              </w:rPr>
+              <w:t>тд</w:t>
+            </w:r>
+            <w:proofErr w:type="spellEnd"/>
+            <w:r>
+              <w:rPr>
+                <w:sz w:val="28"/>
+                <w:szCs w:val="28"/>
+              </w:rPr>
+              <w:t>) и не менее 5 нефункциональных.</w:t>
+            </w:r>
+          </w:p>
+        </w:tc>
+      </w:tr>
+      <w:tr>
+        <w:tc>
+          <w:tcPr>
+            <w:tcW w:w="596" w:type="dxa"/>
+          </w:tcPr>
+          <w:p>
+            <w:pPr>
+              <w:pStyle w:val="a3"/>
+              <w:numPr>
+                <w:ilvl w:val="0"/>
+                <w:numId w:val="14"/>
+              </w:numPr>
+              <w:tabs>
+                <w:tab w:val="left" w:pos="851"/>
+              </w:tabs>
+              <w:spacing w:line="240" w:lineRule="auto"/>
+              <w:ind w:left="0" w:firstLine="0"/>
+              <w:jc w:val="center"/>
+              <w:rPr>
+                <w:sz w:val="28"/>
+                <w:szCs w:val="28"/>
+              </w:rPr>
+            </w:pPr>
+          </w:p>
+        </w:tc>
+        <w:tc>
+          <w:tcPr>
+            <w:tcW w:w="2694" w:type="dxa"/>
+          </w:tcPr>
+          <w:p>
+            <w:pPr>
+              <w:jc w:val="both"/>
+              <w:rPr>
+                <w:sz w:val="28"/>
+                <w:szCs w:val="28"/>
+              </w:rPr>
+            </w:pPr>
+            <w:r>
+              <w:rPr>
+                <w:sz w:val="28"/>
+                <w:szCs w:val="28"/>
+              </w:rPr>
+              <w:t xml:space="preserve">Задача </w:t>
+            </w:r>
+            <w:r>
+              <w:rPr>
+                <w:sz w:val="28"/>
+                <w:szCs w:val="28"/>
+              </w:rPr>
+              <w:t>3</w:t>
+            </w:r>
+            <w:r>
+              <w:rPr>
+                <w:sz w:val="28"/>
+                <w:szCs w:val="28"/>
+              </w:rPr>
+              <w:t xml:space="preserve">. </w:t>
+            </w:r>
+          </w:p>
+          <w:p>
+            <w:pPr>
+              <w:jc w:val="both"/>
+              <w:rPr>
+                <w:sz w:val="28"/>
+                <w:szCs w:val="28"/>
+              </w:rPr>
+            </w:pPr>
+            <w:r>
+              <w:rPr>
+                <w:sz w:val="28"/>
+                <w:szCs w:val="28"/>
+              </w:rPr>
+              <w:t>Спроектировать функциональную структуру программного продукта</w:t>
+            </w:r>
+            <w:r>
+              <w:rPr>
+                <w:sz w:val="28"/>
+                <w:szCs w:val="28"/>
+              </w:rPr>
+              <w:t xml:space="preserve"> с учетом </w:t>
+            </w:r>
+            <w:r>
+              <w:rPr>
+                <w:sz w:val="28"/>
+                <w:szCs w:val="28"/>
+                <w:lang w:val="en-US"/>
+              </w:rPr>
+              <w:t>ML</w:t>
+            </w:r>
+            <w:r>
+              <w:rPr>
+                <w:sz w:val="28"/>
+                <w:szCs w:val="28"/>
+              </w:rPr>
+              <w:t>-модуля</w:t>
+            </w:r>
+          </w:p>
+        </w:tc>
+        <w:tc>
+          <w:tcPr>
+            <w:tcW w:w="2977" w:type="dxa"/>
+          </w:tcPr>
+          <w:p>
+            <w:pPr>
+              <w:jc w:val="both"/>
+              <w:rPr>
+                <w:sz w:val="28"/>
+                <w:szCs w:val="28"/>
+              </w:rPr>
+            </w:pPr>
+            <w:r>
+              <w:rPr>
+                <w:sz w:val="28"/>
+                <w:szCs w:val="28"/>
+              </w:rPr>
+              <w:t>Построение и документирование функциональной модели ПП в виде диаграмм вариантов использования (Use Case) и функциональных диаграмм</w:t>
+            </w:r>
+          </w:p>
+        </w:tc>
+        <w:tc>
+          <w:tcPr>
+            <w:tcW w:w="1275" w:type="dxa"/>
+          </w:tcPr>
+          <w:p>
+            <w:pPr>
+              <w:jc w:val="center"/>
+              <w:rPr>
+                <w:sz w:val="28"/>
+                <w:szCs w:val="28"/>
+              </w:rPr>
+            </w:pPr>
+            <w:r>
+              <w:rPr>
+                <w:sz w:val="28"/>
+                <w:szCs w:val="28"/>
+              </w:rPr>
+              <w:t>21.02.26 – 25.02.26</w:t>
+            </w:r>
+          </w:p>
+        </w:tc>
+        <w:tc>
+          <w:tcPr>
+            <w:tcW w:w="2835" w:type="dxa"/>
+            <w:vAlign w:val="center"/>
+          </w:tcPr>
+          <w:p>
+            <w:pPr>
+              <w:jc w:val="both"/>
+              <w:rPr>
+                <w:sz w:val="28"/>
+                <w:szCs w:val="28"/>
+              </w:rPr>
+            </w:pPr>
+            <w:r>
+              <w:rPr>
+                <w:sz w:val="28"/>
+                <w:szCs w:val="28"/>
+              </w:rPr>
+              <w:t>Разработана функциональная схема системы</w:t>
+            </w:r>
+            <w:r>
+              <w:rPr>
+                <w:sz w:val="28"/>
+                <w:szCs w:val="28"/>
+              </w:rPr>
+              <w:t xml:space="preserve"> с учетом </w:t>
+            </w:r>
+            <w:r>
+              <w:rPr>
+                <w:sz w:val="28"/>
+                <w:szCs w:val="28"/>
+                <w:lang w:val="en-US"/>
+              </w:rPr>
+              <w:t>ML</w:t>
+            </w:r>
+            <w:r>
+              <w:rPr>
+                <w:sz w:val="28"/>
+                <w:szCs w:val="28"/>
+              </w:rPr>
+              <w:t>-модуля</w:t>
+            </w:r>
+            <w:r>
+              <w:rPr>
+                <w:sz w:val="28"/>
+                <w:szCs w:val="28"/>
+              </w:rPr>
+              <w:t>, выделено не менее 3 основных автоматизированных функций</w:t>
+            </w:r>
+          </w:p>
+        </w:tc>
+      </w:tr>
+      <w:tr>
+        <w:tc>
+          <w:tcPr>
+            <w:tcW w:w="596" w:type="dxa"/>
+          </w:tcPr>
+          <w:p>
+            <w:pPr>
+              <w:pStyle w:val="a3"/>
+              <w:numPr>
+                <w:ilvl w:val="0"/>
+                <w:numId w:val="14"/>
+              </w:numPr>
+              <w:tabs>
+                <w:tab w:val="left" w:pos="851"/>
+              </w:tabs>
+              <w:spacing w:line="240" w:lineRule="auto"/>
+              <w:ind w:left="0" w:firstLine="0"/>
+              <w:jc w:val="center"/>
+              <w:rPr>
+                <w:sz w:val="28"/>
+                <w:szCs w:val="28"/>
+              </w:rPr>
+            </w:pPr>
+          </w:p>
+        </w:tc>
+        <w:tc>
+          <w:tcPr>
+            <w:tcW w:w="2694" w:type="dxa"/>
+          </w:tcPr>
+          <w:p>
+            <w:pPr>
+              <w:jc w:val="both"/>
+              <w:rPr>
+                <w:sz w:val="28"/>
+                <w:szCs w:val="28"/>
+              </w:rPr>
+            </w:pPr>
+            <w:r>
+              <w:rPr>
+                <w:sz w:val="28"/>
+                <w:szCs w:val="28"/>
+              </w:rPr>
+              <w:t xml:space="preserve">Задача </w:t>
+            </w:r>
+            <w:r>
+              <w:rPr>
+                <w:sz w:val="28"/>
+                <w:szCs w:val="28"/>
+              </w:rPr>
+              <w:t>4</w:t>
+            </w:r>
+            <w:r>
+              <w:rPr>
+                <w:sz w:val="28"/>
+                <w:szCs w:val="28"/>
+              </w:rPr>
+              <w:t>.</w:t>
+            </w:r>
+            <w:r>
+              <w:rPr>
+                <w:sz w:val="28"/>
+                <w:szCs w:val="28"/>
+              </w:rPr>
+              <w:t xml:space="preserve"> </w:t>
+            </w:r>
+          </w:p>
+          <w:p>
+            <w:pPr>
+              <w:jc w:val="both"/>
+              <w:rPr>
+                <w:sz w:val="28"/>
+                <w:szCs w:val="28"/>
+              </w:rPr>
+            </w:pPr>
+            <w:r>
+              <w:rPr>
+                <w:sz w:val="28"/>
+                <w:szCs w:val="28"/>
+              </w:rPr>
+              <w:t>Разработать для ML-модели систему признаков, описывающих карточки и контекст обучения.</w:t>
+            </w:r>
+          </w:p>
+        </w:tc>
+        <w:tc>
+          <w:tcPr>
+            <w:tcW w:w="2977" w:type="dxa"/>
+          </w:tcPr>
+          <w:p>
+            <w:pPr>
+              <w:jc w:val="both"/>
+              <w:rPr>
+                <w:sz w:val="28"/>
+                <w:szCs w:val="28"/>
+              </w:rPr>
+            </w:pPr>
+            <w:r>
+              <w:rPr>
+                <w:sz w:val="28"/>
+                <w:szCs w:val="28"/>
+              </w:rPr>
+              <w:t xml:space="preserve">Анализ психологических </w:t>
+            </w:r>
+            <w:r>
+              <w:rPr>
+                <w:sz w:val="28"/>
+                <w:szCs w:val="28"/>
+              </w:rPr>
+              <w:t>факторов, влияющих на забывание</w:t>
+            </w:r>
+            <w:r>
+              <w:rPr>
+                <w:sz w:val="28"/>
+                <w:szCs w:val="28"/>
+              </w:rPr>
+              <w:t xml:space="preserve"> (кривая забывания, циркадные ритмы). </w:t>
+            </w:r>
+            <w:r>
+              <w:rPr>
+                <w:sz w:val="28"/>
+                <w:szCs w:val="28"/>
+              </w:rPr>
+              <w:t xml:space="preserve">Формирование перечня признаков на основе анализа. Группировка признаков по категориям (характеристики карточки, контекстные факторы, исторические метрики, </w:t>
+            </w:r>
+            <w:r>
+              <w:rPr>
+                <w:sz w:val="28"/>
+                <w:szCs w:val="28"/>
+              </w:rPr>
+              <w:lastRenderedPageBreak/>
+              <w:t>семантические связи). Определение диапазонов значений и способов нормализации для каждого признака.</w:t>
+            </w:r>
+          </w:p>
+        </w:tc>
+        <w:tc>
+          <w:tcPr>
+            <w:tcW w:w="1275" w:type="dxa"/>
+          </w:tcPr>
+          <w:p>
+            <w:pPr>
+              <w:jc w:val="center"/>
+              <w:rPr>
+                <w:sz w:val="28"/>
+                <w:szCs w:val="28"/>
+              </w:rPr>
+            </w:pPr>
+            <w:r>
+              <w:rPr>
+                <w:sz w:val="28"/>
+                <w:szCs w:val="28"/>
+              </w:rPr>
+              <w:lastRenderedPageBreak/>
+              <w:t>26</w:t>
+            </w:r>
+            <w:r>
+              <w:rPr>
+                <w:sz w:val="28"/>
+                <w:szCs w:val="28"/>
+              </w:rPr>
+              <w:t>.0</w:t>
+            </w:r>
+            <w:r>
+              <w:rPr>
+                <w:sz w:val="28"/>
+                <w:szCs w:val="28"/>
+              </w:rPr>
+              <w:t>2</w:t>
+            </w:r>
+            <w:r>
+              <w:rPr>
+                <w:sz w:val="28"/>
+                <w:szCs w:val="28"/>
+              </w:rPr>
+              <w:t>.26 – 07.03.26</w:t>
+            </w:r>
+          </w:p>
+        </w:tc>
+        <w:tc>
+          <w:tcPr>
+            <w:tcW w:w="2835" w:type="dxa"/>
+            <w:vAlign w:val="center"/>
+          </w:tcPr>
+          <w:p>
+            <w:pPr>
+              <w:jc w:val="both"/>
+              <w:rPr>
+                <w:sz w:val="28"/>
+                <w:szCs w:val="28"/>
+              </w:rPr>
+            </w:pPr>
+            <w:r>
+              <w:rPr>
+                <w:sz w:val="28"/>
+                <w:szCs w:val="28"/>
+              </w:rPr>
+              <w:t>Определено 15+ признаков. Составлена таблица с описанием каждого признака, диапазоном значений и способом нормализации.</w:t>
+            </w:r>
+            <w:r>
+              <w:rPr>
+                <w:sz w:val="28"/>
+                <w:szCs w:val="28"/>
+              </w:rPr>
+              <w:t xml:space="preserve"> Признаки охватывают: характеристики карточки (тип вопроса, длина текста), контекстные факторы (время суток, усталость), исторические </w:t>
+            </w:r>
+            <w:r>
+              <w:rPr>
+                <w:sz w:val="28"/>
+                <w:szCs w:val="28"/>
+              </w:rPr>
+              <w:lastRenderedPageBreak/>
+              <w:t>метрики (процент успеха, серия успехов).</w:t>
+            </w:r>
+          </w:p>
+        </w:tc>
+      </w:tr>
+      <w:tr>
+        <w:tc>
+          <w:tcPr>
+            <w:tcW w:w="596" w:type="dxa"/>
+          </w:tcPr>
+          <w:p>
+            <w:pPr>
+              <w:pStyle w:val="a3"/>
+              <w:numPr>
+                <w:ilvl w:val="0"/>
+                <w:numId w:val="14"/>
+              </w:numPr>
+              <w:tabs>
+                <w:tab w:val="left" w:pos="851"/>
+              </w:tabs>
+              <w:spacing w:line="240" w:lineRule="auto"/>
+              <w:ind w:left="0" w:firstLine="0"/>
+              <w:jc w:val="center"/>
+              <w:rPr>
+                <w:sz w:val="28"/>
+                <w:szCs w:val="28"/>
+              </w:rPr>
+            </w:pPr>
+          </w:p>
+        </w:tc>
+        <w:tc>
+          <w:tcPr>
+            <w:tcW w:w="2694" w:type="dxa"/>
+          </w:tcPr>
+          <w:p>
+            <w:pPr>
+              <w:jc w:val="both"/>
+              <w:rPr>
+                <w:sz w:val="28"/>
+                <w:szCs w:val="28"/>
+              </w:rPr>
+            </w:pPr>
+            <w:r>
+              <w:rPr>
+                <w:sz w:val="28"/>
+                <w:szCs w:val="28"/>
+              </w:rPr>
+              <w:t xml:space="preserve">Задача </w:t>
+            </w:r>
+            <w:r>
+              <w:rPr>
+                <w:sz w:val="28"/>
+                <w:szCs w:val="28"/>
+              </w:rPr>
+              <w:t>5</w:t>
+            </w:r>
+            <w:r>
+              <w:rPr>
+                <w:sz w:val="28"/>
+                <w:szCs w:val="28"/>
+              </w:rPr>
+              <w:t xml:space="preserve">. </w:t>
+            </w:r>
+          </w:p>
+          <w:p>
+            <w:pPr>
+              <w:jc w:val="both"/>
+              <w:rPr>
+                <w:sz w:val="28"/>
+                <w:szCs w:val="28"/>
+              </w:rPr>
+            </w:pPr>
+            <w:r>
+              <w:rPr>
+                <w:sz w:val="28"/>
+                <w:szCs w:val="28"/>
+              </w:rPr>
+              <w:t>Спроектировать структуру логов (</w:t>
+            </w:r>
+            <w:proofErr w:type="spellStart"/>
+            <w:r>
+              <w:rPr>
+                <w:sz w:val="28"/>
+                <w:szCs w:val="28"/>
+              </w:rPr>
+              <w:t>ReviewLog</w:t>
+            </w:r>
+            <w:proofErr w:type="spellEnd"/>
+            <w:r>
+              <w:rPr>
+                <w:sz w:val="28"/>
+                <w:szCs w:val="28"/>
+              </w:rPr>
+              <w:t>) с учетом разработанной системы признаков и реализовать механизм сбора и хранения логов ответов пользователя</w:t>
+            </w:r>
+          </w:p>
+        </w:tc>
+        <w:tc>
+          <w:tcPr>
+            <w:tcW w:w="2977" w:type="dxa"/>
+          </w:tcPr>
+          <w:p>
+            <w:pPr>
+              <w:jc w:val="both"/>
+              <w:rPr>
+                <w:sz w:val="28"/>
+                <w:szCs w:val="28"/>
+              </w:rPr>
+            </w:pPr>
+            <w:r>
+              <w:rPr>
+                <w:sz w:val="28"/>
+                <w:szCs w:val="28"/>
+              </w:rPr>
+              <w:t xml:space="preserve">Построение </w:t>
+            </w:r>
+            <w:r>
+              <w:rPr>
+                <w:sz w:val="28"/>
+                <w:szCs w:val="28"/>
+                <w:lang w:val="en-US"/>
+              </w:rPr>
+              <w:t>ER</w:t>
+            </w:r>
+            <w:r>
+              <w:rPr>
+                <w:sz w:val="28"/>
+                <w:szCs w:val="28"/>
+              </w:rPr>
+              <w:t>-диаграммы</w:t>
+            </w:r>
+            <w:r>
+              <w:rPr>
+                <w:sz w:val="28"/>
+                <w:szCs w:val="28"/>
+              </w:rPr>
+              <w:t xml:space="preserve">, включающей </w:t>
+            </w:r>
+            <w:proofErr w:type="spellStart"/>
+            <w:r>
+              <w:rPr>
+                <w:sz w:val="28"/>
+                <w:szCs w:val="28"/>
+                <w:lang w:val="en-US"/>
+              </w:rPr>
+              <w:t>ReviewLog</w:t>
+            </w:r>
+            <w:proofErr w:type="spellEnd"/>
+            <w:r>
+              <w:rPr>
+                <w:sz w:val="28"/>
+                <w:szCs w:val="28"/>
+              </w:rPr>
+              <w:t>.</w:t>
+            </w:r>
+            <w:r>
+              <w:rPr>
+                <w:sz w:val="28"/>
+                <w:szCs w:val="28"/>
+              </w:rPr>
+              <w:t xml:space="preserve"> Реализация </w:t>
+            </w:r>
+            <w:proofErr w:type="spellStart"/>
+            <w:r>
+              <w:rPr>
+                <w:sz w:val="28"/>
+                <w:szCs w:val="28"/>
+              </w:rPr>
+              <w:t>ReviewLogRepository</w:t>
+            </w:r>
+            <w:proofErr w:type="spellEnd"/>
+            <w:r>
+              <w:rPr>
+                <w:sz w:val="28"/>
+                <w:szCs w:val="28"/>
+              </w:rPr>
+              <w:t>.</w:t>
+            </w:r>
+            <w:r>
+              <w:rPr>
+                <w:sz w:val="28"/>
+                <w:szCs w:val="28"/>
+              </w:rPr>
+              <w:t xml:space="preserve"> </w:t>
+            </w:r>
+            <w:r>
+              <w:rPr>
+                <w:sz w:val="28"/>
+                <w:szCs w:val="28"/>
+              </w:rPr>
+              <w:t>Добавление метода экспорта логов в CSV.</w:t>
+            </w:r>
+          </w:p>
+        </w:tc>
+        <w:tc>
+          <w:tcPr>
+            <w:tcW w:w="1275" w:type="dxa"/>
+          </w:tcPr>
+          <w:p>
+            <w:pPr>
+              <w:jc w:val="center"/>
+              <w:rPr>
+                <w:sz w:val="28"/>
+                <w:szCs w:val="28"/>
+              </w:rPr>
+            </w:pPr>
+            <w:r>
+              <w:rPr>
+                <w:sz w:val="28"/>
+                <w:szCs w:val="28"/>
+              </w:rPr>
+              <w:t>08.03.26 – 14.03.26</w:t>
+            </w:r>
+          </w:p>
+        </w:tc>
+        <w:tc>
+          <w:tcPr>
+            <w:tcW w:w="2835" w:type="dxa"/>
+            <w:vAlign w:val="center"/>
+          </w:tcPr>
+          <w:p>
+            <w:pPr>
+              <w:jc w:val="both"/>
+              <w:rPr>
+                <w:sz w:val="28"/>
+                <w:szCs w:val="28"/>
+              </w:rPr>
+            </w:pPr>
+            <w:r>
+              <w:rPr>
+                <w:sz w:val="28"/>
+                <w:szCs w:val="28"/>
+              </w:rPr>
+              <w:t xml:space="preserve">Разработана схема </w:t>
+            </w:r>
+            <w:proofErr w:type="spellStart"/>
+            <w:r>
+              <w:rPr>
+                <w:sz w:val="28"/>
+                <w:szCs w:val="28"/>
+              </w:rPr>
+              <w:t>ReviewLog</w:t>
+            </w:r>
+            <w:proofErr w:type="spellEnd"/>
+            <w:r>
+              <w:rPr>
+                <w:sz w:val="28"/>
+                <w:szCs w:val="28"/>
+              </w:rPr>
+              <w:t>.</w:t>
+            </w:r>
+            <w:r>
+              <w:rPr>
+                <w:sz w:val="28"/>
+                <w:szCs w:val="28"/>
+              </w:rPr>
+              <w:t xml:space="preserve"> </w:t>
+            </w:r>
+            <w:r>
+              <w:rPr>
+                <w:sz w:val="28"/>
+                <w:szCs w:val="28"/>
+              </w:rPr>
+              <w:t xml:space="preserve">Реализован </w:t>
+            </w:r>
+            <w:proofErr w:type="spellStart"/>
+            <w:r>
+              <w:rPr>
+                <w:sz w:val="28"/>
+                <w:szCs w:val="28"/>
+              </w:rPr>
+              <w:t>ReviewLogRepository</w:t>
+            </w:r>
+            <w:proofErr w:type="spellEnd"/>
+            <w:r>
+              <w:rPr>
+                <w:sz w:val="28"/>
+                <w:szCs w:val="28"/>
+              </w:rPr>
+              <w:t xml:space="preserve"> с CRUD-операциями. Логи сохраняются при каждом ответе пользователя. Реализован экспорт логов в CSV. Создана миграция БД для новой структуры </w:t>
+            </w:r>
+            <w:proofErr w:type="spellStart"/>
+            <w:r>
+              <w:rPr>
+                <w:sz w:val="28"/>
+                <w:szCs w:val="28"/>
+              </w:rPr>
+              <w:t>ReviewLog</w:t>
+            </w:r>
+            <w:proofErr w:type="spellEnd"/>
+            <w:r>
+              <w:rPr>
+                <w:sz w:val="28"/>
+                <w:szCs w:val="28"/>
+              </w:rPr>
+              <w:t>.</w:t>
+            </w:r>
+          </w:p>
+        </w:tc>
+      </w:tr>
+      <w:tr>
+        <w:tc>
+          <w:tcPr>
+            <w:tcW w:w="596" w:type="dxa"/>
+          </w:tcPr>
+          <w:p>
+            <w:pPr>
+              <w:pStyle w:val="a3"/>
+              <w:numPr>
+                <w:ilvl w:val="0"/>
+                <w:numId w:val="14"/>
+              </w:numPr>
+              <w:tabs>
+                <w:tab w:val="left" w:pos="851"/>
+              </w:tabs>
+              <w:spacing w:line="240" w:lineRule="auto"/>
+              <w:ind w:left="0" w:firstLine="0"/>
+              <w:jc w:val="center"/>
+              <w:rPr>
+                <w:sz w:val="28"/>
+                <w:szCs w:val="28"/>
+              </w:rPr>
+            </w:pPr>
+          </w:p>
+        </w:tc>
+        <w:tc>
+          <w:tcPr>
+            <w:tcW w:w="2694" w:type="dxa"/>
+          </w:tcPr>
+          <w:p>
+            <w:pPr>
+              <w:jc w:val="both"/>
+              <w:rPr>
+                <w:sz w:val="28"/>
+                <w:szCs w:val="28"/>
+              </w:rPr>
+            </w:pPr>
+            <w:r>
+              <w:rPr>
+                <w:sz w:val="28"/>
+                <w:szCs w:val="28"/>
+              </w:rPr>
+              <w:t xml:space="preserve">Задача </w:t>
+            </w:r>
+            <w:r>
+              <w:rPr>
+                <w:sz w:val="28"/>
+                <w:szCs w:val="28"/>
+              </w:rPr>
+              <w:t>6</w:t>
+            </w:r>
+            <w:r>
+              <w:rPr>
+                <w:sz w:val="28"/>
+                <w:szCs w:val="28"/>
+              </w:rPr>
+              <w:t xml:space="preserve">. </w:t>
+            </w:r>
+          </w:p>
+          <w:p>
+            <w:pPr>
+              <w:jc w:val="both"/>
+              <w:rPr>
+                <w:sz w:val="28"/>
+                <w:szCs w:val="28"/>
+              </w:rPr>
+            </w:pPr>
+            <w:r>
+              <w:rPr>
+                <w:sz w:val="28"/>
+                <w:szCs w:val="28"/>
+              </w:rPr>
+              <w:t>Сгенерировать синтетический датасет</w:t>
+            </w:r>
+            <w:r>
+              <w:rPr>
+                <w:sz w:val="28"/>
+                <w:szCs w:val="28"/>
+              </w:rPr>
+              <w:t xml:space="preserve"> на основе разработанной системы признаков</w:t>
+            </w:r>
+            <w:r>
+              <w:rPr>
+                <w:sz w:val="28"/>
+                <w:szCs w:val="28"/>
+              </w:rPr>
+              <w:t>, имитирующий поведение реального пользователя (2000+ записей)</w:t>
+            </w:r>
+          </w:p>
+        </w:tc>
+        <w:tc>
+          <w:tcPr>
+            <w:tcW w:w="2977" w:type="dxa"/>
+          </w:tcPr>
+          <w:p>
+            <w:pPr>
+              <w:jc w:val="both"/>
+              <w:rPr>
+                <w:sz w:val="28"/>
+                <w:szCs w:val="28"/>
+              </w:rPr>
+            </w:pPr>
+            <w:r>
+              <w:rPr>
+                <w:sz w:val="28"/>
+                <w:szCs w:val="28"/>
+              </w:rPr>
+              <w:t>Разработка генератора на Python, имитирующего поведение пользователя</w:t>
+            </w:r>
+          </w:p>
+        </w:tc>
+        <w:tc>
+          <w:tcPr>
+            <w:tcW w:w="1275" w:type="dxa"/>
+          </w:tcPr>
+          <w:p>
+            <w:pPr>
+              <w:jc w:val="center"/>
+              <w:rPr>
+                <w:sz w:val="28"/>
+                <w:szCs w:val="28"/>
+              </w:rPr>
+            </w:pPr>
+            <w:r>
+              <w:rPr>
+                <w:sz w:val="28"/>
+                <w:szCs w:val="28"/>
+              </w:rPr>
+              <w:t>15.03.26 – 25.03.26</w:t>
+            </w:r>
+          </w:p>
+        </w:tc>
+        <w:tc>
+          <w:tcPr>
+            <w:tcW w:w="2835" w:type="dxa"/>
+            <w:vAlign w:val="center"/>
+          </w:tcPr>
+          <w:p>
+            <w:pPr>
+              <w:jc w:val="both"/>
+              <w:rPr>
+                <w:sz w:val="28"/>
+                <w:szCs w:val="28"/>
+              </w:rPr>
+            </w:pPr>
+            <w:r>
+              <w:rPr>
+                <w:sz w:val="28"/>
+                <w:szCs w:val="28"/>
+              </w:rPr>
+              <w:t>Сгенерировано не менее 2000 записей, покрывающих разные сценарии обучения</w:t>
+            </w:r>
+          </w:p>
+        </w:tc>
+      </w:tr>
+      <w:tr>
+        <w:tc>
+          <w:tcPr>
+            <w:tcW w:w="596" w:type="dxa"/>
+          </w:tcPr>
+          <w:p>
+            <w:pPr>
+              <w:pStyle w:val="a3"/>
+              <w:numPr>
+                <w:ilvl w:val="0"/>
+                <w:numId w:val="14"/>
+              </w:numPr>
+              <w:tabs>
+                <w:tab w:val="left" w:pos="851"/>
+              </w:tabs>
+              <w:spacing w:line="240" w:lineRule="auto"/>
+              <w:ind w:left="0" w:firstLine="0"/>
+              <w:jc w:val="center"/>
+              <w:rPr>
+                <w:sz w:val="28"/>
+                <w:szCs w:val="28"/>
+              </w:rPr>
+            </w:pPr>
+          </w:p>
+        </w:tc>
+        <w:tc>
+          <w:tcPr>
+            <w:tcW w:w="2694" w:type="dxa"/>
+          </w:tcPr>
+          <w:p>
+            <w:pPr>
+              <w:jc w:val="both"/>
+              <w:rPr>
+                <w:sz w:val="28"/>
+                <w:szCs w:val="28"/>
+              </w:rPr>
+            </w:pPr>
+            <w:r>
+              <w:rPr>
+                <w:sz w:val="28"/>
+                <w:szCs w:val="28"/>
+              </w:rPr>
+              <w:t xml:space="preserve">Задача </w:t>
+            </w:r>
+            <w:r>
+              <w:rPr>
+                <w:sz w:val="28"/>
+                <w:szCs w:val="28"/>
+              </w:rPr>
+              <w:t>7</w:t>
+            </w:r>
+            <w:r>
+              <w:rPr>
+                <w:sz w:val="28"/>
+                <w:szCs w:val="28"/>
+              </w:rPr>
+              <w:t xml:space="preserve">. </w:t>
+            </w:r>
+          </w:p>
+          <w:p>
+            <w:pPr>
+              <w:jc w:val="both"/>
+              <w:rPr>
+                <w:sz w:val="28"/>
+                <w:szCs w:val="28"/>
+              </w:rPr>
+            </w:pPr>
+            <w:r>
+              <w:rPr>
+                <w:sz w:val="28"/>
+                <w:szCs w:val="28"/>
+              </w:rPr>
+              <w:t>Разработать и обучить ML-модель (</w:t>
+            </w:r>
+            <w:proofErr w:type="spellStart"/>
+            <w:r>
+              <w:rPr>
+                <w:sz w:val="28"/>
+                <w:szCs w:val="28"/>
+              </w:rPr>
+              <w:t>TensorFlow</w:t>
+            </w:r>
+            <w:proofErr w:type="spellEnd"/>
+            <w:r>
+              <w:rPr>
+                <w:sz w:val="28"/>
+                <w:szCs w:val="28"/>
+              </w:rPr>
+              <w:t>/</w:t>
+            </w:r>
+            <w:proofErr w:type="spellStart"/>
+            <w:r>
+              <w:rPr>
+                <w:sz w:val="28"/>
+                <w:szCs w:val="28"/>
+              </w:rPr>
+              <w:t>Keras</w:t>
+            </w:r>
+            <w:proofErr w:type="spellEnd"/>
+            <w:r>
+              <w:rPr>
+                <w:sz w:val="28"/>
+                <w:szCs w:val="28"/>
+              </w:rPr>
+              <w:t>) для предсказания оптимального интервала повторения</w:t>
+            </w:r>
+          </w:p>
+        </w:tc>
+        <w:tc>
+          <w:tcPr>
+            <w:tcW w:w="2977" w:type="dxa"/>
+          </w:tcPr>
+          <w:p>
+            <w:pPr>
+              <w:jc w:val="both"/>
+              <w:rPr>
+                <w:sz w:val="28"/>
+                <w:szCs w:val="28"/>
+              </w:rPr>
+            </w:pPr>
+            <w:r>
+              <w:rPr>
+                <w:sz w:val="28"/>
+                <w:szCs w:val="28"/>
+              </w:rPr>
+              <w:t xml:space="preserve">Создание нейросети на </w:t>
+            </w:r>
+            <w:proofErr w:type="spellStart"/>
+            <w:r>
+              <w:rPr>
+                <w:sz w:val="28"/>
+                <w:szCs w:val="28"/>
+              </w:rPr>
+              <w:t>Keras</w:t>
+            </w:r>
+            <w:proofErr w:type="spellEnd"/>
+            <w:r>
+              <w:rPr>
+                <w:sz w:val="28"/>
+                <w:szCs w:val="28"/>
+              </w:rPr>
+              <w:t>/</w:t>
+            </w:r>
+            <w:proofErr w:type="spellStart"/>
+            <w:r>
+              <w:rPr>
+                <w:sz w:val="28"/>
+                <w:szCs w:val="28"/>
+              </w:rPr>
+              <w:t>TensorFlow</w:t>
+            </w:r>
+            <w:proofErr w:type="spellEnd"/>
+          </w:p>
+        </w:tc>
+        <w:tc>
+          <w:tcPr>
+            <w:tcW w:w="1275" w:type="dxa"/>
+          </w:tcPr>
+          <w:p>
+            <w:pPr>
+              <w:jc w:val="center"/>
+              <w:rPr>
+                <w:sz w:val="28"/>
+                <w:szCs w:val="28"/>
+              </w:rPr>
+            </w:pPr>
+            <w:r>
+              <w:rPr>
+                <w:sz w:val="28"/>
+                <w:szCs w:val="28"/>
+              </w:rPr>
+              <w:t>26.03.26 – 05.04.26</w:t>
+            </w:r>
+          </w:p>
+        </w:tc>
+        <w:tc>
+          <w:tcPr>
+            <w:tcW w:w="2835" w:type="dxa"/>
+            <w:vAlign w:val="center"/>
+          </w:tcPr>
+          <w:p>
+            <w:pPr>
+              <w:jc w:val="both"/>
+              <w:rPr>
+                <w:sz w:val="28"/>
+                <w:szCs w:val="28"/>
+              </w:rPr>
+            </w:pPr>
+            <w:r>
+              <w:rPr>
+                <w:sz w:val="28"/>
+                <w:szCs w:val="28"/>
+              </w:rPr>
+              <w:t>Модель достигла MAE не более 0.15, точность предсказаний не менее 75%</w:t>
+            </w:r>
+          </w:p>
+        </w:tc>
+      </w:tr>
+      <w:tr>
+        <w:tc>
+          <w:tcPr>
+            <w:tcW w:w="596" w:type="dxa"/>
+          </w:tcPr>
+          <w:p>
+            <w:pPr>
+              <w:pStyle w:val="a3"/>
+              <w:numPr>
+                <w:ilvl w:val="0"/>
+                <w:numId w:val="14"/>
+              </w:numPr>
+              <w:tabs>
+                <w:tab w:val="left" w:pos="851"/>
+              </w:tabs>
+              <w:spacing w:line="240" w:lineRule="auto"/>
+              <w:ind w:left="0" w:firstLine="0"/>
+              <w:jc w:val="center"/>
+              <w:rPr>
+                <w:sz w:val="28"/>
+                <w:szCs w:val="28"/>
+              </w:rPr>
+            </w:pPr>
+          </w:p>
+        </w:tc>
+        <w:tc>
+          <w:tcPr>
+            <w:tcW w:w="2694" w:type="dxa"/>
+          </w:tcPr>
+          <w:p>
+            <w:pPr>
+              <w:jc w:val="both"/>
+              <w:rPr>
+                <w:sz w:val="28"/>
+                <w:szCs w:val="28"/>
+              </w:rPr>
+            </w:pPr>
+            <w:r>
+              <w:rPr>
+                <w:sz w:val="28"/>
+                <w:szCs w:val="28"/>
+              </w:rPr>
+              <w:t xml:space="preserve">Задача </w:t>
+            </w:r>
+            <w:r>
+              <w:rPr>
+                <w:sz w:val="28"/>
+                <w:szCs w:val="28"/>
+              </w:rPr>
+              <w:t>8</w:t>
+            </w:r>
+            <w:r>
+              <w:rPr>
+                <w:sz w:val="28"/>
+                <w:szCs w:val="28"/>
+              </w:rPr>
+              <w:t xml:space="preserve">. </w:t>
+            </w:r>
+          </w:p>
+          <w:p>
+            <w:pPr>
+              <w:jc w:val="both"/>
+              <w:rPr>
+                <w:sz w:val="28"/>
+                <w:szCs w:val="28"/>
+              </w:rPr>
+            </w:pPr>
+            <w:r>
+              <w:rPr>
+                <w:sz w:val="28"/>
+                <w:szCs w:val="28"/>
+              </w:rPr>
+              <w:t xml:space="preserve">Конвертировать обученную модель в </w:t>
+            </w:r>
+            <w:proofErr w:type="spellStart"/>
+            <w:r>
+              <w:rPr>
+                <w:sz w:val="28"/>
+                <w:szCs w:val="28"/>
+              </w:rPr>
+              <w:lastRenderedPageBreak/>
+              <w:t>TensorFlow</w:t>
+            </w:r>
+            <w:proofErr w:type="spellEnd"/>
+            <w:r>
+              <w:rPr>
+                <w:sz w:val="28"/>
+                <w:szCs w:val="28"/>
+              </w:rPr>
+              <w:t xml:space="preserve"> Lite и реализовать модуль загрузки в </w:t>
+            </w:r>
+            <w:proofErr w:type="spellStart"/>
+            <w:r>
+              <w:rPr>
+                <w:sz w:val="28"/>
+                <w:szCs w:val="28"/>
+              </w:rPr>
+              <w:t>Android</w:t>
+            </w:r>
+            <w:proofErr w:type="spellEnd"/>
+          </w:p>
+        </w:tc>
+        <w:tc>
+          <w:tcPr>
+            <w:tcW w:w="2977" w:type="dxa"/>
+          </w:tcPr>
+          <w:p>
+            <w:pPr>
+              <w:jc w:val="both"/>
+              <w:rPr>
+                <w:sz w:val="28"/>
+                <w:szCs w:val="28"/>
+              </w:rPr>
+            </w:pPr>
+            <w:r>
+              <w:rPr>
+                <w:sz w:val="28"/>
+                <w:szCs w:val="28"/>
+              </w:rPr>
+              <w:lastRenderedPageBreak/>
+              <w:t xml:space="preserve">Конвертация модели в </w:t>
+            </w:r>
+            <w:proofErr w:type="spellStart"/>
+            <w:r>
+              <w:rPr>
+                <w:sz w:val="28"/>
+                <w:szCs w:val="28"/>
+              </w:rPr>
+              <w:t>TensorFlow</w:t>
+            </w:r>
+            <w:proofErr w:type="spellEnd"/>
+            <w:r>
+              <w:rPr>
+                <w:sz w:val="28"/>
+                <w:szCs w:val="28"/>
+              </w:rPr>
+              <w:t xml:space="preserve"> Lite</w:t>
+            </w:r>
+          </w:p>
+        </w:tc>
+        <w:tc>
+          <w:tcPr>
+            <w:tcW w:w="1275" w:type="dxa"/>
+          </w:tcPr>
+          <w:p>
+            <w:pPr>
+              <w:jc w:val="center"/>
+              <w:rPr>
+                <w:sz w:val="28"/>
+                <w:szCs w:val="28"/>
+              </w:rPr>
+            </w:pPr>
+            <w:r>
+              <w:rPr>
+                <w:sz w:val="28"/>
+                <w:szCs w:val="28"/>
+              </w:rPr>
+              <w:t>06.04.26 – 10.04.26</w:t>
+            </w:r>
+          </w:p>
+        </w:tc>
+        <w:tc>
+          <w:tcPr>
+            <w:tcW w:w="2835" w:type="dxa"/>
+            <w:vAlign w:val="center"/>
+          </w:tcPr>
+          <w:p>
+            <w:pPr>
+              <w:jc w:val="both"/>
+              <w:rPr>
+                <w:sz w:val="28"/>
+                <w:szCs w:val="28"/>
+              </w:rPr>
+            </w:pPr>
+            <w:r>
+              <w:rPr>
+                <w:sz w:val="28"/>
+                <w:szCs w:val="28"/>
+              </w:rPr>
+              <w:t xml:space="preserve">Модель успешно конвертирована, </w:t>
+            </w:r>
+            <w:r>
+              <w:rPr>
+                <w:sz w:val="28"/>
+                <w:szCs w:val="28"/>
+              </w:rPr>
+              <w:lastRenderedPageBreak/>
+              <w:t>размер файла не более 5 МБ</w:t>
+            </w:r>
+          </w:p>
+        </w:tc>
+      </w:tr>
+      <w:tr>
+        <w:tc>
+          <w:tcPr>
+            <w:tcW w:w="596" w:type="dxa"/>
+          </w:tcPr>
+          <w:p>
+            <w:pPr>
+              <w:pStyle w:val="a3"/>
+              <w:numPr>
+                <w:ilvl w:val="0"/>
+                <w:numId w:val="14"/>
+              </w:numPr>
+              <w:tabs>
+                <w:tab w:val="left" w:pos="851"/>
+              </w:tabs>
+              <w:spacing w:line="240" w:lineRule="auto"/>
+              <w:ind w:left="0" w:firstLine="0"/>
+              <w:jc w:val="center"/>
+              <w:rPr>
+                <w:sz w:val="28"/>
+                <w:szCs w:val="28"/>
+              </w:rPr>
+            </w:pPr>
+          </w:p>
+        </w:tc>
+        <w:tc>
+          <w:tcPr>
+            <w:tcW w:w="2694" w:type="dxa"/>
+          </w:tcPr>
+          <w:p>
+            <w:pPr>
+              <w:jc w:val="both"/>
+              <w:rPr>
+                <w:sz w:val="28"/>
+                <w:szCs w:val="28"/>
+              </w:rPr>
+            </w:pPr>
+            <w:r>
+              <w:rPr>
+                <w:sz w:val="28"/>
+                <w:szCs w:val="28"/>
+              </w:rPr>
+              <w:t xml:space="preserve">Задача </w:t>
+            </w:r>
+            <w:r>
+              <w:rPr>
+                <w:sz w:val="28"/>
+                <w:szCs w:val="28"/>
+              </w:rPr>
+              <w:t>9</w:t>
+            </w:r>
+            <w:r>
+              <w:rPr>
+                <w:sz w:val="28"/>
+                <w:szCs w:val="28"/>
+              </w:rPr>
+              <w:t xml:space="preserve">. </w:t>
+            </w:r>
+          </w:p>
+          <w:p>
+            <w:pPr>
+              <w:jc w:val="both"/>
+              <w:rPr>
+                <w:sz w:val="28"/>
+                <w:szCs w:val="28"/>
+              </w:rPr>
+            </w:pPr>
+            <w:r>
+              <w:rPr>
+                <w:sz w:val="28"/>
+                <w:szCs w:val="28"/>
+              </w:rPr>
+              <w:t>Реализовать ML-калькулятор с логикой расчета интервалов</w:t>
+            </w:r>
+          </w:p>
+        </w:tc>
+        <w:tc>
+          <w:tcPr>
+            <w:tcW w:w="2977" w:type="dxa"/>
+          </w:tcPr>
+          <w:p>
+            <w:pPr>
+              <w:jc w:val="both"/>
+              <w:rPr>
+                <w:sz w:val="28"/>
+                <w:szCs w:val="28"/>
+              </w:rPr>
+            </w:pPr>
+            <w:r>
+              <w:rPr>
+                <w:sz w:val="28"/>
+                <w:szCs w:val="28"/>
+              </w:rPr>
+              <w:t xml:space="preserve">Разработка модуля </w:t>
+            </w:r>
+            <w:r>
+              <w:rPr>
+                <w:sz w:val="28"/>
+                <w:szCs w:val="28"/>
+                <w:lang w:val="en-US"/>
+              </w:rPr>
+              <w:t>ML</w:t>
+            </w:r>
+            <w:proofErr w:type="spellStart"/>
+            <w:r>
+              <w:rPr>
+                <w:sz w:val="28"/>
+                <w:szCs w:val="28"/>
+              </w:rPr>
+              <w:t>SpacedRepetitionCalcul</w:t>
+            </w:r>
+            <w:proofErr w:type="spellEnd"/>
+            <w:r>
+              <w:rPr>
+                <w:sz w:val="28"/>
+                <w:szCs w:val="28"/>
+              </w:rPr>
+              <w:t xml:space="preserve"> на </w:t>
+            </w:r>
+            <w:proofErr w:type="spellStart"/>
+            <w:r>
+              <w:rPr>
+                <w:sz w:val="28"/>
+                <w:szCs w:val="28"/>
+              </w:rPr>
+              <w:t>Kotlin</w:t>
+            </w:r>
+            <w:proofErr w:type="spellEnd"/>
+          </w:p>
+        </w:tc>
+        <w:tc>
+          <w:tcPr>
+            <w:tcW w:w="1275" w:type="dxa"/>
+          </w:tcPr>
+          <w:p>
+            <w:pPr>
+              <w:jc w:val="center"/>
+              <w:rPr>
+                <w:sz w:val="28"/>
+                <w:szCs w:val="28"/>
+              </w:rPr>
+            </w:pPr>
+            <w:r>
+              <w:rPr>
+                <w:sz w:val="28"/>
+                <w:szCs w:val="28"/>
+              </w:rPr>
+              <w:t>11.04.26 – 17.04.26</w:t>
+            </w:r>
+          </w:p>
+        </w:tc>
+        <w:tc>
+          <w:tcPr>
+            <w:tcW w:w="2835" w:type="dxa"/>
+            <w:vAlign w:val="center"/>
+          </w:tcPr>
+          <w:p>
+            <w:pPr>
+              <w:jc w:val="both"/>
+              <w:rPr>
+                <w:sz w:val="28"/>
+                <w:szCs w:val="28"/>
+              </w:rPr>
+            </w:pPr>
+            <w:r>
+              <w:rPr>
+                <w:sz w:val="28"/>
+                <w:szCs w:val="28"/>
+              </w:rPr>
+              <w:t xml:space="preserve">Реализован ML-калькулятор с мультипликативной логикой. Интервалы растут экспоненциально (при 5+ правильных ответах подряд рост не менее чем в 1.5x на шаг). Корректно работает </w:t>
+            </w:r>
+            <w:proofErr w:type="spellStart"/>
+            <w:r>
+              <w:rPr>
+                <w:sz w:val="28"/>
+                <w:szCs w:val="28"/>
+              </w:rPr>
+              <w:t>fallback</w:t>
+            </w:r>
+            <w:proofErr w:type="spellEnd"/>
+            <w:r>
+              <w:rPr>
+                <w:sz w:val="28"/>
+                <w:szCs w:val="28"/>
+              </w:rPr>
+              <w:t xml:space="preserve"> на SM-2 при низкой уверенности модели.</w:t>
+            </w:r>
+          </w:p>
+        </w:tc>
+      </w:tr>
+      <w:tr>
+        <w:tc>
+          <w:tcPr>
+            <w:tcW w:w="596" w:type="dxa"/>
+          </w:tcPr>
+          <w:p>
+            <w:pPr>
+              <w:pStyle w:val="a3"/>
+              <w:numPr>
+                <w:ilvl w:val="0"/>
+                <w:numId w:val="14"/>
+              </w:numPr>
+              <w:tabs>
+                <w:tab w:val="left" w:pos="851"/>
+              </w:tabs>
+              <w:spacing w:line="240" w:lineRule="auto"/>
+              <w:ind w:left="0" w:firstLine="0"/>
+              <w:jc w:val="center"/>
+              <w:rPr>
+                <w:sz w:val="28"/>
+                <w:szCs w:val="28"/>
+              </w:rPr>
+            </w:pPr>
+          </w:p>
+        </w:tc>
+        <w:tc>
+          <w:tcPr>
+            <w:tcW w:w="2694" w:type="dxa"/>
+          </w:tcPr>
+          <w:p>
+            <w:pPr>
+              <w:jc w:val="both"/>
+              <w:rPr>
+                <w:sz w:val="28"/>
+                <w:szCs w:val="28"/>
+              </w:rPr>
+            </w:pPr>
+            <w:r>
+              <w:rPr>
+                <w:sz w:val="28"/>
+                <w:szCs w:val="28"/>
+              </w:rPr>
+              <w:t>Задача 1</w:t>
+            </w:r>
+            <w:r>
+              <w:rPr>
+                <w:sz w:val="28"/>
+                <w:szCs w:val="28"/>
+              </w:rPr>
+              <w:t>0</w:t>
+            </w:r>
+            <w:r>
+              <w:rPr>
+                <w:sz w:val="28"/>
+                <w:szCs w:val="28"/>
+              </w:rPr>
+              <w:t xml:space="preserve">. </w:t>
+            </w:r>
+          </w:p>
+          <w:p>
+            <w:pPr>
+              <w:jc w:val="both"/>
+              <w:rPr>
+                <w:sz w:val="28"/>
+                <w:szCs w:val="28"/>
+              </w:rPr>
+            </w:pPr>
+            <w:r>
+              <w:rPr>
+                <w:sz w:val="28"/>
+                <w:szCs w:val="28"/>
+              </w:rPr>
+              <w:t>Реализовать два режима обучения с поддержкой ML (LONG_TERM и SHORT_TERM)</w:t>
+            </w:r>
+          </w:p>
+        </w:tc>
+        <w:tc>
+          <w:tcPr>
+            <w:tcW w:w="2977" w:type="dxa"/>
+          </w:tcPr>
+          <w:p>
+            <w:pPr>
+              <w:jc w:val="both"/>
+              <w:rPr>
+                <w:sz w:val="28"/>
+                <w:szCs w:val="28"/>
+              </w:rPr>
+            </w:pPr>
+            <w:r>
+              <w:rPr>
+                <w:sz w:val="28"/>
+                <w:szCs w:val="28"/>
+              </w:rPr>
+              <w:t>Модификация</w:t>
+            </w:r>
+            <w:r>
+              <w:rPr>
+                <w:sz w:val="28"/>
+                <w:szCs w:val="28"/>
+                <w:lang w:val="en-US"/>
+              </w:rPr>
+              <w:t xml:space="preserve"> </w:t>
+            </w:r>
+            <w:proofErr w:type="spellStart"/>
+            <w:r>
+              <w:rPr>
+                <w:sz w:val="28"/>
+                <w:szCs w:val="28"/>
+                <w:lang w:val="en-US"/>
+              </w:rPr>
+              <w:t>LearningMode</w:t>
+            </w:r>
+            <w:proofErr w:type="spellEnd"/>
+            <w:r>
+              <w:rPr>
+                <w:sz w:val="28"/>
+                <w:szCs w:val="28"/>
+                <w:lang w:val="en-US"/>
+              </w:rPr>
+              <w:t xml:space="preserve"> (LONG_TERM, SHORT_TERM). </w:t>
+            </w:r>
+            <w:r>
+              <w:rPr>
+                <w:sz w:val="28"/>
+                <w:szCs w:val="28"/>
+              </w:rPr>
+              <w:t>Настройка BASE_INTERVALS: 1 день / 0.042 дня (1 час). Настройка MAX_INTERVALS: 365 дней / 7 дней. Реализация корректного сброса интервала при ошибке для обоих режимов.</w:t>
+            </w:r>
+          </w:p>
+        </w:tc>
+        <w:tc>
+          <w:tcPr>
+            <w:tcW w:w="1275" w:type="dxa"/>
+          </w:tcPr>
+          <w:p>
+            <w:pPr>
+              <w:jc w:val="center"/>
+              <w:rPr>
+                <w:sz w:val="28"/>
+                <w:szCs w:val="28"/>
+              </w:rPr>
+            </w:pPr>
+            <w:r>
+              <w:rPr>
+                <w:sz w:val="28"/>
+                <w:szCs w:val="28"/>
+              </w:rPr>
+              <w:t>18</w:t>
+            </w:r>
+            <w:r>
+              <w:rPr>
+                <w:sz w:val="28"/>
+                <w:szCs w:val="28"/>
+              </w:rPr>
+              <w:t>.04.26 – 27.04.26</w:t>
+            </w:r>
+          </w:p>
+        </w:tc>
+        <w:tc>
+          <w:tcPr>
+            <w:tcW w:w="2835" w:type="dxa"/>
+            <w:vAlign w:val="center"/>
+          </w:tcPr>
+          <w:p>
+            <w:pPr>
+              <w:jc w:val="both"/>
+              <w:rPr>
+                <w:sz w:val="28"/>
+                <w:szCs w:val="28"/>
+              </w:rPr>
+            </w:pPr>
+            <w:r>
+              <w:rPr>
+                <w:sz w:val="28"/>
+                <w:szCs w:val="28"/>
+              </w:rPr>
+              <w:t>SHORT_TERM интервалы в часах, корректный сброс при ошибке</w:t>
+            </w:r>
+          </w:p>
+        </w:tc>
+      </w:tr>
+      <w:tr>
+        <w:tc>
+          <w:tcPr>
+            <w:tcW w:w="596" w:type="dxa"/>
+          </w:tcPr>
+          <w:p>
+            <w:pPr>
+              <w:pStyle w:val="a3"/>
+              <w:numPr>
+                <w:ilvl w:val="0"/>
+                <w:numId w:val="14"/>
+              </w:numPr>
+              <w:tabs>
+                <w:tab w:val="left" w:pos="851"/>
+              </w:tabs>
+              <w:spacing w:line="240" w:lineRule="auto"/>
+              <w:ind w:left="0" w:firstLine="0"/>
+              <w:jc w:val="center"/>
+              <w:rPr>
+                <w:sz w:val="28"/>
+                <w:szCs w:val="28"/>
+              </w:rPr>
+            </w:pPr>
+          </w:p>
+        </w:tc>
+        <w:tc>
+          <w:tcPr>
+            <w:tcW w:w="2694" w:type="dxa"/>
+          </w:tcPr>
+          <w:p>
+            <w:pPr>
+              <w:jc w:val="both"/>
+              <w:rPr>
+                <w:sz w:val="28"/>
+                <w:szCs w:val="28"/>
+              </w:rPr>
+            </w:pPr>
+            <w:r>
+              <w:rPr>
+                <w:sz w:val="28"/>
+                <w:szCs w:val="28"/>
+              </w:rPr>
+              <w:t>Задача 1</w:t>
+            </w:r>
+            <w:r>
+              <w:rPr>
+                <w:sz w:val="28"/>
+                <w:szCs w:val="28"/>
+              </w:rPr>
+              <w:t>1</w:t>
+            </w:r>
+            <w:r>
+              <w:rPr>
+                <w:sz w:val="28"/>
+                <w:szCs w:val="28"/>
+              </w:rPr>
+              <w:t xml:space="preserve">. </w:t>
+            </w:r>
+          </w:p>
+          <w:p>
+            <w:pPr>
+              <w:jc w:val="both"/>
+              <w:rPr>
+                <w:sz w:val="28"/>
+                <w:szCs w:val="28"/>
+              </w:rPr>
+            </w:pPr>
+            <w:r>
+              <w:rPr>
+                <w:sz w:val="28"/>
+                <w:szCs w:val="28"/>
+              </w:rPr>
+              <w:t>Разработать виртуального студента для симуляции обучения и тестирования</w:t>
+            </w:r>
+          </w:p>
+        </w:tc>
+        <w:tc>
+          <w:tcPr>
+            <w:tcW w:w="2977" w:type="dxa"/>
+          </w:tcPr>
+          <w:p>
+            <w:pPr>
+              <w:jc w:val="both"/>
+              <w:rPr>
+                <w:sz w:val="28"/>
+                <w:szCs w:val="28"/>
+              </w:rPr>
+            </w:pPr>
+            <w:r>
+              <w:rPr>
+                <w:sz w:val="28"/>
+                <w:szCs w:val="28"/>
+              </w:rPr>
+              <w:t xml:space="preserve">Математическое моделирование процесса запоминания, реализация класса </w:t>
+            </w:r>
+            <w:proofErr w:type="spellStart"/>
+            <w:r>
+              <w:rPr>
+                <w:sz w:val="28"/>
+                <w:szCs w:val="28"/>
+              </w:rPr>
+              <w:t>VirtualStudent</w:t>
+            </w:r>
+            <w:proofErr w:type="spellEnd"/>
+            <w:r>
+              <w:rPr>
+                <w:sz w:val="28"/>
+                <w:szCs w:val="28"/>
+              </w:rPr>
+              <w:t xml:space="preserve"> на </w:t>
+            </w:r>
+            <w:proofErr w:type="spellStart"/>
+            <w:r>
+              <w:rPr>
+                <w:sz w:val="28"/>
+                <w:szCs w:val="28"/>
+              </w:rPr>
+              <w:t>Kotlin</w:t>
+            </w:r>
+            <w:proofErr w:type="spellEnd"/>
+            <w:r>
+              <w:rPr>
+                <w:sz w:val="28"/>
+                <w:szCs w:val="28"/>
+              </w:rPr>
+              <w:t>.</w:t>
+            </w:r>
+          </w:p>
+        </w:tc>
+        <w:tc>
+          <w:tcPr>
+            <w:tcW w:w="1275" w:type="dxa"/>
+          </w:tcPr>
+          <w:p>
+            <w:pPr>
+              <w:jc w:val="center"/>
+              <w:rPr>
+                <w:sz w:val="28"/>
+                <w:szCs w:val="28"/>
+              </w:rPr>
+            </w:pPr>
+            <w:r>
+              <w:rPr>
+                <w:sz w:val="28"/>
+                <w:szCs w:val="28"/>
+              </w:rPr>
+              <w:t>28.04.26 – 04.05.26</w:t>
+            </w:r>
+          </w:p>
+        </w:tc>
+        <w:tc>
+          <w:tcPr>
+            <w:tcW w:w="2835" w:type="dxa"/>
+            <w:vAlign w:val="center"/>
+          </w:tcPr>
+          <w:p>
+            <w:pPr>
+              <w:jc w:val="both"/>
+              <w:rPr>
+                <w:sz w:val="28"/>
+                <w:szCs w:val="28"/>
+              </w:rPr>
+            </w:pPr>
+            <w:r>
+              <w:rPr>
+                <w:sz w:val="28"/>
+                <w:szCs w:val="28"/>
+              </w:rPr>
+              <w:t xml:space="preserve">Разработан виртуальный студент на </w:t>
+            </w:r>
+            <w:proofErr w:type="spellStart"/>
+            <w:r>
+              <w:rPr>
+                <w:sz w:val="28"/>
+                <w:szCs w:val="28"/>
+              </w:rPr>
+              <w:t>Kotlin</w:t>
+            </w:r>
+            <w:proofErr w:type="spellEnd"/>
+            <w:r>
+              <w:rPr>
+                <w:sz w:val="28"/>
+                <w:szCs w:val="28"/>
+              </w:rPr>
+              <w:t>. Модель учитывает 5+ факторов (кривая забывания, время суток, усталость, сложность, серия успехов). </w:t>
+            </w:r>
+          </w:p>
+        </w:tc>
+      </w:tr>
+      <w:tr>
+        <w:tc>
+          <w:tcPr>
+            <w:tcW w:w="596" w:type="dxa"/>
             <w:vAlign w:val="center"/>
           </w:tcPr>
           <w:p>
@@ -3532,215 +5618,162 @@
         <w:tc>
           <w:tcPr>
             <w:tcW w:w="2694" w:type="dxa"/>
-            <w:tcBorders>
-              <w:top w:val="single" w:sz="12" w:space="0" w:color="000000"/>
-              <w:left w:val="single" w:sz="4" w:space="0" w:color="000000"/>
-              <w:bottom w:val="single" w:sz="12" w:space="0" w:color="000000"/>
-              <w:right w:val="single" w:sz="4" w:space="0" w:color="000000"/>
-            </w:tcBorders>
           </w:tcPr>
           <w:p>
             <w:pPr>
-              <w:rPr>
-                <w:sz w:val="28"/>
-                <w:szCs w:val="28"/>
-              </w:rPr>
-            </w:pPr>
-            <w:r>
-              <w:rPr>
-                <w:sz w:val="28"/>
-                <w:szCs w:val="28"/>
-              </w:rPr>
-              <w:t>Задача 1.</w:t>
-            </w:r>
-            <w:r>
-              <w:rPr>
-                <w:sz w:val="28"/>
-                <w:szCs w:val="28"/>
-              </w:rPr>
-              <w:t xml:space="preserve"> Выполнить </w:t>
-            </w:r>
-            <w:r>
-              <w:rPr>
-                <w:sz w:val="28"/>
-                <w:szCs w:val="28"/>
-              </w:rPr>
-              <w:lastRenderedPageBreak/>
-              <w:t xml:space="preserve">сравнительный </w:t>
-            </w:r>
-            <w:r>
-              <w:rPr>
-                <w:sz w:val="28"/>
-                <w:szCs w:val="28"/>
-              </w:rPr>
-              <w:t>анализ существующих приложений, включающих интервальное повторение.</w:t>
+              <w:jc w:val="both"/>
+              <w:rPr>
+                <w:sz w:val="28"/>
+                <w:szCs w:val="28"/>
+              </w:rPr>
+            </w:pPr>
+            <w:r>
+              <w:rPr>
+                <w:sz w:val="28"/>
+                <w:szCs w:val="28"/>
+              </w:rPr>
+              <w:t>Задача 1</w:t>
+            </w:r>
+            <w:r>
+              <w:rPr>
+                <w:sz w:val="28"/>
+                <w:szCs w:val="28"/>
+              </w:rPr>
+              <w:t>2</w:t>
+            </w:r>
+            <w:r>
+              <w:rPr>
+                <w:sz w:val="28"/>
+                <w:szCs w:val="28"/>
+              </w:rPr>
+              <w:t xml:space="preserve">. </w:t>
+            </w:r>
+          </w:p>
+          <w:p>
+            <w:pPr>
+              <w:jc w:val="both"/>
+              <w:rPr>
+                <w:sz w:val="28"/>
+                <w:szCs w:val="28"/>
+              </w:rPr>
+            </w:pPr>
+            <w:r>
+              <w:rPr>
+                <w:sz w:val="28"/>
+                <w:szCs w:val="28"/>
+              </w:rPr>
+              <w:t>Выполнить тестирование ML-компонента</w:t>
             </w:r>
           </w:p>
         </w:tc>
         <w:tc>
           <w:tcPr>
             <w:tcW w:w="2977" w:type="dxa"/>
-            <w:tcBorders>
-              <w:top w:val="single" w:sz="12" w:space="0" w:color="000000"/>
-              <w:left w:val="single" w:sz="4" w:space="0" w:color="000000"/>
-              <w:bottom w:val="single" w:sz="12" w:space="0" w:color="000000"/>
-              <w:right w:val="single" w:sz="4" w:space="0" w:color="000000"/>
-            </w:tcBorders>
-            <w:vAlign w:val="center"/>
           </w:tcPr>
           <w:p>
             <w:pPr>
-              <w:rPr>
-                <w:sz w:val="28"/>
-                <w:szCs w:val="28"/>
-              </w:rPr>
-            </w:pPr>
-            <w:r>
-              <w:rPr>
-                <w:sz w:val="28"/>
-                <w:szCs w:val="28"/>
-              </w:rPr>
-              <w:lastRenderedPageBreak/>
-              <w:t xml:space="preserve">Сравнительный анализ, </w:t>
-            </w:r>
-            <w:r>
-              <w:rPr>
-                <w:sz w:val="28"/>
-                <w:szCs w:val="28"/>
-              </w:rPr>
-              <w:lastRenderedPageBreak/>
-              <w:t>классификация, метод экспертных оценок, анализ документации и научных публикаций</w:t>
+              <w:jc w:val="both"/>
+              <w:rPr>
+                <w:sz w:val="28"/>
+                <w:szCs w:val="28"/>
+              </w:rPr>
+            </w:pPr>
+            <w:r>
+              <w:rPr>
+                <w:sz w:val="28"/>
+                <w:szCs w:val="28"/>
+              </w:rPr>
+              <w:t>Модульное тестирование (</w:t>
+            </w:r>
+            <w:proofErr w:type="spellStart"/>
+            <w:r>
+              <w:rPr>
+                <w:sz w:val="28"/>
+                <w:szCs w:val="28"/>
+              </w:rPr>
+              <w:t>unit</w:t>
+            </w:r>
+            <w:proofErr w:type="spellEnd"/>
+            <w:r>
+              <w:rPr>
+                <w:sz w:val="28"/>
+                <w:szCs w:val="28"/>
+              </w:rPr>
+              <w:t xml:space="preserve"> </w:t>
+            </w:r>
+            <w:proofErr w:type="spellStart"/>
+            <w:r>
+              <w:rPr>
+                <w:sz w:val="28"/>
+                <w:szCs w:val="28"/>
+              </w:rPr>
+              <w:t>tests</w:t>
+            </w:r>
+            <w:proofErr w:type="spellEnd"/>
+            <w:r>
+              <w:rPr>
+                <w:sz w:val="28"/>
+                <w:szCs w:val="28"/>
+              </w:rPr>
+              <w:t>), функциональное тестирование, тестирование на контрольных примерах</w:t>
             </w:r>
           </w:p>
         </w:tc>
         <w:tc>
           <w:tcPr>
             <w:tcW w:w="1275" w:type="dxa"/>
-            <w:tcBorders>
-              <w:top w:val="single" w:sz="12" w:space="0" w:color="000000"/>
-              <w:left w:val="single" w:sz="4" w:space="0" w:color="000000"/>
-              <w:bottom w:val="single" w:sz="12" w:space="0" w:color="000000"/>
-              <w:right w:val="single" w:sz="4" w:space="0" w:color="000000"/>
-            </w:tcBorders>
-            <w:vAlign w:val="center"/>
           </w:tcPr>
           <w:p>
             <w:pPr>
-              <w:rPr>
-                <w:sz w:val="28"/>
-                <w:szCs w:val="28"/>
-              </w:rPr>
-            </w:pPr>
-            <w:r>
-              <w:rPr>
-                <w:sz w:val="28"/>
-                <w:szCs w:val="28"/>
-              </w:rPr>
-              <w:lastRenderedPageBreak/>
-              <w:t>2.02.26-14.02.26</w:t>
+              <w:jc w:val="center"/>
+              <w:rPr>
+                <w:sz w:val="28"/>
+                <w:szCs w:val="28"/>
+              </w:rPr>
+            </w:pPr>
+            <w:r>
+              <w:rPr>
+                <w:sz w:val="28"/>
+                <w:szCs w:val="28"/>
+              </w:rPr>
+              <w:t xml:space="preserve">05.05.26 – </w:t>
+            </w:r>
+            <w:r>
+              <w:rPr>
+                <w:sz w:val="28"/>
+                <w:szCs w:val="28"/>
+                <w:lang w:val="en-US"/>
+              </w:rPr>
+              <w:t>08</w:t>
+            </w:r>
+            <w:r>
+              <w:rPr>
+                <w:sz w:val="28"/>
+                <w:szCs w:val="28"/>
+              </w:rPr>
+              <w:t>.05.26</w:t>
             </w:r>
           </w:p>
         </w:tc>
         <w:tc>
           <w:tcPr>
             <w:tcW w:w="2835" w:type="dxa"/>
-            <w:tcBorders>
-              <w:top w:val="single" w:sz="12" w:space="0" w:color="000000"/>
-              <w:left w:val="single" w:sz="4" w:space="0" w:color="000000"/>
-              <w:bottom w:val="single" w:sz="12" w:space="0" w:color="000000"/>
-              <w:right w:val="single" w:sz="12" w:space="0" w:color="000000"/>
-            </w:tcBorders>
             <w:vAlign w:val="center"/>
           </w:tcPr>
           <w:p>
             <w:pPr>
-              <w:rPr>
-                <w:sz w:val="28"/>
-                <w:szCs w:val="28"/>
-              </w:rPr>
-            </w:pPr>
-            <w:r>
-              <w:rPr>
-                <w:sz w:val="28"/>
-                <w:szCs w:val="28"/>
-              </w:rPr>
-              <w:t xml:space="preserve">Проанализировано не менее 3 </w:t>
-            </w:r>
-            <w:r>
-              <w:rPr>
-                <w:sz w:val="28"/>
-                <w:szCs w:val="28"/>
-              </w:rPr>
-              <w:lastRenderedPageBreak/>
-              <w:t>существующих приложений (</w:t>
-            </w:r>
-            <w:r>
-              <w:rPr>
-                <w:sz w:val="28"/>
-                <w:szCs w:val="28"/>
-                <w:lang w:val="en-US"/>
-              </w:rPr>
-              <w:t>Anki</w:t>
-            </w:r>
-            <w:r>
-              <w:rPr>
-                <w:sz w:val="28"/>
-                <w:szCs w:val="28"/>
-              </w:rPr>
-              <w:t xml:space="preserve">, </w:t>
-            </w:r>
-            <w:r>
-              <w:rPr>
-                <w:sz w:val="28"/>
-                <w:szCs w:val="28"/>
-                <w:lang w:val="en-US"/>
-              </w:rPr>
-              <w:t>Quizlet</w:t>
-            </w:r>
-            <w:r>
-              <w:rPr>
-                <w:sz w:val="28"/>
-                <w:szCs w:val="28"/>
-              </w:rPr>
-              <w:t xml:space="preserve">, </w:t>
-            </w:r>
-            <w:r>
-              <w:rPr>
-                <w:sz w:val="28"/>
-                <w:szCs w:val="28"/>
-                <w:lang w:val="en-US"/>
-              </w:rPr>
-              <w:t>Duolingo</w:t>
-            </w:r>
-            <w:r>
-              <w:rPr>
-                <w:sz w:val="28"/>
-                <w:szCs w:val="28"/>
-              </w:rPr>
-              <w:t>), выявлен</w:t>
-            </w:r>
-            <w:r>
-              <w:rPr>
-                <w:sz w:val="28"/>
-                <w:szCs w:val="28"/>
-              </w:rPr>
-              <w:t xml:space="preserve">о не менее 3 недостатков существующих решений (отсутствие ML-персонализации, </w:t>
-            </w:r>
-            <w:proofErr w:type="spellStart"/>
-            <w:r>
-              <w:rPr>
-                <w:sz w:val="28"/>
-                <w:szCs w:val="28"/>
-              </w:rPr>
-              <w:t>неучёт</w:t>
-            </w:r>
-            <w:proofErr w:type="spellEnd"/>
-            <w:r>
-              <w:rPr>
-                <w:sz w:val="28"/>
-                <w:szCs w:val="28"/>
-              </w:rPr>
-              <w:t xml:space="preserve"> контекстных факторов, отсутствие сбора логов для дообучения, закрытость алгоритмов), и обоснована актуальность разработки собственного ML-модуля.</w:t>
+              <w:jc w:val="both"/>
+              <w:rPr>
+                <w:sz w:val="28"/>
+                <w:szCs w:val="28"/>
+              </w:rPr>
+            </w:pPr>
+            <w:r>
+              <w:rPr>
+                <w:sz w:val="28"/>
+                <w:szCs w:val="28"/>
+              </w:rPr>
+              <w:t>Доля успешно пройденных модульных тестов не менее 90%. Количество автоматизированных тестов не менее 10. Отсутствие критических ошибок</w:t>
             </w:r>
           </w:p>
         </w:tc>
@@ -3749,12 +5782,6 @@
         <w:tc>
           <w:tcPr>
             <w:tcW w:w="596" w:type="dxa"/>
-            <w:tcBorders>
-              <w:top w:val="single" w:sz="12" w:space="0" w:color="000000"/>
-              <w:left w:val="single" w:sz="12" w:space="0" w:color="000000"/>
-              <w:bottom w:val="single" w:sz="12" w:space="0" w:color="000000"/>
-              <w:right w:val="single" w:sz="4" w:space="0" w:color="000000"/>
-            </w:tcBorders>
             <w:vAlign w:val="center"/>
           </w:tcPr>
           <w:p>
@@ -3780,187 +5807,152 @@
         <w:tc>
           <w:tcPr>
             <w:tcW w:w="2694" w:type="dxa"/>
-            <w:tcBorders>
-              <w:top w:val="single" w:sz="12" w:space="0" w:color="000000"/>
-              <w:left w:val="single" w:sz="4" w:space="0" w:color="000000"/>
-              <w:bottom w:val="single" w:sz="12" w:space="0" w:color="000000"/>
-              <w:right w:val="single" w:sz="4" w:space="0" w:color="000000"/>
-            </w:tcBorders>
           </w:tcPr>
           <w:p>
             <w:pPr>
-              <w:rPr>
-                <w:sz w:val="28"/>
-                <w:szCs w:val="28"/>
-              </w:rPr>
-            </w:pPr>
-            <w:r>
-              <w:rPr>
-                <w:sz w:val="28"/>
-                <w:szCs w:val="28"/>
-              </w:rPr>
-              <w:t xml:space="preserve">Задача </w:t>
-            </w:r>
-            <w:r>
-              <w:rPr>
-                <w:sz w:val="28"/>
-                <w:szCs w:val="28"/>
-              </w:rPr>
-              <w:t>2</w:t>
-            </w:r>
-            <w:r>
-              <w:rPr>
-                <w:sz w:val="28"/>
-                <w:szCs w:val="28"/>
-              </w:rPr>
-              <w:t>. Определить функциональные и нефункциональные требования</w:t>
+              <w:jc w:val="both"/>
+              <w:rPr>
+                <w:sz w:val="28"/>
+                <w:szCs w:val="28"/>
+              </w:rPr>
+            </w:pPr>
+            <w:r>
+              <w:rPr>
+                <w:sz w:val="28"/>
+                <w:szCs w:val="28"/>
+              </w:rPr>
+              <w:t>Задача 1</w:t>
+            </w:r>
+            <w:r>
+              <w:rPr>
+                <w:sz w:val="28"/>
+                <w:szCs w:val="28"/>
+              </w:rPr>
+              <w:t>3</w:t>
+            </w:r>
+            <w:r>
+              <w:rPr>
+                <w:sz w:val="28"/>
+                <w:szCs w:val="28"/>
+              </w:rPr>
+              <w:t xml:space="preserve">. </w:t>
+            </w:r>
+          </w:p>
+          <w:p>
+            <w:pPr>
+              <w:jc w:val="both"/>
+              <w:rPr>
+                <w:sz w:val="28"/>
+                <w:szCs w:val="28"/>
+              </w:rPr>
+            </w:pPr>
+            <w:r>
+              <w:rPr>
+                <w:sz w:val="28"/>
+                <w:szCs w:val="28"/>
+              </w:rPr>
+              <w:t>Провести сравнительный анализ эффективности ML-модели и классического SM-2</w:t>
             </w:r>
           </w:p>
         </w:tc>
         <w:tc>
           <w:tcPr>
             <w:tcW w:w="2977" w:type="dxa"/>
-            <w:tcBorders>
-              <w:top w:val="single" w:sz="12" w:space="0" w:color="000000"/>
-              <w:left w:val="single" w:sz="4" w:space="0" w:color="000000"/>
-              <w:bottom w:val="single" w:sz="12" w:space="0" w:color="000000"/>
-              <w:right w:val="single" w:sz="4" w:space="0" w:color="000000"/>
-            </w:tcBorders>
-            <w:vAlign w:val="center"/>
           </w:tcPr>
           <w:p>
             <w:pPr>
-              <w:rPr>
-                <w:sz w:val="28"/>
-                <w:szCs w:val="28"/>
-              </w:rPr>
-            </w:pPr>
-            <w:r>
-              <w:rPr>
-                <w:sz w:val="28"/>
-                <w:szCs w:val="28"/>
-              </w:rPr>
-              <w:t>Анализ пользовательских сценариев</w:t>
+              <w:jc w:val="both"/>
+              <w:rPr>
+                <w:sz w:val="28"/>
+                <w:szCs w:val="28"/>
+              </w:rPr>
+            </w:pPr>
+            <w:r>
+              <w:rPr>
+                <w:sz w:val="28"/>
+                <w:szCs w:val="28"/>
+              </w:rPr>
+              <w:t>Проведение 3 экспериментов (хороший, средний, слабый студент) по 120 дней. Сбор метрик: выученные карточки, средний интервал, точность предсказаний студента, MAE модели. Построение графиков.</w:t>
             </w:r>
           </w:p>
         </w:tc>
         <w:tc>
           <w:tcPr>
             <w:tcW w:w="1275" w:type="dxa"/>
-            <w:tcBorders>
-              <w:top w:val="single" w:sz="12" w:space="0" w:color="000000"/>
-              <w:left w:val="single" w:sz="4" w:space="0" w:color="000000"/>
-              <w:bottom w:val="single" w:sz="12" w:space="0" w:color="000000"/>
-              <w:right w:val="single" w:sz="4" w:space="0" w:color="000000"/>
-            </w:tcBorders>
-            <w:vAlign w:val="center"/>
           </w:tcPr>
           <w:p>
             <w:pPr>
-              <w:rPr>
-                <w:sz w:val="28"/>
-                <w:szCs w:val="28"/>
-              </w:rPr>
-            </w:pPr>
-            <w:r>
-              <w:rPr>
-                <w:sz w:val="28"/>
-                <w:szCs w:val="28"/>
-              </w:rPr>
-              <w:t>14</w:t>
-            </w:r>
-            <w:r>
-              <w:rPr>
-                <w:sz w:val="28"/>
-                <w:szCs w:val="28"/>
-              </w:rPr>
-              <w:t>.02.26 – 2</w:t>
-            </w:r>
-            <w:r>
-              <w:rPr>
-                <w:sz w:val="28"/>
-                <w:szCs w:val="28"/>
-              </w:rPr>
-              <w:t>0</w:t>
-            </w:r>
-            <w:r>
-              <w:rPr>
-                <w:sz w:val="28"/>
-                <w:szCs w:val="28"/>
-              </w:rPr>
-              <w:t>.02.26</w:t>
+              <w:jc w:val="center"/>
+              <w:rPr>
+                <w:sz w:val="28"/>
+                <w:szCs w:val="28"/>
+              </w:rPr>
+            </w:pPr>
+            <w:r>
+              <w:rPr>
+                <w:sz w:val="28"/>
+                <w:szCs w:val="28"/>
+                <w:lang w:val="en-US"/>
+              </w:rPr>
+              <w:t>09</w:t>
+            </w:r>
+            <w:r>
+              <w:rPr>
+                <w:sz w:val="28"/>
+                <w:szCs w:val="28"/>
+              </w:rPr>
+              <w:t>.05.26 – 1</w:t>
+            </w:r>
+            <w:r>
+              <w:rPr>
+                <w:sz w:val="28"/>
+                <w:szCs w:val="28"/>
+                <w:lang w:val="en-US"/>
+              </w:rPr>
+              <w:t>1</w:t>
+            </w:r>
+            <w:r>
+              <w:rPr>
+                <w:sz w:val="28"/>
+                <w:szCs w:val="28"/>
+              </w:rPr>
+              <w:t>.05.26</w:t>
             </w:r>
           </w:p>
         </w:tc>
         <w:tc>
           <w:tcPr>
             <w:tcW w:w="2835" w:type="dxa"/>
-            <w:tcBorders>
-              <w:top w:val="single" w:sz="12" w:space="0" w:color="000000"/>
-              <w:left w:val="single" w:sz="4" w:space="0" w:color="000000"/>
-              <w:bottom w:val="single" w:sz="12" w:space="0" w:color="000000"/>
-              <w:right w:val="single" w:sz="12" w:space="0" w:color="000000"/>
-            </w:tcBorders>
             <w:vAlign w:val="center"/>
           </w:tcPr>
           <w:p>
             <w:pPr>
-              <w:rPr>
-                <w:sz w:val="28"/>
-                <w:szCs w:val="28"/>
-              </w:rPr>
-            </w:pPr>
-            <w:r>
-              <w:rPr>
-                <w:sz w:val="28"/>
-                <w:szCs w:val="28"/>
-              </w:rPr>
-              <w:t xml:space="preserve">Сформулировано не менее </w:t>
-            </w:r>
-            <w:r>
-              <w:rPr>
-                <w:sz w:val="28"/>
-                <w:szCs w:val="28"/>
-              </w:rPr>
-              <w:t xml:space="preserve">5 </w:t>
-            </w:r>
-            <w:r>
-              <w:rPr>
-                <w:sz w:val="28"/>
-                <w:szCs w:val="28"/>
-              </w:rPr>
-              <w:t xml:space="preserve">функциональных требований (поддержка двух режимов обучения, предсказание </w:t>
-            </w:r>
-            <w:r>
-              <w:rPr>
-                <w:sz w:val="28"/>
-                <w:szCs w:val="28"/>
-                <w:lang w:val="en-US"/>
-              </w:rPr>
-              <w:t>ML</w:t>
-            </w:r>
-            <w:r>
-              <w:rPr>
-                <w:sz w:val="28"/>
-                <w:szCs w:val="28"/>
-              </w:rPr>
-              <w:t xml:space="preserve">-модели, учет контекстных факторов и </w:t>
-            </w:r>
-            <w:proofErr w:type="spellStart"/>
-            <w:r>
-              <w:rPr>
-                <w:sz w:val="28"/>
-                <w:szCs w:val="28"/>
-              </w:rPr>
-              <w:t>тд</w:t>
-            </w:r>
-            <w:proofErr w:type="spellEnd"/>
-            <w:r>
-              <w:rPr>
-                <w:sz w:val="28"/>
-                <w:szCs w:val="28"/>
-              </w:rPr>
-              <w:t>) и не менее 5 нефункциональных.</w:t>
+              <w:jc w:val="both"/>
+              <w:rPr>
+                <w:sz w:val="28"/>
+                <w:szCs w:val="28"/>
+              </w:rPr>
+            </w:pPr>
+            <w:r>
+              <w:rPr>
+                <w:sz w:val="28"/>
+                <w:szCs w:val="28"/>
+              </w:rPr>
+              <w:t xml:space="preserve">Проведено не менее 3 экспериментов (для разных типов студентов). ML-модель показывает улучшение на 20-40% по сравнению со SM-2 (выученные карточки: 80% </w:t>
+            </w:r>
+            <w:r>
+              <w:rPr>
+                <w:sz w:val="28"/>
+                <w:szCs w:val="28"/>
+              </w:rPr>
+              <w:t>против</w:t>
+            </w:r>
+            <w:r>
+              <w:rPr>
+                <w:sz w:val="28"/>
+                <w:szCs w:val="28"/>
+              </w:rPr>
+              <w:t xml:space="preserve"> 60% для среднего студента). Получены графики роста интервалов. Составлен итоговый отчёт с выводами о преимуществах ML-подхода.</w:t>
             </w:r>
           </w:p>
         </w:tc>
@@ -3969,12 +5961,6 @@
         <w:tc>
           <w:tcPr>
             <w:tcW w:w="596" w:type="dxa"/>
-            <w:tcBorders>
-              <w:top w:val="single" w:sz="12" w:space="0" w:color="000000"/>
-              <w:left w:val="single" w:sz="12" w:space="0" w:color="000000"/>
-              <w:bottom w:val="single" w:sz="12" w:space="0" w:color="000000"/>
-              <w:right w:val="single" w:sz="4" w:space="0" w:color="000000"/>
-            </w:tcBorders>
             <w:vAlign w:val="center"/>
           </w:tcPr>
           <w:p>
@@ -4000,2476 +5986,134 @@
         <w:tc>
           <w:tcPr>
             <w:tcW w:w="2694" w:type="dxa"/>
-            <w:tcBorders>
-              <w:top w:val="single" w:sz="12" w:space="0" w:color="000000"/>
-              <w:left w:val="single" w:sz="4" w:space="0" w:color="000000"/>
-              <w:bottom w:val="single" w:sz="12" w:space="0" w:color="000000"/>
-              <w:right w:val="single" w:sz="4" w:space="0" w:color="000000"/>
-            </w:tcBorders>
           </w:tcPr>
           <w:p>
             <w:pPr>
-              <w:rPr>
-                <w:sz w:val="28"/>
-                <w:szCs w:val="28"/>
-              </w:rPr>
-            </w:pPr>
-            <w:r>
-              <w:rPr>
-                <w:sz w:val="28"/>
-                <w:szCs w:val="28"/>
-              </w:rPr>
-              <w:t xml:space="preserve">Задача </w:t>
-            </w:r>
-            <w:r>
-              <w:rPr>
-                <w:sz w:val="28"/>
-                <w:szCs w:val="28"/>
-              </w:rPr>
-              <w:t>3</w:t>
-            </w:r>
-            <w:r>
-              <w:rPr>
-                <w:sz w:val="28"/>
-                <w:szCs w:val="28"/>
-              </w:rPr>
-              <w:t>. Спроектировать функциональную структуру программного продукта</w:t>
-            </w:r>
-            <w:r>
-              <w:rPr>
-                <w:sz w:val="28"/>
-                <w:szCs w:val="28"/>
-              </w:rPr>
-              <w:t xml:space="preserve"> с учетом </w:t>
-            </w:r>
-            <w:r>
-              <w:rPr>
-                <w:sz w:val="28"/>
-                <w:szCs w:val="28"/>
-                <w:lang w:val="en-US"/>
-              </w:rPr>
-              <w:t>ML</w:t>
-            </w:r>
-            <w:r>
-              <w:rPr>
-                <w:sz w:val="28"/>
-                <w:szCs w:val="28"/>
-              </w:rPr>
-              <w:t>-модуля</w:t>
+              <w:jc w:val="both"/>
+              <w:rPr>
+                <w:sz w:val="28"/>
+                <w:szCs w:val="28"/>
+              </w:rPr>
+            </w:pPr>
+            <w:r>
+              <w:rPr>
+                <w:sz w:val="28"/>
+                <w:szCs w:val="28"/>
+              </w:rPr>
+              <w:t>Задача 1</w:t>
+            </w:r>
+            <w:r>
+              <w:rPr>
+                <w:sz w:val="28"/>
+                <w:szCs w:val="28"/>
+              </w:rPr>
+              <w:t>4</w:t>
+            </w:r>
+            <w:r>
+              <w:rPr>
+                <w:sz w:val="28"/>
+                <w:szCs w:val="28"/>
+              </w:rPr>
+              <w:t xml:space="preserve">. </w:t>
+            </w:r>
+          </w:p>
+          <w:p>
+            <w:pPr>
+              <w:jc w:val="both"/>
+              <w:rPr>
+                <w:sz w:val="28"/>
+                <w:szCs w:val="28"/>
+              </w:rPr>
+            </w:pPr>
+            <w:r>
+              <w:rPr>
+                <w:sz w:val="28"/>
+                <w:szCs w:val="28"/>
+              </w:rPr>
+              <w:t>Подготовить материалы к защите курсового проекта</w:t>
             </w:r>
           </w:p>
         </w:tc>
         <w:tc>
           <w:tcPr>
             <w:tcW w:w="2977" w:type="dxa"/>
-            <w:tcBorders>
-              <w:top w:val="single" w:sz="12" w:space="0" w:color="000000"/>
-              <w:left w:val="single" w:sz="4" w:space="0" w:color="000000"/>
-              <w:bottom w:val="single" w:sz="12" w:space="0" w:color="000000"/>
-              <w:right w:val="single" w:sz="4" w:space="0" w:color="000000"/>
-            </w:tcBorders>
-            <w:vAlign w:val="center"/>
           </w:tcPr>
           <w:p>
             <w:pPr>
-              <w:rPr>
-                <w:sz w:val="28"/>
-                <w:szCs w:val="28"/>
-              </w:rPr>
-            </w:pPr>
-            <w:r>
-              <w:rPr>
-                <w:sz w:val="28"/>
-                <w:szCs w:val="28"/>
-              </w:rPr>
-              <w:t>Построение и документирование функциональной модели ПП в виде диаграмм вариантов использования (</w:t>
-            </w:r>
-            <w:proofErr w:type="spellStart"/>
-            <w:r>
-              <w:rPr>
-                <w:sz w:val="28"/>
-                <w:szCs w:val="28"/>
-              </w:rPr>
-              <w:t>Use</w:t>
-            </w:r>
-            <w:proofErr w:type="spellEnd"/>
-            <w:r>
-              <w:rPr>
-                <w:sz w:val="28"/>
-                <w:szCs w:val="28"/>
-              </w:rPr>
-              <w:t xml:space="preserve"> Case) и функциональных диаграмм</w:t>
+              <w:jc w:val="both"/>
+              <w:rPr>
+                <w:sz w:val="28"/>
+                <w:szCs w:val="28"/>
+              </w:rPr>
+            </w:pPr>
+            <w:r>
+              <w:rPr>
+                <w:sz w:val="28"/>
+                <w:szCs w:val="28"/>
+              </w:rPr>
+              <w:t>Написание доклада и создание презентации для демонстрации результатов работы</w:t>
             </w:r>
           </w:p>
         </w:tc>
         <w:tc>
           <w:tcPr>
             <w:tcW w:w="1275" w:type="dxa"/>
-            <w:tcBorders>
-              <w:top w:val="single" w:sz="12" w:space="0" w:color="000000"/>
-              <w:left w:val="single" w:sz="4" w:space="0" w:color="000000"/>
-              <w:bottom w:val="single" w:sz="12" w:space="0" w:color="000000"/>
-              <w:right w:val="single" w:sz="4" w:space="0" w:color="000000"/>
-            </w:tcBorders>
-            <w:vAlign w:val="center"/>
           </w:tcPr>
           <w:p>
             <w:pPr>
-              <w:rPr>
-                <w:sz w:val="28"/>
-                <w:szCs w:val="28"/>
-              </w:rPr>
-            </w:pPr>
-            <w:r>
-              <w:rPr>
-                <w:sz w:val="28"/>
-                <w:szCs w:val="28"/>
-              </w:rPr>
-              <w:t>21.02.26 – 25.02.26</w:t>
+              <w:jc w:val="center"/>
+              <w:rPr>
+                <w:sz w:val="28"/>
+                <w:szCs w:val="28"/>
+              </w:rPr>
+            </w:pPr>
+            <w:r>
+              <w:rPr>
+                <w:sz w:val="28"/>
+                <w:szCs w:val="28"/>
+              </w:rPr>
+              <w:t>1</w:t>
+            </w:r>
+            <w:r>
+              <w:rPr>
+                <w:sz w:val="28"/>
+                <w:szCs w:val="28"/>
+                <w:lang w:val="en-US"/>
+              </w:rPr>
+              <w:t>2</w:t>
+            </w:r>
+            <w:r>
+              <w:rPr>
+                <w:sz w:val="28"/>
+                <w:szCs w:val="28"/>
+              </w:rPr>
+              <w:t xml:space="preserve">.05.26 – </w:t>
+            </w:r>
+            <w:r>
+              <w:rPr>
+                <w:sz w:val="28"/>
+                <w:szCs w:val="28"/>
+                <w:lang w:val="en-US"/>
+              </w:rPr>
+              <w:t>15</w:t>
+            </w:r>
+            <w:r>
+              <w:rPr>
+                <w:sz w:val="28"/>
+                <w:szCs w:val="28"/>
+              </w:rPr>
+              <w:t>.05.26</w:t>
             </w:r>
           </w:p>
         </w:tc>
         <w:tc>
           <w:tcPr>
             <w:tcW w:w="2835" w:type="dxa"/>
-            <w:tcBorders>
-              <w:top w:val="single" w:sz="12" w:space="0" w:color="000000"/>
-              <w:left w:val="single" w:sz="4" w:space="0" w:color="000000"/>
-              <w:bottom w:val="single" w:sz="12" w:space="0" w:color="000000"/>
-              <w:right w:val="single" w:sz="12" w:space="0" w:color="000000"/>
-            </w:tcBorders>
             <w:vAlign w:val="center"/>
           </w:tcPr>
           <w:p>
             <w:pPr>
-              <w:rPr>
-                <w:sz w:val="28"/>
-                <w:szCs w:val="28"/>
-              </w:rPr>
-            </w:pPr>
-            <w:r>
-              <w:rPr>
-                <w:sz w:val="28"/>
-                <w:szCs w:val="28"/>
-              </w:rPr>
-              <w:t>Разработана функциональная схема системы</w:t>
-            </w:r>
-            <w:r>
-              <w:rPr>
-                <w:sz w:val="28"/>
-                <w:szCs w:val="28"/>
-              </w:rPr>
-              <w:t xml:space="preserve"> с учетом </w:t>
-            </w:r>
-            <w:r>
-              <w:rPr>
-                <w:sz w:val="28"/>
-                <w:szCs w:val="28"/>
-                <w:lang w:val="en-US"/>
-              </w:rPr>
-              <w:t>ML</w:t>
-            </w:r>
-            <w:r>
-              <w:rPr>
-                <w:sz w:val="28"/>
-                <w:szCs w:val="28"/>
-              </w:rPr>
-              <w:t>-модуля</w:t>
-            </w:r>
-            <w:r>
-              <w:rPr>
-                <w:sz w:val="28"/>
-                <w:szCs w:val="28"/>
-              </w:rPr>
-              <w:t>, выделено не менее 3 основных автоматизированных функций</w:t>
-            </w:r>
-          </w:p>
-        </w:tc>
-      </w:tr>
-      <w:tr>
-        <w:tc>
-          <w:tcPr>
-            <w:tcW w:w="596" w:type="dxa"/>
-            <w:tcBorders>
-              <w:top w:val="single" w:sz="12" w:space="0" w:color="000000"/>
-              <w:left w:val="single" w:sz="12" w:space="0" w:color="000000"/>
-              <w:bottom w:val="single" w:sz="12" w:space="0" w:color="000000"/>
-              <w:right w:val="single" w:sz="4" w:space="0" w:color="000000"/>
-            </w:tcBorders>
-            <w:vAlign w:val="center"/>
-          </w:tcPr>
-          <w:p>
-            <w:pPr>
-              <w:pStyle w:val="a3"/>
-              <w:numPr>
-                <w:ilvl w:val="0"/>
-                <w:numId w:val="14"/>
-              </w:numPr>
-              <w:tabs>
-                <w:tab w:val="left" w:pos="851"/>
-              </w:tabs>
-              <w:spacing w:line="240" w:lineRule="auto"/>
-              <w:ind w:left="0" w:firstLine="0"/>
               <w:jc w:val="both"/>
-              <w:rPr>
-                <w:sz w:val="28"/>
-                <w:szCs w:val="28"/>
-              </w:rPr>
-            </w:pPr>
-          </w:p>
-        </w:tc>
-        <w:tc>
-          <w:tcPr>
-            <w:tcW w:w="2694" w:type="dxa"/>
-            <w:tcBorders>
-              <w:top w:val="single" w:sz="12" w:space="0" w:color="000000"/>
-              <w:left w:val="single" w:sz="4" w:space="0" w:color="000000"/>
-              <w:bottom w:val="single" w:sz="12" w:space="0" w:color="000000"/>
-              <w:right w:val="single" w:sz="4" w:space="0" w:color="000000"/>
-            </w:tcBorders>
-          </w:tcPr>
-          <w:p>
-            <w:pPr>
-              <w:rPr>
-                <w:sz w:val="28"/>
-                <w:szCs w:val="28"/>
-              </w:rPr>
-            </w:pPr>
-            <w:r>
-              <w:rPr>
-                <w:sz w:val="28"/>
-                <w:szCs w:val="28"/>
-              </w:rPr>
-              <w:t xml:space="preserve">Задача </w:t>
-            </w:r>
-            <w:r>
-              <w:rPr>
-                <w:sz w:val="28"/>
-                <w:szCs w:val="28"/>
-              </w:rPr>
-              <w:t>4</w:t>
-            </w:r>
-            <w:r>
-              <w:rPr>
-                <w:sz w:val="28"/>
-                <w:szCs w:val="28"/>
-              </w:rPr>
-              <w:t>.</w:t>
-            </w:r>
-            <w:r>
-              <w:rPr>
-                <w:sz w:val="28"/>
-                <w:szCs w:val="28"/>
-              </w:rPr>
-              <w:t xml:space="preserve"> </w:t>
-            </w:r>
-            <w:r>
-              <w:rPr>
-                <w:sz w:val="28"/>
-                <w:szCs w:val="28"/>
-              </w:rPr>
-              <w:t>Разработать для ML-модели систему признаков, описывающих карточки и контекст обучения.</w:t>
-            </w:r>
-          </w:p>
-        </w:tc>
-        <w:tc>
-          <w:tcPr>
-            <w:tcW w:w="2977" w:type="dxa"/>
-            <w:tcBorders>
-              <w:top w:val="single" w:sz="12" w:space="0" w:color="000000"/>
-              <w:left w:val="single" w:sz="4" w:space="0" w:color="000000"/>
-              <w:bottom w:val="single" w:sz="12" w:space="0" w:color="000000"/>
-              <w:right w:val="single" w:sz="4" w:space="0" w:color="000000"/>
-            </w:tcBorders>
-            <w:vAlign w:val="center"/>
-          </w:tcPr>
-          <w:p>
-            <w:pPr>
-              <w:rPr>
-                <w:sz w:val="28"/>
-                <w:szCs w:val="28"/>
-              </w:rPr>
-            </w:pPr>
-            <w:r>
-              <w:rPr>
-                <w:sz w:val="28"/>
-                <w:szCs w:val="28"/>
-              </w:rPr>
-              <w:t xml:space="preserve">Анализ психологических </w:t>
-            </w:r>
-            <w:r>
-              <w:rPr>
-                <w:sz w:val="28"/>
-                <w:szCs w:val="28"/>
-              </w:rPr>
-              <w:t>факторов, влияющих на забывание</w:t>
-            </w:r>
-            <w:r>
-              <w:rPr>
-                <w:sz w:val="28"/>
-                <w:szCs w:val="28"/>
-              </w:rPr>
-              <w:t xml:space="preserve"> (кривая забывания, циркадные ритмы). </w:t>
-            </w:r>
-            <w:r>
-              <w:rPr>
-                <w:sz w:val="28"/>
-                <w:szCs w:val="28"/>
-              </w:rPr>
-              <w:t>Формирование перечня признаков на основе анализа. Группировка признаков по категориям (характеристики карточки, контекстные факторы, исторические метрики, семантические связи). Определение диапазонов значений и способов нормализации для каждого признака.</w:t>
-            </w:r>
-          </w:p>
-        </w:tc>
-        <w:tc>
-          <w:tcPr>
-            <w:tcW w:w="1275" w:type="dxa"/>
-            <w:tcBorders>
-              <w:top w:val="single" w:sz="12" w:space="0" w:color="000000"/>
-              <w:left w:val="single" w:sz="4" w:space="0" w:color="000000"/>
-              <w:bottom w:val="single" w:sz="12" w:space="0" w:color="000000"/>
-              <w:right w:val="single" w:sz="4" w:space="0" w:color="000000"/>
-            </w:tcBorders>
-            <w:vAlign w:val="center"/>
-          </w:tcPr>
-          <w:p>
-            <w:pPr>
-              <w:rPr>
-                <w:sz w:val="28"/>
-                <w:szCs w:val="28"/>
-              </w:rPr>
-            </w:pPr>
-            <w:r>
-              <w:rPr>
-                <w:sz w:val="28"/>
-                <w:szCs w:val="28"/>
-              </w:rPr>
-              <w:t>26</w:t>
-            </w:r>
-            <w:r>
-              <w:rPr>
-                <w:sz w:val="28"/>
-                <w:szCs w:val="28"/>
-              </w:rPr>
-              <w:t>.0</w:t>
-            </w:r>
-            <w:r>
-              <w:rPr>
-                <w:sz w:val="28"/>
-                <w:szCs w:val="28"/>
-              </w:rPr>
-              <w:t>2</w:t>
-            </w:r>
-            <w:r>
-              <w:rPr>
-                <w:sz w:val="28"/>
-                <w:szCs w:val="28"/>
-              </w:rPr>
-              <w:t>.26 – 07.03.26</w:t>
-            </w:r>
-          </w:p>
-        </w:tc>
-        <w:tc>
-          <w:tcPr>
-            <w:tcW w:w="2835" w:type="dxa"/>
-            <w:tcBorders>
-              <w:top w:val="single" w:sz="12" w:space="0" w:color="000000"/>
-              <w:left w:val="single" w:sz="4" w:space="0" w:color="000000"/>
-              <w:bottom w:val="single" w:sz="12" w:space="0" w:color="000000"/>
-              <w:right w:val="single" w:sz="12" w:space="0" w:color="000000"/>
-            </w:tcBorders>
-            <w:vAlign w:val="center"/>
-          </w:tcPr>
-          <w:p>
-            <w:pPr>
-              <w:rPr>
-                <w:sz w:val="28"/>
-                <w:szCs w:val="28"/>
-              </w:rPr>
-            </w:pPr>
-            <w:r>
-              <w:rPr>
-                <w:sz w:val="28"/>
-                <w:szCs w:val="28"/>
-              </w:rPr>
-              <w:t>Определено 15+ признаков. Составлена таблица с описанием каждого признака, диапазоном значений и способом нормализации.</w:t>
-            </w:r>
-            <w:r>
-              <w:rPr>
-                <w:sz w:val="28"/>
-                <w:szCs w:val="28"/>
-              </w:rPr>
-              <w:t xml:space="preserve"> Признаки охватывают: характеристики карточки (тип вопроса, длина текста), контекстные факторы (время суток, усталость), исторические метрики (процент успеха, серия успехов).</w:t>
-            </w:r>
-          </w:p>
-        </w:tc>
-      </w:tr>
-      <w:tr>
-        <w:tc>
-          <w:tcPr>
-            <w:tcW w:w="596" w:type="dxa"/>
-            <w:tcBorders>
-              <w:top w:val="single" w:sz="12" w:space="0" w:color="000000"/>
-              <w:left w:val="single" w:sz="12" w:space="0" w:color="000000"/>
-              <w:bottom w:val="single" w:sz="12" w:space="0" w:color="000000"/>
-              <w:right w:val="single" w:sz="4" w:space="0" w:color="000000"/>
-            </w:tcBorders>
-            <w:vAlign w:val="center"/>
-          </w:tcPr>
-          <w:p>
-            <w:pPr>
-              <w:pStyle w:val="a3"/>
-              <w:numPr>
-                <w:ilvl w:val="0"/>
-                <w:numId w:val="14"/>
-              </w:numPr>
-              <w:tabs>
-                <w:tab w:val="left" w:pos="851"/>
-              </w:tabs>
-              <w:spacing w:line="240" w:lineRule="auto"/>
-              <w:ind w:left="0" w:firstLine="0"/>
-              <w:jc w:val="both"/>
-              <w:rPr>
-                <w:sz w:val="28"/>
-                <w:szCs w:val="28"/>
-              </w:rPr>
-            </w:pPr>
-          </w:p>
-        </w:tc>
-        <w:tc>
-          <w:tcPr>
-            <w:tcW w:w="2694" w:type="dxa"/>
-            <w:tcBorders>
-              <w:top w:val="single" w:sz="12" w:space="0" w:color="000000"/>
-              <w:left w:val="single" w:sz="4" w:space="0" w:color="000000"/>
-              <w:bottom w:val="single" w:sz="12" w:space="0" w:color="000000"/>
-              <w:right w:val="single" w:sz="4" w:space="0" w:color="000000"/>
-            </w:tcBorders>
-          </w:tcPr>
-          <w:p>
-            <w:pPr>
-              <w:rPr>
-                <w:sz w:val="28"/>
-                <w:szCs w:val="28"/>
-              </w:rPr>
-            </w:pPr>
-            <w:r>
-              <w:rPr>
-                <w:sz w:val="28"/>
-                <w:szCs w:val="28"/>
-              </w:rPr>
-              <w:t xml:space="preserve">Задача </w:t>
-            </w:r>
-            <w:r>
-              <w:rPr>
-                <w:sz w:val="28"/>
-                <w:szCs w:val="28"/>
-              </w:rPr>
-              <w:t>5</w:t>
-            </w:r>
-            <w:r>
-              <w:rPr>
-                <w:sz w:val="28"/>
-                <w:szCs w:val="28"/>
-              </w:rPr>
-              <w:t xml:space="preserve">. </w:t>
-            </w:r>
-            <w:r>
-              <w:rPr>
-                <w:sz w:val="28"/>
-                <w:szCs w:val="28"/>
-              </w:rPr>
-              <w:t>Спроектировать структуру логов (</w:t>
-            </w:r>
-            <w:proofErr w:type="spellStart"/>
-            <w:r>
-              <w:rPr>
-                <w:sz w:val="28"/>
-                <w:szCs w:val="28"/>
-              </w:rPr>
-              <w:t>ReviewLog</w:t>
-            </w:r>
-            <w:proofErr w:type="spellEnd"/>
-            <w:r>
-              <w:rPr>
-                <w:sz w:val="28"/>
-                <w:szCs w:val="28"/>
-              </w:rPr>
-              <w:t>) с учетом разработанной системы признаков и реализовать механизм сбора и хранения логов ответов пользователя</w:t>
-            </w:r>
-          </w:p>
-        </w:tc>
-        <w:tc>
-          <w:tcPr>
-            <w:tcW w:w="2977" w:type="dxa"/>
-            <w:tcBorders>
-              <w:top w:val="single" w:sz="12" w:space="0" w:color="000000"/>
-              <w:left w:val="single" w:sz="4" w:space="0" w:color="000000"/>
-              <w:bottom w:val="single" w:sz="12" w:space="0" w:color="000000"/>
-              <w:right w:val="single" w:sz="4" w:space="0" w:color="000000"/>
-            </w:tcBorders>
-            <w:vAlign w:val="center"/>
-          </w:tcPr>
-          <w:p>
-            <w:pPr>
-              <w:rPr>
-                <w:sz w:val="28"/>
-                <w:szCs w:val="28"/>
-              </w:rPr>
-            </w:pPr>
-            <w:r>
-              <w:rPr>
-                <w:sz w:val="28"/>
-                <w:szCs w:val="28"/>
-              </w:rPr>
-              <w:t xml:space="preserve">Построение </w:t>
-            </w:r>
-            <w:r>
-              <w:rPr>
-                <w:sz w:val="28"/>
-                <w:szCs w:val="28"/>
-                <w:lang w:val="en-US"/>
-              </w:rPr>
-              <w:t>ER</w:t>
-            </w:r>
-            <w:r>
-              <w:rPr>
-                <w:sz w:val="28"/>
-                <w:szCs w:val="28"/>
-              </w:rPr>
-              <w:t>-диаграммы</w:t>
-            </w:r>
-            <w:r>
-              <w:rPr>
-                <w:sz w:val="28"/>
-                <w:szCs w:val="28"/>
-              </w:rPr>
-              <w:t xml:space="preserve">, включающей </w:t>
-            </w:r>
-            <w:proofErr w:type="spellStart"/>
-            <w:r>
-              <w:rPr>
-                <w:sz w:val="28"/>
-                <w:szCs w:val="28"/>
-                <w:lang w:val="en-US"/>
-              </w:rPr>
-              <w:t>ReviewLog</w:t>
-            </w:r>
-            <w:proofErr w:type="spellEnd"/>
-            <w:r>
-              <w:rPr>
-                <w:sz w:val="28"/>
-                <w:szCs w:val="28"/>
-              </w:rPr>
-              <w:t>.</w:t>
-            </w:r>
-            <w:r>
-              <w:rPr>
-                <w:sz w:val="28"/>
-                <w:szCs w:val="28"/>
-              </w:rPr>
-              <w:t xml:space="preserve"> Реализация </w:t>
-            </w:r>
-            <w:proofErr w:type="spellStart"/>
-            <w:r>
-              <w:rPr>
-                <w:sz w:val="28"/>
-                <w:szCs w:val="28"/>
-              </w:rPr>
-              <w:t>ReviewLogRepository</w:t>
-            </w:r>
-            <w:proofErr w:type="spellEnd"/>
-            <w:r>
-              <w:rPr>
-                <w:sz w:val="28"/>
-                <w:szCs w:val="28"/>
-              </w:rPr>
-              <w:t>.</w:t>
-            </w:r>
-            <w:r>
-              <w:rPr>
-                <w:sz w:val="28"/>
-                <w:szCs w:val="28"/>
-              </w:rPr>
-              <w:t xml:space="preserve"> </w:t>
-            </w:r>
-            <w:r>
-              <w:rPr>
-                <w:sz w:val="28"/>
-                <w:szCs w:val="28"/>
-              </w:rPr>
-              <w:t>Добавление метода экспорта логов в CSV.</w:t>
-            </w:r>
-          </w:p>
-        </w:tc>
-        <w:tc>
-          <w:tcPr>
-            <w:tcW w:w="1275" w:type="dxa"/>
-            <w:tcBorders>
-              <w:top w:val="single" w:sz="12" w:space="0" w:color="000000"/>
-              <w:left w:val="single" w:sz="4" w:space="0" w:color="000000"/>
-              <w:bottom w:val="single" w:sz="12" w:space="0" w:color="000000"/>
-              <w:right w:val="single" w:sz="4" w:space="0" w:color="000000"/>
-            </w:tcBorders>
-            <w:vAlign w:val="center"/>
-          </w:tcPr>
-          <w:p>
-            <w:pPr>
-              <w:rPr>
-                <w:sz w:val="28"/>
-                <w:szCs w:val="28"/>
-              </w:rPr>
-            </w:pPr>
-            <w:r>
-              <w:rPr>
-                <w:sz w:val="28"/>
-                <w:szCs w:val="28"/>
-              </w:rPr>
-              <w:t>08.03.26 – 14.03.26</w:t>
-            </w:r>
-          </w:p>
-        </w:tc>
-        <w:tc>
-          <w:tcPr>
-            <w:tcW w:w="2835" w:type="dxa"/>
-            <w:tcBorders>
-              <w:top w:val="single" w:sz="12" w:space="0" w:color="000000"/>
-              <w:left w:val="single" w:sz="4" w:space="0" w:color="000000"/>
-              <w:bottom w:val="single" w:sz="12" w:space="0" w:color="000000"/>
-              <w:right w:val="single" w:sz="12" w:space="0" w:color="000000"/>
-            </w:tcBorders>
-            <w:vAlign w:val="center"/>
-          </w:tcPr>
-          <w:p>
-            <w:pPr>
-              <w:rPr>
-                <w:sz w:val="28"/>
-                <w:szCs w:val="28"/>
-              </w:rPr>
-            </w:pPr>
-            <w:r>
-              <w:rPr>
-                <w:sz w:val="28"/>
-                <w:szCs w:val="28"/>
-              </w:rPr>
-              <w:t xml:space="preserve">Разработана схема </w:t>
-            </w:r>
-            <w:proofErr w:type="spellStart"/>
-            <w:r>
-              <w:rPr>
-                <w:sz w:val="28"/>
-                <w:szCs w:val="28"/>
-              </w:rPr>
-              <w:t>ReviewLog</w:t>
-            </w:r>
-            <w:proofErr w:type="spellEnd"/>
-            <w:r>
-              <w:rPr>
-                <w:sz w:val="28"/>
-                <w:szCs w:val="28"/>
-              </w:rPr>
-              <w:t>.</w:t>
-            </w:r>
-            <w:r>
-              <w:rPr>
-                <w:sz w:val="28"/>
-                <w:szCs w:val="28"/>
-              </w:rPr>
-              <w:t xml:space="preserve"> </w:t>
-            </w:r>
-            <w:r>
-              <w:rPr>
-                <w:sz w:val="28"/>
-                <w:szCs w:val="28"/>
-              </w:rPr>
-              <w:t xml:space="preserve">Реализован </w:t>
-            </w:r>
-            <w:proofErr w:type="spellStart"/>
-            <w:r>
-              <w:rPr>
-                <w:sz w:val="28"/>
-                <w:szCs w:val="28"/>
-              </w:rPr>
-              <w:t>ReviewLogRepository</w:t>
-            </w:r>
-            <w:proofErr w:type="spellEnd"/>
-            <w:r>
-              <w:rPr>
-                <w:sz w:val="28"/>
-                <w:szCs w:val="28"/>
-              </w:rPr>
-              <w:t xml:space="preserve"> с CRUD-операциями. Логи сохраняются при каждом ответе пользователя. Реализован экспорт логов в CSV. Создана миграция БД для новой структуры </w:t>
-            </w:r>
-            <w:proofErr w:type="spellStart"/>
-            <w:r>
-              <w:rPr>
-                <w:sz w:val="28"/>
-                <w:szCs w:val="28"/>
-              </w:rPr>
-              <w:t>ReviewLog</w:t>
-            </w:r>
-            <w:proofErr w:type="spellEnd"/>
-            <w:r>
-              <w:rPr>
-                <w:sz w:val="28"/>
-                <w:szCs w:val="28"/>
-              </w:rPr>
-              <w:t>.</w:t>
-            </w:r>
-          </w:p>
-        </w:tc>
-      </w:tr>
-      <w:tr>
-        <w:tc>
-          <w:tcPr>
-            <w:tcW w:w="596" w:type="dxa"/>
-            <w:tcBorders>
-              <w:top w:val="single" w:sz="12" w:space="0" w:color="000000"/>
-              <w:left w:val="single" w:sz="12" w:space="0" w:color="000000"/>
-              <w:bottom w:val="single" w:sz="12" w:space="0" w:color="000000"/>
-              <w:right w:val="single" w:sz="4" w:space="0" w:color="000000"/>
-            </w:tcBorders>
-            <w:vAlign w:val="center"/>
-          </w:tcPr>
-          <w:p>
-            <w:pPr>
-              <w:pStyle w:val="a3"/>
-              <w:numPr>
-                <w:ilvl w:val="0"/>
-                <w:numId w:val="14"/>
-              </w:numPr>
-              <w:tabs>
-                <w:tab w:val="left" w:pos="851"/>
-              </w:tabs>
-              <w:spacing w:line="240" w:lineRule="auto"/>
-              <w:ind w:left="0" w:firstLine="0"/>
-              <w:jc w:val="both"/>
-              <w:rPr>
-                <w:sz w:val="28"/>
-                <w:szCs w:val="28"/>
-              </w:rPr>
-            </w:pPr>
-          </w:p>
-        </w:tc>
-        <w:tc>
-          <w:tcPr>
-            <w:tcW w:w="2694" w:type="dxa"/>
-            <w:tcBorders>
-              <w:top w:val="single" w:sz="12" w:space="0" w:color="000000"/>
-              <w:left w:val="single" w:sz="4" w:space="0" w:color="000000"/>
-              <w:bottom w:val="single" w:sz="12" w:space="0" w:color="000000"/>
-              <w:right w:val="single" w:sz="4" w:space="0" w:color="000000"/>
-            </w:tcBorders>
-          </w:tcPr>
-          <w:p>
-            <w:pPr>
-              <w:rPr>
-                <w:sz w:val="28"/>
-                <w:szCs w:val="28"/>
-              </w:rPr>
-            </w:pPr>
-            <w:r>
-              <w:rPr>
-                <w:sz w:val="28"/>
-                <w:szCs w:val="28"/>
-              </w:rPr>
-              <w:t xml:space="preserve">Задача </w:t>
-            </w:r>
-            <w:r>
-              <w:rPr>
-                <w:sz w:val="28"/>
-                <w:szCs w:val="28"/>
-              </w:rPr>
-              <w:t>6</w:t>
-            </w:r>
-            <w:r>
-              <w:rPr>
-                <w:sz w:val="28"/>
-                <w:szCs w:val="28"/>
-              </w:rPr>
-              <w:t>. Сгенерировать синтетический датасет</w:t>
-            </w:r>
-            <w:r>
-              <w:rPr>
-                <w:sz w:val="28"/>
-                <w:szCs w:val="28"/>
-              </w:rPr>
-              <w:t xml:space="preserve"> на основе разработанной </w:t>
-            </w:r>
-            <w:r>
-              <w:rPr>
-                <w:sz w:val="28"/>
-                <w:szCs w:val="28"/>
-              </w:rPr>
-              <w:lastRenderedPageBreak/>
-              <w:t>системы признаков</w:t>
-            </w:r>
-            <w:r>
-              <w:rPr>
-                <w:sz w:val="28"/>
-                <w:szCs w:val="28"/>
-              </w:rPr>
-              <w:t>, имитирующий поведение реального пользователя (2000+ записей)</w:t>
-            </w:r>
-          </w:p>
-        </w:tc>
-        <w:tc>
-          <w:tcPr>
-            <w:tcW w:w="2977" w:type="dxa"/>
-            <w:tcBorders>
-              <w:top w:val="single" w:sz="12" w:space="0" w:color="000000"/>
-              <w:left w:val="single" w:sz="4" w:space="0" w:color="000000"/>
-              <w:bottom w:val="single" w:sz="12" w:space="0" w:color="000000"/>
-              <w:right w:val="single" w:sz="4" w:space="0" w:color="000000"/>
-            </w:tcBorders>
-            <w:vAlign w:val="center"/>
-          </w:tcPr>
-          <w:p>
-            <w:pPr>
-              <w:rPr>
-                <w:sz w:val="28"/>
-                <w:szCs w:val="28"/>
-              </w:rPr>
-            </w:pPr>
-            <w:r>
-              <w:rPr>
-                <w:sz w:val="28"/>
-                <w:szCs w:val="28"/>
-              </w:rPr>
-              <w:lastRenderedPageBreak/>
-              <w:t>Разработка генератора на Python, имитирующего поведение пользователя</w:t>
-            </w:r>
-          </w:p>
-        </w:tc>
-        <w:tc>
-          <w:tcPr>
-            <w:tcW w:w="1275" w:type="dxa"/>
-            <w:tcBorders>
-              <w:top w:val="single" w:sz="12" w:space="0" w:color="000000"/>
-              <w:left w:val="single" w:sz="4" w:space="0" w:color="000000"/>
-              <w:bottom w:val="single" w:sz="12" w:space="0" w:color="000000"/>
-              <w:right w:val="single" w:sz="4" w:space="0" w:color="000000"/>
-            </w:tcBorders>
-            <w:vAlign w:val="center"/>
-          </w:tcPr>
-          <w:p>
-            <w:pPr>
-              <w:rPr>
-                <w:sz w:val="28"/>
-                <w:szCs w:val="28"/>
-              </w:rPr>
-            </w:pPr>
-            <w:r>
-              <w:rPr>
-                <w:sz w:val="28"/>
-                <w:szCs w:val="28"/>
-              </w:rPr>
-              <w:t>15.03.26 – 25.03.26</w:t>
-            </w:r>
-          </w:p>
-        </w:tc>
-        <w:tc>
-          <w:tcPr>
-            <w:tcW w:w="2835" w:type="dxa"/>
-            <w:tcBorders>
-              <w:top w:val="single" w:sz="12" w:space="0" w:color="000000"/>
-              <w:left w:val="single" w:sz="4" w:space="0" w:color="000000"/>
-              <w:bottom w:val="single" w:sz="12" w:space="0" w:color="000000"/>
-              <w:right w:val="single" w:sz="12" w:space="0" w:color="000000"/>
-            </w:tcBorders>
-            <w:vAlign w:val="center"/>
-          </w:tcPr>
-          <w:p>
-            <w:pPr>
-              <w:rPr>
-                <w:sz w:val="28"/>
-                <w:szCs w:val="28"/>
-              </w:rPr>
-            </w:pPr>
-            <w:r>
-              <w:rPr>
-                <w:sz w:val="28"/>
-                <w:szCs w:val="28"/>
-              </w:rPr>
-              <w:t>Сгенерировано не менее 2000 записей, покрывающих разные сценарии обучения</w:t>
-            </w:r>
-          </w:p>
-        </w:tc>
-      </w:tr>
-      <w:tr>
-        <w:tc>
-          <w:tcPr>
-            <w:tcW w:w="596" w:type="dxa"/>
-            <w:tcBorders>
-              <w:top w:val="single" w:sz="12" w:space="0" w:color="000000"/>
-              <w:left w:val="single" w:sz="12" w:space="0" w:color="000000"/>
-              <w:bottom w:val="single" w:sz="12" w:space="0" w:color="000000"/>
-              <w:right w:val="single" w:sz="4" w:space="0" w:color="000000"/>
-            </w:tcBorders>
-            <w:vAlign w:val="center"/>
-          </w:tcPr>
-          <w:p>
-            <w:pPr>
-              <w:pStyle w:val="a3"/>
-              <w:numPr>
-                <w:ilvl w:val="0"/>
-                <w:numId w:val="14"/>
-              </w:numPr>
-              <w:tabs>
-                <w:tab w:val="left" w:pos="851"/>
-              </w:tabs>
-              <w:spacing w:line="240" w:lineRule="auto"/>
-              <w:ind w:left="0" w:firstLine="0"/>
-              <w:jc w:val="both"/>
-              <w:rPr>
-                <w:sz w:val="28"/>
-                <w:szCs w:val="28"/>
-              </w:rPr>
-            </w:pPr>
-          </w:p>
-        </w:tc>
-        <w:tc>
-          <w:tcPr>
-            <w:tcW w:w="2694" w:type="dxa"/>
-            <w:tcBorders>
-              <w:top w:val="single" w:sz="12" w:space="0" w:color="000000"/>
-              <w:left w:val="single" w:sz="4" w:space="0" w:color="000000"/>
-              <w:bottom w:val="single" w:sz="12" w:space="0" w:color="000000"/>
-              <w:right w:val="single" w:sz="4" w:space="0" w:color="000000"/>
-            </w:tcBorders>
-          </w:tcPr>
-          <w:p>
-            <w:pPr>
-              <w:rPr>
-                <w:sz w:val="28"/>
-                <w:szCs w:val="28"/>
-              </w:rPr>
-            </w:pPr>
-            <w:r>
-              <w:rPr>
-                <w:sz w:val="28"/>
-                <w:szCs w:val="28"/>
-              </w:rPr>
-              <w:t xml:space="preserve">Задача </w:t>
-            </w:r>
-            <w:r>
-              <w:rPr>
-                <w:sz w:val="28"/>
-                <w:szCs w:val="28"/>
-              </w:rPr>
-              <w:t>7</w:t>
-            </w:r>
-            <w:r>
-              <w:rPr>
-                <w:sz w:val="28"/>
-                <w:szCs w:val="28"/>
-              </w:rPr>
-              <w:t>. Разработать и обучить ML-модель (</w:t>
-            </w:r>
-            <w:proofErr w:type="spellStart"/>
-            <w:r>
-              <w:rPr>
-                <w:sz w:val="28"/>
-                <w:szCs w:val="28"/>
-              </w:rPr>
-              <w:t>TensorFlow</w:t>
-            </w:r>
-            <w:proofErr w:type="spellEnd"/>
-            <w:r>
-              <w:rPr>
-                <w:sz w:val="28"/>
-                <w:szCs w:val="28"/>
-              </w:rPr>
-              <w:t>/</w:t>
-            </w:r>
-            <w:proofErr w:type="spellStart"/>
-            <w:r>
-              <w:rPr>
-                <w:sz w:val="28"/>
-                <w:szCs w:val="28"/>
-              </w:rPr>
-              <w:t>Keras</w:t>
-            </w:r>
-            <w:proofErr w:type="spellEnd"/>
-            <w:r>
-              <w:rPr>
-                <w:sz w:val="28"/>
-                <w:szCs w:val="28"/>
-              </w:rPr>
-              <w:t>) для предсказания оптимального интервала повторения</w:t>
-            </w:r>
-          </w:p>
-        </w:tc>
-        <w:tc>
-          <w:tcPr>
-            <w:tcW w:w="2977" w:type="dxa"/>
-            <w:tcBorders>
-              <w:top w:val="single" w:sz="12" w:space="0" w:color="000000"/>
-              <w:left w:val="single" w:sz="4" w:space="0" w:color="000000"/>
-              <w:bottom w:val="single" w:sz="12" w:space="0" w:color="000000"/>
-              <w:right w:val="single" w:sz="4" w:space="0" w:color="000000"/>
-            </w:tcBorders>
-            <w:vAlign w:val="center"/>
-          </w:tcPr>
-          <w:p>
-            <w:pPr>
-              <w:rPr>
-                <w:sz w:val="28"/>
-                <w:szCs w:val="28"/>
-              </w:rPr>
-            </w:pPr>
-            <w:r>
-              <w:rPr>
-                <w:sz w:val="28"/>
-                <w:szCs w:val="28"/>
-              </w:rPr>
-              <w:t xml:space="preserve">Создание нейросети на </w:t>
-            </w:r>
-            <w:proofErr w:type="spellStart"/>
-            <w:r>
-              <w:rPr>
-                <w:sz w:val="28"/>
-                <w:szCs w:val="28"/>
-              </w:rPr>
-              <w:t>Keras</w:t>
-            </w:r>
-            <w:proofErr w:type="spellEnd"/>
-            <w:r>
-              <w:rPr>
-                <w:sz w:val="28"/>
-                <w:szCs w:val="28"/>
-              </w:rPr>
-              <w:t>/</w:t>
-            </w:r>
-            <w:proofErr w:type="spellStart"/>
-            <w:r>
-              <w:rPr>
-                <w:sz w:val="28"/>
-                <w:szCs w:val="28"/>
-              </w:rPr>
-              <w:t>TensorFlow</w:t>
-            </w:r>
-            <w:proofErr w:type="spellEnd"/>
-          </w:p>
-        </w:tc>
-        <w:tc>
-          <w:tcPr>
-            <w:tcW w:w="1275" w:type="dxa"/>
-            <w:tcBorders>
-              <w:top w:val="single" w:sz="12" w:space="0" w:color="000000"/>
-              <w:left w:val="single" w:sz="4" w:space="0" w:color="000000"/>
-              <w:bottom w:val="single" w:sz="12" w:space="0" w:color="000000"/>
-              <w:right w:val="single" w:sz="4" w:space="0" w:color="000000"/>
-            </w:tcBorders>
-            <w:vAlign w:val="center"/>
-          </w:tcPr>
-          <w:p>
-            <w:pPr>
-              <w:rPr>
-                <w:sz w:val="28"/>
-                <w:szCs w:val="28"/>
-              </w:rPr>
-            </w:pPr>
-            <w:r>
-              <w:rPr>
-                <w:sz w:val="28"/>
-                <w:szCs w:val="28"/>
-              </w:rPr>
-              <w:t>26.03.26 – 05.04.26</w:t>
-            </w:r>
-          </w:p>
-        </w:tc>
-        <w:tc>
-          <w:tcPr>
-            <w:tcW w:w="2835" w:type="dxa"/>
-            <w:tcBorders>
-              <w:top w:val="single" w:sz="12" w:space="0" w:color="000000"/>
-              <w:left w:val="single" w:sz="4" w:space="0" w:color="000000"/>
-              <w:bottom w:val="single" w:sz="12" w:space="0" w:color="000000"/>
-              <w:right w:val="single" w:sz="12" w:space="0" w:color="000000"/>
-            </w:tcBorders>
-            <w:vAlign w:val="center"/>
-          </w:tcPr>
-          <w:p>
-            <w:pPr>
-              <w:rPr>
-                <w:sz w:val="28"/>
-                <w:szCs w:val="28"/>
-              </w:rPr>
-            </w:pPr>
-            <w:r>
-              <w:rPr>
-                <w:sz w:val="28"/>
-                <w:szCs w:val="28"/>
-              </w:rPr>
-              <w:t>Модель достигла MAE не более 0.15, точность предсказаний не менее 75%</w:t>
-            </w:r>
-          </w:p>
-        </w:tc>
-      </w:tr>
-      <w:tr>
-        <w:tc>
-          <w:tcPr>
-            <w:tcW w:w="596" w:type="dxa"/>
-            <w:tcBorders>
-              <w:top w:val="single" w:sz="12" w:space="0" w:color="000000"/>
-              <w:left w:val="single" w:sz="12" w:space="0" w:color="000000"/>
-              <w:bottom w:val="single" w:sz="12" w:space="0" w:color="000000"/>
-              <w:right w:val="single" w:sz="4" w:space="0" w:color="000000"/>
-            </w:tcBorders>
-            <w:vAlign w:val="center"/>
-          </w:tcPr>
-          <w:p>
-            <w:pPr>
-              <w:pStyle w:val="a3"/>
-              <w:numPr>
-                <w:ilvl w:val="0"/>
-                <w:numId w:val="14"/>
-              </w:numPr>
-              <w:tabs>
-                <w:tab w:val="left" w:pos="851"/>
-              </w:tabs>
-              <w:spacing w:line="240" w:lineRule="auto"/>
-              <w:ind w:left="0" w:firstLine="0"/>
-              <w:jc w:val="both"/>
-              <w:rPr>
-                <w:sz w:val="28"/>
-                <w:szCs w:val="28"/>
-              </w:rPr>
-            </w:pPr>
-          </w:p>
-        </w:tc>
-        <w:tc>
-          <w:tcPr>
-            <w:tcW w:w="2694" w:type="dxa"/>
-            <w:tcBorders>
-              <w:top w:val="single" w:sz="12" w:space="0" w:color="000000"/>
-              <w:left w:val="single" w:sz="4" w:space="0" w:color="000000"/>
-              <w:bottom w:val="single" w:sz="12" w:space="0" w:color="000000"/>
-              <w:right w:val="single" w:sz="4" w:space="0" w:color="000000"/>
-            </w:tcBorders>
-          </w:tcPr>
-          <w:p>
-            <w:pPr>
-              <w:rPr>
-                <w:sz w:val="28"/>
-                <w:szCs w:val="28"/>
-              </w:rPr>
-            </w:pPr>
-            <w:r>
-              <w:rPr>
-                <w:sz w:val="28"/>
-                <w:szCs w:val="28"/>
-              </w:rPr>
-              <w:t xml:space="preserve">Задача </w:t>
-            </w:r>
-            <w:r>
-              <w:rPr>
-                <w:sz w:val="28"/>
-                <w:szCs w:val="28"/>
-              </w:rPr>
-              <w:t>8</w:t>
-            </w:r>
-            <w:r>
-              <w:rPr>
-                <w:sz w:val="28"/>
-                <w:szCs w:val="28"/>
-              </w:rPr>
-              <w:t xml:space="preserve">. Конвертировать обученную модель в </w:t>
-            </w:r>
-            <w:proofErr w:type="spellStart"/>
-            <w:r>
-              <w:rPr>
-                <w:sz w:val="28"/>
-                <w:szCs w:val="28"/>
-              </w:rPr>
-              <w:t>TensorFlow</w:t>
-            </w:r>
-            <w:proofErr w:type="spellEnd"/>
-            <w:r>
-              <w:rPr>
-                <w:sz w:val="28"/>
-                <w:szCs w:val="28"/>
-              </w:rPr>
-              <w:t xml:space="preserve"> Lite и реализовать модуль загрузки в </w:t>
-            </w:r>
-            <w:proofErr w:type="spellStart"/>
-            <w:r>
-              <w:rPr>
-                <w:sz w:val="28"/>
-                <w:szCs w:val="28"/>
-              </w:rPr>
-              <w:t>Android</w:t>
-            </w:r>
-            <w:proofErr w:type="spellEnd"/>
-          </w:p>
-        </w:tc>
-        <w:tc>
-          <w:tcPr>
-            <w:tcW w:w="2977" w:type="dxa"/>
-            <w:tcBorders>
-              <w:top w:val="single" w:sz="12" w:space="0" w:color="000000"/>
-              <w:left w:val="single" w:sz="4" w:space="0" w:color="000000"/>
-              <w:bottom w:val="single" w:sz="12" w:space="0" w:color="000000"/>
-              <w:right w:val="single" w:sz="4" w:space="0" w:color="000000"/>
-            </w:tcBorders>
-            <w:vAlign w:val="center"/>
-          </w:tcPr>
-          <w:p>
-            <w:pPr>
-              <w:rPr>
-                <w:sz w:val="28"/>
-                <w:szCs w:val="28"/>
-              </w:rPr>
-            </w:pPr>
-            <w:r>
-              <w:rPr>
-                <w:sz w:val="28"/>
-                <w:szCs w:val="28"/>
-              </w:rPr>
-              <w:t xml:space="preserve">Конвертация модели в </w:t>
-            </w:r>
-            <w:proofErr w:type="spellStart"/>
-            <w:r>
-              <w:rPr>
-                <w:sz w:val="28"/>
-                <w:szCs w:val="28"/>
-              </w:rPr>
-              <w:t>TensorFlow</w:t>
-            </w:r>
-            <w:proofErr w:type="spellEnd"/>
-            <w:r>
-              <w:rPr>
-                <w:sz w:val="28"/>
-                <w:szCs w:val="28"/>
-              </w:rPr>
-              <w:t xml:space="preserve"> Lite</w:t>
-            </w:r>
-          </w:p>
-        </w:tc>
-        <w:tc>
-          <w:tcPr>
-            <w:tcW w:w="1275" w:type="dxa"/>
-            <w:tcBorders>
-              <w:top w:val="single" w:sz="12" w:space="0" w:color="000000"/>
-              <w:left w:val="single" w:sz="4" w:space="0" w:color="000000"/>
-              <w:bottom w:val="single" w:sz="12" w:space="0" w:color="000000"/>
-              <w:right w:val="single" w:sz="4" w:space="0" w:color="000000"/>
-            </w:tcBorders>
-            <w:vAlign w:val="center"/>
-          </w:tcPr>
-          <w:p>
-            <w:pPr>
-              <w:rPr>
-                <w:sz w:val="28"/>
-                <w:szCs w:val="28"/>
-              </w:rPr>
-            </w:pPr>
-            <w:r>
-              <w:rPr>
-                <w:sz w:val="28"/>
-                <w:szCs w:val="28"/>
-              </w:rPr>
-              <w:t>06.04.26 – 10.04.26</w:t>
-            </w:r>
-          </w:p>
-        </w:tc>
-        <w:tc>
-          <w:tcPr>
-            <w:tcW w:w="2835" w:type="dxa"/>
-            <w:tcBorders>
-              <w:top w:val="single" w:sz="12" w:space="0" w:color="000000"/>
-              <w:left w:val="single" w:sz="4" w:space="0" w:color="000000"/>
-              <w:bottom w:val="single" w:sz="12" w:space="0" w:color="000000"/>
-              <w:right w:val="single" w:sz="12" w:space="0" w:color="000000"/>
-            </w:tcBorders>
-            <w:vAlign w:val="center"/>
-          </w:tcPr>
-          <w:p>
-            <w:pPr>
-              <w:rPr>
-                <w:sz w:val="28"/>
-                <w:szCs w:val="28"/>
-              </w:rPr>
-            </w:pPr>
-            <w:r>
-              <w:rPr>
-                <w:sz w:val="28"/>
-                <w:szCs w:val="28"/>
-              </w:rPr>
-              <w:t>Модель успешно конвертирована, размер файла не более 5 МБ</w:t>
-            </w:r>
-          </w:p>
-        </w:tc>
-      </w:tr>
-      <w:tr>
-        <w:tc>
-          <w:tcPr>
-            <w:tcW w:w="596" w:type="dxa"/>
-            <w:tcBorders>
-              <w:top w:val="single" w:sz="12" w:space="0" w:color="000000"/>
-              <w:left w:val="single" w:sz="12" w:space="0" w:color="000000"/>
-              <w:bottom w:val="single" w:sz="12" w:space="0" w:color="000000"/>
-              <w:right w:val="single" w:sz="4" w:space="0" w:color="000000"/>
-            </w:tcBorders>
-            <w:vAlign w:val="center"/>
-          </w:tcPr>
-          <w:p>
-            <w:pPr>
-              <w:pStyle w:val="a3"/>
-              <w:numPr>
-                <w:ilvl w:val="0"/>
-                <w:numId w:val="14"/>
-              </w:numPr>
-              <w:tabs>
-                <w:tab w:val="left" w:pos="851"/>
-              </w:tabs>
-              <w:spacing w:line="240" w:lineRule="auto"/>
-              <w:ind w:left="0" w:firstLine="0"/>
-              <w:jc w:val="both"/>
-              <w:rPr>
-                <w:sz w:val="28"/>
-                <w:szCs w:val="28"/>
-              </w:rPr>
-            </w:pPr>
-          </w:p>
-        </w:tc>
-        <w:tc>
-          <w:tcPr>
-            <w:tcW w:w="2694" w:type="dxa"/>
-            <w:tcBorders>
-              <w:top w:val="single" w:sz="12" w:space="0" w:color="000000"/>
-              <w:left w:val="single" w:sz="4" w:space="0" w:color="000000"/>
-              <w:bottom w:val="single" w:sz="12" w:space="0" w:color="000000"/>
-              <w:right w:val="single" w:sz="4" w:space="0" w:color="000000"/>
-            </w:tcBorders>
-          </w:tcPr>
-          <w:p>
-            <w:pPr>
-              <w:rPr>
-                <w:sz w:val="28"/>
-                <w:szCs w:val="28"/>
-              </w:rPr>
-            </w:pPr>
-            <w:r>
-              <w:rPr>
-                <w:sz w:val="28"/>
-                <w:szCs w:val="28"/>
-              </w:rPr>
-              <w:t xml:space="preserve">Задача </w:t>
-            </w:r>
-            <w:r>
-              <w:rPr>
-                <w:sz w:val="28"/>
-                <w:szCs w:val="28"/>
-              </w:rPr>
-              <w:t>9</w:t>
-            </w:r>
-            <w:r>
-              <w:rPr>
-                <w:sz w:val="28"/>
-                <w:szCs w:val="28"/>
-              </w:rPr>
-              <w:t>. Реализовать ML-калькулятор с логикой расчета интервалов</w:t>
-            </w:r>
-          </w:p>
-        </w:tc>
-        <w:tc>
-          <w:tcPr>
-            <w:tcW w:w="2977" w:type="dxa"/>
-            <w:tcBorders>
-              <w:top w:val="single" w:sz="12" w:space="0" w:color="000000"/>
-              <w:left w:val="single" w:sz="4" w:space="0" w:color="000000"/>
-              <w:bottom w:val="single" w:sz="12" w:space="0" w:color="000000"/>
-              <w:right w:val="single" w:sz="4" w:space="0" w:color="000000"/>
-            </w:tcBorders>
-            <w:vAlign w:val="center"/>
-          </w:tcPr>
-          <w:p>
-            <w:pPr>
-              <w:rPr>
-                <w:sz w:val="28"/>
-                <w:szCs w:val="28"/>
-              </w:rPr>
-            </w:pPr>
-            <w:r>
-              <w:rPr>
-                <w:sz w:val="28"/>
-                <w:szCs w:val="28"/>
-              </w:rPr>
-              <w:t xml:space="preserve">Разработка модуля </w:t>
-            </w:r>
-            <w:r>
-              <w:rPr>
-                <w:sz w:val="28"/>
-                <w:szCs w:val="28"/>
-                <w:lang w:val="en-US"/>
-              </w:rPr>
-              <w:t>ML</w:t>
-            </w:r>
-            <w:proofErr w:type="spellStart"/>
-            <w:r>
-              <w:rPr>
-                <w:sz w:val="28"/>
-                <w:szCs w:val="28"/>
-              </w:rPr>
-              <w:t>SpacedRepetitionCalcul</w:t>
-            </w:r>
-            <w:proofErr w:type="spellEnd"/>
-            <w:r>
-              <w:rPr>
-                <w:sz w:val="28"/>
-                <w:szCs w:val="28"/>
-              </w:rPr>
-              <w:t xml:space="preserve"> на </w:t>
-            </w:r>
-            <w:proofErr w:type="spellStart"/>
-            <w:r>
-              <w:rPr>
-                <w:sz w:val="28"/>
-                <w:szCs w:val="28"/>
-              </w:rPr>
-              <w:t>Kotlin</w:t>
-            </w:r>
-            <w:proofErr w:type="spellEnd"/>
-          </w:p>
-        </w:tc>
-        <w:tc>
-          <w:tcPr>
-            <w:tcW w:w="1275" w:type="dxa"/>
-            <w:tcBorders>
-              <w:top w:val="single" w:sz="12" w:space="0" w:color="000000"/>
-              <w:left w:val="single" w:sz="4" w:space="0" w:color="000000"/>
-              <w:bottom w:val="single" w:sz="12" w:space="0" w:color="000000"/>
-              <w:right w:val="single" w:sz="4" w:space="0" w:color="000000"/>
-            </w:tcBorders>
-            <w:vAlign w:val="center"/>
-          </w:tcPr>
-          <w:p>
-            <w:pPr>
-              <w:rPr>
-                <w:sz w:val="28"/>
-                <w:szCs w:val="28"/>
-              </w:rPr>
-            </w:pPr>
-            <w:r>
-              <w:rPr>
-                <w:sz w:val="28"/>
-                <w:szCs w:val="28"/>
-              </w:rPr>
-              <w:t>11.04.26 – 17.04.26</w:t>
-            </w:r>
-          </w:p>
-        </w:tc>
-        <w:tc>
-          <w:tcPr>
-            <w:tcW w:w="2835" w:type="dxa"/>
-            <w:tcBorders>
-              <w:top w:val="single" w:sz="12" w:space="0" w:color="000000"/>
-              <w:left w:val="single" w:sz="4" w:space="0" w:color="000000"/>
-              <w:bottom w:val="single" w:sz="12" w:space="0" w:color="000000"/>
-              <w:right w:val="single" w:sz="12" w:space="0" w:color="000000"/>
-            </w:tcBorders>
-            <w:vAlign w:val="center"/>
-          </w:tcPr>
-          <w:p>
-            <w:pPr>
-              <w:rPr>
-                <w:sz w:val="28"/>
-                <w:szCs w:val="28"/>
-              </w:rPr>
-            </w:pPr>
-            <w:r>
-              <w:rPr>
-                <w:sz w:val="28"/>
-                <w:szCs w:val="28"/>
-              </w:rPr>
-              <w:t xml:space="preserve">Реализован ML-калькулятор с мультипликативной логикой. Интервалы растут экспоненциально (при 5+ правильных ответах подряд рост не менее чем в 1.5x на шаг). Корректно работает </w:t>
-            </w:r>
-            <w:proofErr w:type="spellStart"/>
-            <w:r>
-              <w:rPr>
-                <w:sz w:val="28"/>
-                <w:szCs w:val="28"/>
-              </w:rPr>
-              <w:t>fallback</w:t>
-            </w:r>
-            <w:proofErr w:type="spellEnd"/>
-            <w:r>
-              <w:rPr>
-                <w:sz w:val="28"/>
-                <w:szCs w:val="28"/>
-              </w:rPr>
-              <w:t xml:space="preserve"> на SM-2 при низкой уверенности модели.</w:t>
-            </w:r>
-          </w:p>
-        </w:tc>
-      </w:tr>
-      <w:tr>
-        <w:tc>
-          <w:tcPr>
-            <w:tcW w:w="596" w:type="dxa"/>
-            <w:tcBorders>
-              <w:top w:val="single" w:sz="12" w:space="0" w:color="000000"/>
-              <w:left w:val="single" w:sz="12" w:space="0" w:color="000000"/>
-              <w:bottom w:val="single" w:sz="12" w:space="0" w:color="000000"/>
-              <w:right w:val="single" w:sz="4" w:space="0" w:color="000000"/>
-            </w:tcBorders>
-            <w:vAlign w:val="center"/>
-          </w:tcPr>
-          <w:p>
-            <w:pPr>
-              <w:pStyle w:val="a3"/>
-              <w:numPr>
-                <w:ilvl w:val="0"/>
-                <w:numId w:val="14"/>
-              </w:numPr>
-              <w:tabs>
-                <w:tab w:val="left" w:pos="851"/>
-              </w:tabs>
-              <w:spacing w:line="240" w:lineRule="auto"/>
-              <w:ind w:left="0" w:firstLine="0"/>
-              <w:jc w:val="both"/>
-              <w:rPr>
-                <w:sz w:val="28"/>
-                <w:szCs w:val="28"/>
-              </w:rPr>
-            </w:pPr>
-          </w:p>
-        </w:tc>
-        <w:tc>
-          <w:tcPr>
-            <w:tcW w:w="2694" w:type="dxa"/>
-            <w:tcBorders>
-              <w:top w:val="single" w:sz="12" w:space="0" w:color="000000"/>
-              <w:left w:val="single" w:sz="4" w:space="0" w:color="000000"/>
-              <w:bottom w:val="single" w:sz="12" w:space="0" w:color="000000"/>
-              <w:right w:val="single" w:sz="4" w:space="0" w:color="000000"/>
-            </w:tcBorders>
-          </w:tcPr>
-          <w:p>
-            <w:pPr>
-              <w:rPr>
-                <w:sz w:val="28"/>
-                <w:szCs w:val="28"/>
-              </w:rPr>
-            </w:pPr>
-            <w:r>
-              <w:rPr>
-                <w:sz w:val="28"/>
-                <w:szCs w:val="28"/>
-              </w:rPr>
-              <w:t>Задача 1</w:t>
-            </w:r>
-            <w:r>
-              <w:rPr>
-                <w:sz w:val="28"/>
-                <w:szCs w:val="28"/>
-              </w:rPr>
-              <w:t>0</w:t>
-            </w:r>
-            <w:r>
-              <w:rPr>
-                <w:sz w:val="28"/>
-                <w:szCs w:val="28"/>
-              </w:rPr>
-              <w:t>. Реализовать два режима обучения с поддержкой ML (LONG_TERM и SHORT_TERM)</w:t>
-            </w:r>
-          </w:p>
-        </w:tc>
-        <w:tc>
-          <w:tcPr>
-            <w:tcW w:w="2977" w:type="dxa"/>
-            <w:tcBorders>
-              <w:top w:val="single" w:sz="12" w:space="0" w:color="000000"/>
-              <w:left w:val="single" w:sz="4" w:space="0" w:color="000000"/>
-              <w:bottom w:val="single" w:sz="12" w:space="0" w:color="000000"/>
-              <w:right w:val="single" w:sz="4" w:space="0" w:color="000000"/>
-            </w:tcBorders>
-            <w:vAlign w:val="center"/>
-          </w:tcPr>
-          <w:p>
-            <w:pPr>
-              <w:rPr>
-                <w:sz w:val="28"/>
-                <w:szCs w:val="28"/>
-              </w:rPr>
-            </w:pPr>
-            <w:r>
-              <w:rPr>
-                <w:sz w:val="28"/>
-                <w:szCs w:val="28"/>
-              </w:rPr>
-              <w:t>Модификация</w:t>
-            </w:r>
-            <w:r>
-              <w:rPr>
-                <w:sz w:val="28"/>
-                <w:szCs w:val="28"/>
-                <w:lang w:val="en-US"/>
-              </w:rPr>
-              <w:t xml:space="preserve"> </w:t>
-            </w:r>
-            <w:proofErr w:type="spellStart"/>
-            <w:r>
-              <w:rPr>
-                <w:sz w:val="28"/>
-                <w:szCs w:val="28"/>
-                <w:lang w:val="en-US"/>
-              </w:rPr>
-              <w:t>LearningMode</w:t>
-            </w:r>
-            <w:proofErr w:type="spellEnd"/>
-            <w:r>
-              <w:rPr>
-                <w:sz w:val="28"/>
-                <w:szCs w:val="28"/>
-                <w:lang w:val="en-US"/>
-              </w:rPr>
-              <w:t xml:space="preserve"> (LONG_TERM, SHORT_TERM). </w:t>
-            </w:r>
-            <w:r>
-              <w:rPr>
-                <w:sz w:val="28"/>
-                <w:szCs w:val="28"/>
-              </w:rPr>
-              <w:t xml:space="preserve">Настройка BASE_INTERVALS: 1 день / 0.042 дня (1 час). Настройка </w:t>
-            </w:r>
-            <w:r>
-              <w:rPr>
-                <w:sz w:val="28"/>
-                <w:szCs w:val="28"/>
-              </w:rPr>
-              <w:lastRenderedPageBreak/>
-              <w:t>MAX_INTERVALS: 365 дней / 7 дней. Реализация корректного сброса интервала при ошибке для обоих режимов.</w:t>
-            </w:r>
-          </w:p>
-        </w:tc>
-        <w:tc>
-          <w:tcPr>
-            <w:tcW w:w="1275" w:type="dxa"/>
-            <w:tcBorders>
-              <w:top w:val="single" w:sz="12" w:space="0" w:color="000000"/>
-              <w:left w:val="single" w:sz="4" w:space="0" w:color="000000"/>
-              <w:bottom w:val="single" w:sz="12" w:space="0" w:color="000000"/>
-              <w:right w:val="single" w:sz="4" w:space="0" w:color="000000"/>
-            </w:tcBorders>
-            <w:vAlign w:val="center"/>
-          </w:tcPr>
-          <w:p>
-            <w:pPr>
-              <w:rPr>
-                <w:sz w:val="28"/>
-                <w:szCs w:val="28"/>
-              </w:rPr>
-            </w:pPr>
-            <w:r>
-              <w:rPr>
-                <w:sz w:val="28"/>
-                <w:szCs w:val="28"/>
-              </w:rPr>
-              <w:lastRenderedPageBreak/>
-              <w:t>18</w:t>
-            </w:r>
-            <w:r>
-              <w:rPr>
-                <w:sz w:val="28"/>
-                <w:szCs w:val="28"/>
-              </w:rPr>
-              <w:t>.04.26 – 27.04.26</w:t>
-            </w:r>
-          </w:p>
-        </w:tc>
-        <w:tc>
-          <w:tcPr>
-            <w:tcW w:w="2835" w:type="dxa"/>
-            <w:tcBorders>
-              <w:top w:val="single" w:sz="12" w:space="0" w:color="000000"/>
-              <w:left w:val="single" w:sz="4" w:space="0" w:color="000000"/>
-              <w:bottom w:val="single" w:sz="12" w:space="0" w:color="000000"/>
-              <w:right w:val="single" w:sz="12" w:space="0" w:color="000000"/>
-            </w:tcBorders>
-            <w:vAlign w:val="center"/>
-          </w:tcPr>
-          <w:p>
-            <w:pPr>
-              <w:rPr>
-                <w:sz w:val="28"/>
-                <w:szCs w:val="28"/>
-              </w:rPr>
-            </w:pPr>
-            <w:r>
-              <w:rPr>
-                <w:sz w:val="28"/>
-                <w:szCs w:val="28"/>
-              </w:rPr>
-              <w:t>SHORT_TERM интервалы в часах, корректный сброс при ошибке</w:t>
-            </w:r>
-          </w:p>
-        </w:tc>
-      </w:tr>
-      <w:tr>
-        <w:tc>
-          <w:tcPr>
-            <w:tcW w:w="596" w:type="dxa"/>
-            <w:tcBorders>
-              <w:top w:val="single" w:sz="12" w:space="0" w:color="000000"/>
-              <w:left w:val="single" w:sz="12" w:space="0" w:color="000000"/>
-              <w:bottom w:val="single" w:sz="12" w:space="0" w:color="000000"/>
-              <w:right w:val="single" w:sz="4" w:space="0" w:color="000000"/>
-            </w:tcBorders>
-            <w:vAlign w:val="center"/>
-          </w:tcPr>
-          <w:p>
-            <w:pPr>
-              <w:pStyle w:val="a3"/>
-              <w:numPr>
-                <w:ilvl w:val="0"/>
-                <w:numId w:val="14"/>
-              </w:numPr>
-              <w:tabs>
-                <w:tab w:val="left" w:pos="851"/>
-              </w:tabs>
-              <w:spacing w:line="240" w:lineRule="auto"/>
-              <w:ind w:left="0" w:firstLine="0"/>
-              <w:jc w:val="both"/>
-              <w:rPr>
-                <w:sz w:val="28"/>
-                <w:szCs w:val="28"/>
-              </w:rPr>
-            </w:pPr>
-          </w:p>
-        </w:tc>
-        <w:tc>
-          <w:tcPr>
-            <w:tcW w:w="2694" w:type="dxa"/>
-            <w:tcBorders>
-              <w:top w:val="single" w:sz="12" w:space="0" w:color="000000"/>
-              <w:left w:val="single" w:sz="4" w:space="0" w:color="000000"/>
-              <w:bottom w:val="single" w:sz="12" w:space="0" w:color="000000"/>
-              <w:right w:val="single" w:sz="4" w:space="0" w:color="000000"/>
-            </w:tcBorders>
-          </w:tcPr>
-          <w:p>
-            <w:pPr>
-              <w:rPr>
-                <w:sz w:val="28"/>
-                <w:szCs w:val="28"/>
-              </w:rPr>
-            </w:pPr>
-            <w:r>
-              <w:rPr>
-                <w:sz w:val="28"/>
-                <w:szCs w:val="28"/>
-              </w:rPr>
-              <w:t>Задача 1</w:t>
-            </w:r>
-            <w:r>
-              <w:rPr>
-                <w:sz w:val="28"/>
-                <w:szCs w:val="28"/>
-              </w:rPr>
-              <w:t>1</w:t>
-            </w:r>
-            <w:r>
-              <w:rPr>
-                <w:sz w:val="28"/>
-                <w:szCs w:val="28"/>
-              </w:rPr>
-              <w:t>. Разработать виртуального студента для симуляции обучения и тестирования</w:t>
-            </w:r>
-          </w:p>
-        </w:tc>
-        <w:tc>
-          <w:tcPr>
-            <w:tcW w:w="2977" w:type="dxa"/>
-            <w:tcBorders>
-              <w:top w:val="single" w:sz="12" w:space="0" w:color="000000"/>
-              <w:left w:val="single" w:sz="4" w:space="0" w:color="000000"/>
-              <w:bottom w:val="single" w:sz="12" w:space="0" w:color="000000"/>
-              <w:right w:val="single" w:sz="4" w:space="0" w:color="000000"/>
-            </w:tcBorders>
-            <w:vAlign w:val="center"/>
-          </w:tcPr>
-          <w:p>
-            <w:pPr>
-              <w:rPr>
-                <w:sz w:val="28"/>
-                <w:szCs w:val="28"/>
-              </w:rPr>
-            </w:pPr>
-            <w:r>
-              <w:rPr>
-                <w:sz w:val="28"/>
-                <w:szCs w:val="28"/>
-              </w:rPr>
-              <w:t xml:space="preserve">Математическое моделирование процесса запоминания, реализация класса </w:t>
-            </w:r>
-            <w:proofErr w:type="spellStart"/>
-            <w:r>
-              <w:rPr>
-                <w:sz w:val="28"/>
-                <w:szCs w:val="28"/>
-              </w:rPr>
-              <w:t>VirtualStudent</w:t>
-            </w:r>
-            <w:proofErr w:type="spellEnd"/>
-            <w:r>
-              <w:rPr>
-                <w:sz w:val="28"/>
-                <w:szCs w:val="28"/>
-              </w:rPr>
-              <w:t xml:space="preserve"> на </w:t>
-            </w:r>
-            <w:proofErr w:type="spellStart"/>
-            <w:r>
-              <w:rPr>
-                <w:sz w:val="28"/>
-                <w:szCs w:val="28"/>
-              </w:rPr>
-              <w:t>Kotlin</w:t>
-            </w:r>
-            <w:proofErr w:type="spellEnd"/>
-            <w:r>
-              <w:rPr>
-                <w:sz w:val="28"/>
-                <w:szCs w:val="28"/>
-              </w:rPr>
-              <w:t>. </w:t>
-            </w:r>
-          </w:p>
-        </w:tc>
-        <w:tc>
-          <w:tcPr>
-            <w:tcW w:w="1275" w:type="dxa"/>
-            <w:tcBorders>
-              <w:top w:val="single" w:sz="12" w:space="0" w:color="000000"/>
-              <w:left w:val="single" w:sz="4" w:space="0" w:color="000000"/>
-              <w:bottom w:val="single" w:sz="12" w:space="0" w:color="000000"/>
-              <w:right w:val="single" w:sz="4" w:space="0" w:color="000000"/>
-            </w:tcBorders>
-            <w:vAlign w:val="center"/>
-          </w:tcPr>
-          <w:p>
-            <w:pPr>
-              <w:rPr>
-                <w:sz w:val="28"/>
-                <w:szCs w:val="28"/>
-              </w:rPr>
-            </w:pPr>
-            <w:r>
-              <w:rPr>
-                <w:sz w:val="28"/>
-                <w:szCs w:val="28"/>
-              </w:rPr>
-              <w:t>28.04.26 – 04.05.26</w:t>
-            </w:r>
-          </w:p>
-        </w:tc>
-        <w:tc>
-          <w:tcPr>
-            <w:tcW w:w="2835" w:type="dxa"/>
-            <w:tcBorders>
-              <w:top w:val="single" w:sz="12" w:space="0" w:color="000000"/>
-              <w:left w:val="single" w:sz="4" w:space="0" w:color="000000"/>
-              <w:bottom w:val="single" w:sz="12" w:space="0" w:color="000000"/>
-              <w:right w:val="single" w:sz="12" w:space="0" w:color="000000"/>
-            </w:tcBorders>
-            <w:vAlign w:val="center"/>
-          </w:tcPr>
-          <w:p>
-            <w:pPr>
-              <w:rPr>
-                <w:sz w:val="28"/>
-                <w:szCs w:val="28"/>
-              </w:rPr>
-            </w:pPr>
-            <w:r>
-              <w:rPr>
-                <w:sz w:val="28"/>
-                <w:szCs w:val="28"/>
-              </w:rPr>
-              <w:t xml:space="preserve">Разработан виртуальный студент на </w:t>
-            </w:r>
-            <w:proofErr w:type="spellStart"/>
-            <w:r>
-              <w:rPr>
-                <w:sz w:val="28"/>
-                <w:szCs w:val="28"/>
-              </w:rPr>
-              <w:t>Kotlin</w:t>
-            </w:r>
-            <w:proofErr w:type="spellEnd"/>
-            <w:r>
-              <w:rPr>
-                <w:sz w:val="28"/>
-                <w:szCs w:val="28"/>
-              </w:rPr>
-              <w:t>. Модель учитывает 5+ факторов (кривая забывания, время суток, усталость, сложность, серия успехов). </w:t>
-            </w:r>
-          </w:p>
-        </w:tc>
-      </w:tr>
-      <w:tr>
-        <w:tc>
-          <w:tcPr>
-            <w:tcW w:w="596" w:type="dxa"/>
-            <w:tcBorders>
-              <w:top w:val="single" w:sz="12" w:space="0" w:color="000000"/>
-              <w:left w:val="single" w:sz="12" w:space="0" w:color="000000"/>
-              <w:bottom w:val="single" w:sz="12" w:space="0" w:color="000000"/>
-              <w:right w:val="single" w:sz="4" w:space="0" w:color="000000"/>
-            </w:tcBorders>
-            <w:vAlign w:val="center"/>
-          </w:tcPr>
-          <w:p>
-            <w:pPr>
-              <w:pStyle w:val="a3"/>
-              <w:numPr>
-                <w:ilvl w:val="0"/>
-                <w:numId w:val="14"/>
-              </w:numPr>
-              <w:tabs>
-                <w:tab w:val="left" w:pos="851"/>
-              </w:tabs>
-              <w:spacing w:line="240" w:lineRule="auto"/>
-              <w:ind w:left="0" w:firstLine="0"/>
-              <w:jc w:val="both"/>
-              <w:rPr>
-                <w:sz w:val="28"/>
-                <w:szCs w:val="28"/>
-              </w:rPr>
-            </w:pPr>
-          </w:p>
-        </w:tc>
-        <w:tc>
-          <w:tcPr>
-            <w:tcW w:w="2694" w:type="dxa"/>
-            <w:tcBorders>
-              <w:top w:val="single" w:sz="12" w:space="0" w:color="000000"/>
-              <w:left w:val="single" w:sz="4" w:space="0" w:color="000000"/>
-              <w:bottom w:val="single" w:sz="12" w:space="0" w:color="000000"/>
-              <w:right w:val="single" w:sz="4" w:space="0" w:color="000000"/>
-            </w:tcBorders>
-          </w:tcPr>
-          <w:p>
-            <w:pPr>
-              <w:rPr>
-                <w:sz w:val="28"/>
-                <w:szCs w:val="28"/>
-              </w:rPr>
-            </w:pPr>
-            <w:r>
-              <w:rPr>
-                <w:sz w:val="28"/>
-                <w:szCs w:val="28"/>
-              </w:rPr>
-              <w:t>Задача 1</w:t>
-            </w:r>
-            <w:r>
-              <w:rPr>
-                <w:sz w:val="28"/>
-                <w:szCs w:val="28"/>
-              </w:rPr>
-              <w:t>2</w:t>
-            </w:r>
-            <w:r>
-              <w:rPr>
-                <w:sz w:val="28"/>
-                <w:szCs w:val="28"/>
-              </w:rPr>
-              <w:t>. Выполнить тестирование ML-компонента</w:t>
-            </w:r>
-          </w:p>
-        </w:tc>
-        <w:tc>
-          <w:tcPr>
-            <w:tcW w:w="2977" w:type="dxa"/>
-            <w:tcBorders>
-              <w:top w:val="single" w:sz="12" w:space="0" w:color="000000"/>
-              <w:left w:val="single" w:sz="4" w:space="0" w:color="000000"/>
-              <w:bottom w:val="single" w:sz="12" w:space="0" w:color="000000"/>
-              <w:right w:val="single" w:sz="4" w:space="0" w:color="000000"/>
-            </w:tcBorders>
-            <w:vAlign w:val="center"/>
-          </w:tcPr>
-          <w:p>
-            <w:pPr>
-              <w:rPr>
-                <w:sz w:val="28"/>
-                <w:szCs w:val="28"/>
-              </w:rPr>
-            </w:pPr>
-            <w:r>
-              <w:rPr>
-                <w:sz w:val="28"/>
-                <w:szCs w:val="28"/>
-              </w:rPr>
-              <w:t>Модульное тестирование (</w:t>
-            </w:r>
-            <w:proofErr w:type="spellStart"/>
-            <w:r>
-              <w:rPr>
-                <w:sz w:val="28"/>
-                <w:szCs w:val="28"/>
-              </w:rPr>
-              <w:t>unit</w:t>
-            </w:r>
-            <w:proofErr w:type="spellEnd"/>
-            <w:r>
-              <w:rPr>
-                <w:sz w:val="28"/>
-                <w:szCs w:val="28"/>
-              </w:rPr>
-              <w:t xml:space="preserve"> </w:t>
-            </w:r>
-            <w:proofErr w:type="spellStart"/>
-            <w:r>
-              <w:rPr>
-                <w:sz w:val="28"/>
-                <w:szCs w:val="28"/>
-              </w:rPr>
-              <w:t>tests</w:t>
-            </w:r>
-            <w:proofErr w:type="spellEnd"/>
-            <w:r>
-              <w:rPr>
-                <w:sz w:val="28"/>
-                <w:szCs w:val="28"/>
-              </w:rPr>
-              <w:t>), функциональное тестирование, тестирование на контрольных примерах</w:t>
-            </w:r>
-          </w:p>
-        </w:tc>
-        <w:tc>
-          <w:tcPr>
-            <w:tcW w:w="1275" w:type="dxa"/>
-            <w:tcBorders>
-              <w:top w:val="single" w:sz="12" w:space="0" w:color="000000"/>
-              <w:left w:val="single" w:sz="4" w:space="0" w:color="000000"/>
-              <w:bottom w:val="single" w:sz="12" w:space="0" w:color="000000"/>
-              <w:right w:val="single" w:sz="4" w:space="0" w:color="000000"/>
-            </w:tcBorders>
-            <w:vAlign w:val="center"/>
-          </w:tcPr>
-          <w:p>
-            <w:pPr>
-              <w:rPr>
-                <w:sz w:val="28"/>
-                <w:szCs w:val="28"/>
-              </w:rPr>
-            </w:pPr>
-            <w:r>
-              <w:rPr>
-                <w:sz w:val="28"/>
-                <w:szCs w:val="28"/>
-              </w:rPr>
-              <w:t xml:space="preserve">05.05.26 – </w:t>
-            </w:r>
-            <w:r>
-              <w:rPr>
-                <w:sz w:val="28"/>
-                <w:szCs w:val="28"/>
-                <w:lang w:val="en-US"/>
-              </w:rPr>
-              <w:t>08</w:t>
-            </w:r>
-            <w:r>
-              <w:rPr>
-                <w:sz w:val="28"/>
-                <w:szCs w:val="28"/>
-              </w:rPr>
-              <w:t>.05.26</w:t>
-            </w:r>
-          </w:p>
-        </w:tc>
-        <w:tc>
-          <w:tcPr>
-            <w:tcW w:w="2835" w:type="dxa"/>
-            <w:tcBorders>
-              <w:top w:val="single" w:sz="12" w:space="0" w:color="000000"/>
-              <w:left w:val="single" w:sz="4" w:space="0" w:color="000000"/>
-              <w:bottom w:val="single" w:sz="12" w:space="0" w:color="000000"/>
-              <w:right w:val="single" w:sz="12" w:space="0" w:color="000000"/>
-            </w:tcBorders>
-            <w:vAlign w:val="center"/>
-          </w:tcPr>
-          <w:p>
-            <w:pPr>
-              <w:rPr>
-                <w:sz w:val="28"/>
-                <w:szCs w:val="28"/>
-              </w:rPr>
-            </w:pPr>
-            <w:r>
-              <w:rPr>
-                <w:sz w:val="28"/>
-                <w:szCs w:val="28"/>
-              </w:rPr>
-              <w:t>Доля успешно пройденных модульных тестов не менее 90%. Количество автоматизированных тестов не менее 10. Отсутствие критических ошибок</w:t>
-            </w:r>
-          </w:p>
-        </w:tc>
-      </w:tr>
-      <w:tr>
-        <w:tc>
-          <w:tcPr>
-            <w:tcW w:w="596" w:type="dxa"/>
-            <w:tcBorders>
-              <w:top w:val="single" w:sz="12" w:space="0" w:color="000000"/>
-              <w:left w:val="single" w:sz="12" w:space="0" w:color="000000"/>
-              <w:bottom w:val="single" w:sz="12" w:space="0" w:color="000000"/>
-              <w:right w:val="single" w:sz="4" w:space="0" w:color="000000"/>
-            </w:tcBorders>
-            <w:vAlign w:val="center"/>
-          </w:tcPr>
-          <w:p>
-            <w:pPr>
-              <w:pStyle w:val="a3"/>
-              <w:numPr>
-                <w:ilvl w:val="0"/>
-                <w:numId w:val="14"/>
-              </w:numPr>
-              <w:tabs>
-                <w:tab w:val="left" w:pos="851"/>
-              </w:tabs>
-              <w:spacing w:line="240" w:lineRule="auto"/>
-              <w:ind w:left="0" w:firstLine="0"/>
-              <w:jc w:val="both"/>
-              <w:rPr>
-                <w:sz w:val="28"/>
-                <w:szCs w:val="28"/>
-              </w:rPr>
-            </w:pPr>
-          </w:p>
-        </w:tc>
-        <w:tc>
-          <w:tcPr>
-            <w:tcW w:w="2694" w:type="dxa"/>
-            <w:tcBorders>
-              <w:top w:val="single" w:sz="12" w:space="0" w:color="000000"/>
-              <w:left w:val="single" w:sz="4" w:space="0" w:color="000000"/>
-              <w:bottom w:val="single" w:sz="12" w:space="0" w:color="000000"/>
-              <w:right w:val="single" w:sz="4" w:space="0" w:color="000000"/>
-            </w:tcBorders>
-          </w:tcPr>
-          <w:p>
-            <w:pPr>
-              <w:rPr>
-                <w:sz w:val="28"/>
-                <w:szCs w:val="28"/>
-              </w:rPr>
-            </w:pPr>
-            <w:r>
-              <w:rPr>
-                <w:sz w:val="28"/>
-                <w:szCs w:val="28"/>
-              </w:rPr>
-              <w:t>Задача 1</w:t>
-            </w:r>
-            <w:r>
-              <w:rPr>
-                <w:sz w:val="28"/>
-                <w:szCs w:val="28"/>
-              </w:rPr>
-              <w:t>3</w:t>
-            </w:r>
-            <w:r>
-              <w:rPr>
-                <w:sz w:val="28"/>
-                <w:szCs w:val="28"/>
-              </w:rPr>
-              <w:t>. Провести сравнительный анализ эффективности ML-модели и классического SM-2</w:t>
-            </w:r>
-          </w:p>
-        </w:tc>
-        <w:tc>
-          <w:tcPr>
-            <w:tcW w:w="2977" w:type="dxa"/>
-            <w:tcBorders>
-              <w:top w:val="single" w:sz="12" w:space="0" w:color="000000"/>
-              <w:left w:val="single" w:sz="4" w:space="0" w:color="000000"/>
-              <w:bottom w:val="single" w:sz="12" w:space="0" w:color="000000"/>
-              <w:right w:val="single" w:sz="4" w:space="0" w:color="000000"/>
-            </w:tcBorders>
-            <w:vAlign w:val="center"/>
-          </w:tcPr>
-          <w:p>
-            <w:pPr>
-              <w:rPr>
-                <w:sz w:val="28"/>
-                <w:szCs w:val="28"/>
-              </w:rPr>
-            </w:pPr>
-            <w:r>
-              <w:rPr>
-                <w:sz w:val="28"/>
-                <w:szCs w:val="28"/>
-              </w:rPr>
-              <w:t>Проведение 3 экспериментов (хороший, средний, слабый студент) по 120 дней. Сбор метрик: выученные карточки, средний интервал, точность предсказаний студента, MAE модели. Построение графиков.</w:t>
-            </w:r>
-          </w:p>
-        </w:tc>
-        <w:tc>
-          <w:tcPr>
-            <w:tcW w:w="1275" w:type="dxa"/>
-            <w:tcBorders>
-              <w:top w:val="single" w:sz="12" w:space="0" w:color="000000"/>
-              <w:left w:val="single" w:sz="4" w:space="0" w:color="000000"/>
-              <w:bottom w:val="single" w:sz="12" w:space="0" w:color="000000"/>
-              <w:right w:val="single" w:sz="4" w:space="0" w:color="000000"/>
-            </w:tcBorders>
-            <w:vAlign w:val="center"/>
-          </w:tcPr>
-          <w:p>
-            <w:pPr>
-              <w:rPr>
-                <w:sz w:val="28"/>
-                <w:szCs w:val="28"/>
-              </w:rPr>
-            </w:pPr>
-            <w:r>
-              <w:rPr>
-                <w:sz w:val="28"/>
-                <w:szCs w:val="28"/>
-                <w:lang w:val="en-US"/>
-              </w:rPr>
-              <w:t>09</w:t>
-            </w:r>
-            <w:r>
-              <w:rPr>
-                <w:sz w:val="28"/>
-                <w:szCs w:val="28"/>
-              </w:rPr>
-              <w:t>.05.26 – 1</w:t>
-            </w:r>
-            <w:r>
-              <w:rPr>
-                <w:sz w:val="28"/>
-                <w:szCs w:val="28"/>
-                <w:lang w:val="en-US"/>
-              </w:rPr>
-              <w:t>1</w:t>
-            </w:r>
-            <w:r>
-              <w:rPr>
-                <w:sz w:val="28"/>
-                <w:szCs w:val="28"/>
-              </w:rPr>
-              <w:t>.05.26</w:t>
-            </w:r>
-          </w:p>
-        </w:tc>
-        <w:tc>
-          <w:tcPr>
-            <w:tcW w:w="2835" w:type="dxa"/>
-            <w:tcBorders>
-              <w:top w:val="single" w:sz="12" w:space="0" w:color="000000"/>
-              <w:left w:val="single" w:sz="4" w:space="0" w:color="000000"/>
-              <w:bottom w:val="single" w:sz="12" w:space="0" w:color="000000"/>
-              <w:right w:val="single" w:sz="12" w:space="0" w:color="000000"/>
-            </w:tcBorders>
-            <w:vAlign w:val="center"/>
-          </w:tcPr>
-          <w:p>
-            <w:pPr>
-              <w:rPr>
-                <w:sz w:val="28"/>
-                <w:szCs w:val="28"/>
-              </w:rPr>
-            </w:pPr>
-            <w:r>
-              <w:rPr>
-                <w:sz w:val="28"/>
-                <w:szCs w:val="28"/>
-              </w:rPr>
-              <w:t xml:space="preserve">Проведено не менее 3 экспериментов (для разных типов студентов). ML-модель показывает улучшение на 20-40% по сравнению со SM-2 (выученные карточки: 80% </w:t>
-            </w:r>
-            <w:r>
-              <w:rPr>
-                <w:sz w:val="28"/>
-                <w:szCs w:val="28"/>
-              </w:rPr>
-              <w:t>против</w:t>
-            </w:r>
-            <w:r>
-              <w:rPr>
-                <w:sz w:val="28"/>
-                <w:szCs w:val="28"/>
-              </w:rPr>
-              <w:t xml:space="preserve"> 60% для среднего студента). Получены графики роста интервалов. Составлен итоговый отчёт с выводами о преимуществах ML-подхода.</w:t>
-            </w:r>
-          </w:p>
-        </w:tc>
-      </w:tr>
-      <w:tr>
-        <w:tc>
-          <w:tcPr>
-            <w:tcW w:w="596" w:type="dxa"/>
-            <w:tcBorders>
-              <w:top w:val="single" w:sz="12" w:space="0" w:color="000000"/>
-              <w:left w:val="single" w:sz="12" w:space="0" w:color="000000"/>
-              <w:bottom w:val="single" w:sz="4" w:space="0" w:color="000000"/>
-              <w:right w:val="single" w:sz="4" w:space="0" w:color="000000"/>
-            </w:tcBorders>
-            <w:vAlign w:val="center"/>
-          </w:tcPr>
-          <w:p>
-            <w:pPr>
-              <w:pStyle w:val="a3"/>
-              <w:numPr>
-                <w:ilvl w:val="0"/>
-                <w:numId w:val="14"/>
-              </w:numPr>
-              <w:tabs>
-                <w:tab w:val="left" w:pos="851"/>
-              </w:tabs>
-              <w:spacing w:line="240" w:lineRule="auto"/>
-              <w:ind w:left="0" w:firstLine="0"/>
-              <w:jc w:val="both"/>
-              <w:rPr>
-                <w:sz w:val="28"/>
-                <w:szCs w:val="28"/>
-              </w:rPr>
-            </w:pPr>
-          </w:p>
-        </w:tc>
-        <w:tc>
-          <w:tcPr>
-            <w:tcW w:w="2694" w:type="dxa"/>
-            <w:tcBorders>
-              <w:top w:val="single" w:sz="12" w:space="0" w:color="000000"/>
-              <w:left w:val="single" w:sz="4" w:space="0" w:color="000000"/>
-              <w:bottom w:val="single" w:sz="12" w:space="0" w:color="000000"/>
-              <w:right w:val="single" w:sz="4" w:space="0" w:color="000000"/>
-            </w:tcBorders>
-          </w:tcPr>
-          <w:p>
-            <w:pPr>
-              <w:rPr>
-                <w:sz w:val="28"/>
-                <w:szCs w:val="28"/>
-              </w:rPr>
-            </w:pPr>
-            <w:r>
-              <w:rPr>
-                <w:sz w:val="28"/>
-                <w:szCs w:val="28"/>
-              </w:rPr>
-              <w:t>Задача 1</w:t>
-            </w:r>
-            <w:r>
-              <w:rPr>
-                <w:sz w:val="28"/>
-                <w:szCs w:val="28"/>
-              </w:rPr>
-              <w:t>4</w:t>
-            </w:r>
-            <w:r>
-              <w:rPr>
-                <w:sz w:val="28"/>
-                <w:szCs w:val="28"/>
-              </w:rPr>
-              <w:t>. Подготовить материалы к защите курсового проекта</w:t>
-            </w:r>
-          </w:p>
-        </w:tc>
-        <w:tc>
-          <w:tcPr>
-            <w:tcW w:w="2977" w:type="dxa"/>
-            <w:tcBorders>
-              <w:top w:val="single" w:sz="12" w:space="0" w:color="000000"/>
-              <w:left w:val="single" w:sz="4" w:space="0" w:color="000000"/>
-              <w:bottom w:val="single" w:sz="4" w:space="0" w:color="000000"/>
-              <w:right w:val="single" w:sz="4" w:space="0" w:color="000000"/>
-            </w:tcBorders>
-            <w:vAlign w:val="center"/>
-          </w:tcPr>
-          <w:p>
-            <w:pPr>
-              <w:rPr>
-                <w:sz w:val="28"/>
-                <w:szCs w:val="28"/>
-              </w:rPr>
-            </w:pPr>
-            <w:r>
-              <w:rPr>
-                <w:sz w:val="28"/>
-                <w:szCs w:val="28"/>
-              </w:rPr>
-              <w:t>Написание доклада и создание презентации для демонстрации результатов работы</w:t>
-            </w:r>
-          </w:p>
-        </w:tc>
-        <w:tc>
-          <w:tcPr>
-            <w:tcW w:w="1275" w:type="dxa"/>
-            <w:tcBorders>
-              <w:top w:val="single" w:sz="12" w:space="0" w:color="000000"/>
-              <w:left w:val="single" w:sz="4" w:space="0" w:color="000000"/>
-              <w:bottom w:val="single" w:sz="4" w:space="0" w:color="000000"/>
-              <w:right w:val="single" w:sz="4" w:space="0" w:color="000000"/>
-            </w:tcBorders>
-            <w:vAlign w:val="center"/>
-          </w:tcPr>
-          <w:p>
-            <w:pPr>
-              <w:rPr>
-                <w:sz w:val="28"/>
-                <w:szCs w:val="28"/>
-              </w:rPr>
-            </w:pPr>
-            <w:r>
-              <w:rPr>
-                <w:sz w:val="28"/>
-                <w:szCs w:val="28"/>
-              </w:rPr>
-              <w:t>1</w:t>
-            </w:r>
-            <w:r>
-              <w:rPr>
-                <w:sz w:val="28"/>
-                <w:szCs w:val="28"/>
-                <w:lang w:val="en-US"/>
-              </w:rPr>
-              <w:t>2</w:t>
-            </w:r>
-            <w:r>
-              <w:rPr>
-                <w:sz w:val="28"/>
-                <w:szCs w:val="28"/>
-              </w:rPr>
-              <w:t xml:space="preserve">.05.26 – </w:t>
-            </w:r>
-            <w:r>
-              <w:rPr>
-                <w:sz w:val="28"/>
-                <w:szCs w:val="28"/>
-                <w:lang w:val="en-US"/>
-              </w:rPr>
-              <w:t>15</w:t>
-            </w:r>
-            <w:r>
-              <w:rPr>
-                <w:sz w:val="28"/>
-                <w:szCs w:val="28"/>
-              </w:rPr>
-              <w:t>.05.26</w:t>
-            </w:r>
-          </w:p>
-        </w:tc>
-        <w:tc>
-          <w:tcPr>
-            <w:tcW w:w="2835" w:type="dxa"/>
-            <w:tcBorders>
-              <w:top w:val="single" w:sz="12" w:space="0" w:color="000000"/>
-              <w:left w:val="single" w:sz="4" w:space="0" w:color="000000"/>
-              <w:bottom w:val="single" w:sz="4" w:space="0" w:color="000000"/>
-              <w:right w:val="single" w:sz="12" w:space="0" w:color="000000"/>
-            </w:tcBorders>
-            <w:vAlign w:val="center"/>
-          </w:tcPr>
-          <w:p>
-            <w:pPr>
               <w:rPr>
                 <w:sz w:val="28"/>
                 <w:szCs w:val="28"/>
@@ -6624,10 +6268,10 @@
                 <w:numId w:val="29"/>
               </w:numPr>
               <w:tabs>
-                <w:tab w:val="left" w:pos="823"/>
+                <w:tab w:val="left" w:pos="597"/>
               </w:tabs>
               <w:spacing w:before="10" w:line="235" w:lineRule="auto"/>
-              <w:ind w:right="98" w:firstLine="0"/>
+              <w:ind w:left="172" w:right="98" w:firstLine="0"/>
               <w:jc w:val="both"/>
               <w:rPr>
                 <w:sz w:val="28"/>
@@ -6657,10 +6301,10 @@
                 <w:numId w:val="29"/>
               </w:numPr>
               <w:tabs>
-                <w:tab w:val="left" w:pos="823"/>
+                <w:tab w:val="left" w:pos="597"/>
               </w:tabs>
               <w:spacing w:before="10" w:line="235" w:lineRule="auto"/>
-              <w:ind w:right="98" w:firstLine="0"/>
+              <w:ind w:left="172" w:right="98" w:firstLine="0"/>
               <w:jc w:val="both"/>
               <w:rPr>
                 <w:sz w:val="28"/>
@@ -6697,10 +6341,10 @@
                 <w:numId w:val="29"/>
               </w:numPr>
               <w:tabs>
-                <w:tab w:val="left" w:pos="823"/>
+                <w:tab w:val="left" w:pos="597"/>
               </w:tabs>
               <w:spacing w:before="10" w:line="235" w:lineRule="auto"/>
-              <w:ind w:right="98" w:firstLine="0"/>
+              <w:ind w:left="172" w:right="98" w:firstLine="0"/>
               <w:jc w:val="both"/>
               <w:rPr>
                 <w:sz w:val="28"/>
@@ -6751,10 +6395,10 @@
                 <w:numId w:val="29"/>
               </w:numPr>
               <w:tabs>
-                <w:tab w:val="left" w:pos="823"/>
+                <w:tab w:val="left" w:pos="597"/>
               </w:tabs>
               <w:spacing w:before="10" w:line="235" w:lineRule="auto"/>
-              <w:ind w:right="98" w:firstLine="0"/>
+              <w:ind w:left="172" w:right="98" w:firstLine="0"/>
               <w:jc w:val="both"/>
               <w:rPr>
                 <w:sz w:val="28"/>
@@ -6773,7 +6417,15 @@
                 <w:sz w:val="28"/>
                 <w:szCs w:val="28"/>
               </w:rPr>
-              <w:t>формулировано не менее 5 нефункциональных требований</w:t>
+              <w:t xml:space="preserve">формулировано не менее 5 </w:t>
+            </w:r>
+            <w:r>
+              <w:rPr>
+                <w:sz w:val="28"/>
+                <w:szCs w:val="28"/>
+              </w:rPr>
+              <w:lastRenderedPageBreak/>
+              <w:t>нефункциональных требований</w:t>
             </w:r>
             <w:r>
               <w:rPr>
@@ -6791,10 +6443,10 @@
                 <w:numId w:val="29"/>
               </w:numPr>
               <w:tabs>
-                <w:tab w:val="left" w:pos="823"/>
+                <w:tab w:val="left" w:pos="597"/>
               </w:tabs>
               <w:spacing w:before="10" w:line="235" w:lineRule="auto"/>
-              <w:ind w:right="98" w:firstLine="0"/>
+              <w:ind w:left="172" w:right="98" w:firstLine="0"/>
               <w:jc w:val="both"/>
               <w:rPr>
                 <w:sz w:val="28"/>
@@ -6854,10 +6506,10 @@
                 <w:numId w:val="29"/>
               </w:numPr>
               <w:tabs>
-                <w:tab w:val="left" w:pos="823"/>
+                <w:tab w:val="left" w:pos="597"/>
               </w:tabs>
               <w:spacing w:before="10" w:line="235" w:lineRule="auto"/>
-              <w:ind w:right="98" w:firstLine="0"/>
+              <w:ind w:left="172" w:right="98" w:firstLine="0"/>
               <w:jc w:val="both"/>
               <w:rPr>
                 <w:sz w:val="28"/>
@@ -6875,7 +6527,6 @@
               <w:rPr>
                 <w:sz w:val="28"/>
                 <w:szCs w:val="28"/>
-                <w:lang w:val="en-US"/>
               </w:rPr>
               <w:t>ML</w:t>
             </w:r>
@@ -6895,10 +6546,10 @@
                 <w:numId w:val="29"/>
               </w:numPr>
               <w:tabs>
-                <w:tab w:val="left" w:pos="823"/>
+                <w:tab w:val="left" w:pos="597"/>
               </w:tabs>
               <w:spacing w:before="10" w:line="235" w:lineRule="auto"/>
-              <w:ind w:right="98" w:firstLine="0"/>
+              <w:ind w:left="172" w:right="98" w:firstLine="0"/>
               <w:jc w:val="both"/>
               <w:rPr>
                 <w:sz w:val="28"/>
@@ -6917,7 +6568,6 @@
               <w:rPr>
                 <w:sz w:val="28"/>
                 <w:szCs w:val="28"/>
-                <w:lang w:val="en-US"/>
               </w:rPr>
               <w:t>ReviewLog</w:t>
             </w:r>
@@ -6938,10 +6588,10 @@
                 <w:numId w:val="29"/>
               </w:numPr>
               <w:tabs>
-                <w:tab w:val="left" w:pos="823"/>
+                <w:tab w:val="left" w:pos="597"/>
               </w:tabs>
               <w:spacing w:before="10" w:line="235" w:lineRule="auto"/>
-              <w:ind w:right="98" w:firstLine="0"/>
+              <w:ind w:left="172" w:right="98" w:firstLine="0"/>
               <w:jc w:val="both"/>
               <w:rPr>
                 <w:sz w:val="28"/>
@@ -6952,7 +6602,6 @@
               <w:rPr>
                 <w:sz w:val="28"/>
                 <w:szCs w:val="28"/>
-                <w:lang w:val="en-US"/>
               </w:rPr>
               <w:t>UML</w:t>
             </w:r>
@@ -6988,10 +6637,10 @@
                 <w:numId w:val="29"/>
               </w:numPr>
               <w:tabs>
-                <w:tab w:val="left" w:pos="823"/>
+                <w:tab w:val="left" w:pos="597"/>
               </w:tabs>
               <w:spacing w:before="10" w:line="235" w:lineRule="auto"/>
-              <w:ind w:right="98" w:firstLine="0"/>
+              <w:ind w:left="172" w:right="98" w:firstLine="0"/>
               <w:jc w:val="both"/>
               <w:rPr>
                 <w:sz w:val="28"/>
@@ -7021,10 +6670,10 @@
                 <w:numId w:val="29"/>
               </w:numPr>
               <w:tabs>
-                <w:tab w:val="left" w:pos="823"/>
+                <w:tab w:val="left" w:pos="597"/>
               </w:tabs>
               <w:spacing w:before="10" w:line="235" w:lineRule="auto"/>
-              <w:ind w:right="98" w:firstLine="0"/>
+              <w:ind w:left="172" w:right="98" w:firstLine="0"/>
               <w:jc w:val="both"/>
               <w:rPr>
                 <w:sz w:val="28"/>
@@ -7070,7 +6719,6 @@
               <w:rPr>
                 <w:sz w:val="28"/>
                 <w:szCs w:val="28"/>
-                <w:lang w:val="en-US"/>
               </w:rPr>
               <w:t>ML</w:t>
             </w:r>
@@ -7097,10 +6745,10 @@
                 <w:numId w:val="29"/>
               </w:numPr>
               <w:tabs>
-                <w:tab w:val="left" w:pos="823"/>
+                <w:tab w:val="left" w:pos="597"/>
               </w:tabs>
               <w:spacing w:before="10" w:line="235" w:lineRule="auto"/>
-              <w:ind w:right="98" w:firstLine="0"/>
+              <w:ind w:left="172" w:right="98" w:firstLine="0"/>
               <w:jc w:val="both"/>
               <w:rPr>
                 <w:sz w:val="28"/>
@@ -7144,10 +6792,10 @@
                 <w:numId w:val="29"/>
               </w:numPr>
               <w:tabs>
-                <w:tab w:val="left" w:pos="823"/>
+                <w:tab w:val="left" w:pos="597"/>
               </w:tabs>
               <w:spacing w:before="10" w:line="235" w:lineRule="auto"/>
-              <w:ind w:right="98" w:firstLine="0"/>
+              <w:ind w:left="172" w:right="98" w:firstLine="0"/>
               <w:jc w:val="both"/>
               <w:rPr>
                 <w:sz w:val="28"/>
@@ -7170,10 +6818,10 @@
                 <w:numId w:val="29"/>
               </w:numPr>
               <w:tabs>
-                <w:tab w:val="left" w:pos="823"/>
+                <w:tab w:val="left" w:pos="597"/>
               </w:tabs>
               <w:spacing w:before="10" w:line="235" w:lineRule="auto"/>
-              <w:ind w:right="98" w:firstLine="0"/>
+              <w:ind w:left="172" w:right="98" w:firstLine="0"/>
               <w:jc w:val="both"/>
               <w:rPr>
                 <w:sz w:val="28"/>
@@ -7193,6 +6841,13 @@
                 <w:szCs w:val="28"/>
               </w:rPr>
               <w:t xml:space="preserve"> сценарии</w:t>
+            </w:r>
+            <w:r>
+              <w:rPr>
+                <w:sz w:val="28"/>
+                <w:szCs w:val="28"/>
+              </w:rPr>
+              <w:t>.</w:t>
             </w:r>
           </w:p>
         </w:tc>
@@ -7289,10 +6944,10 @@
                 <w:numId w:val="29"/>
               </w:numPr>
               <w:tabs>
-                <w:tab w:val="left" w:pos="823"/>
+                <w:tab w:val="left" w:pos="597"/>
               </w:tabs>
               <w:spacing w:before="10" w:line="235" w:lineRule="auto"/>
-              <w:ind w:right="98" w:firstLine="0"/>
+              <w:ind w:left="172" w:right="98" w:firstLine="0"/>
               <w:jc w:val="both"/>
               <w:rPr>
                 <w:sz w:val="28"/>
@@ -7329,10 +6984,10 @@
                 <w:numId w:val="29"/>
               </w:numPr>
               <w:tabs>
-                <w:tab w:val="left" w:pos="823"/>
+                <w:tab w:val="left" w:pos="597"/>
               </w:tabs>
               <w:spacing w:before="10" w:line="235" w:lineRule="auto"/>
-              <w:ind w:right="98" w:firstLine="0"/>
+              <w:ind w:left="172" w:right="98" w:firstLine="0"/>
               <w:jc w:val="both"/>
               <w:rPr>
                 <w:sz w:val="28"/>
@@ -7355,10 +7010,10 @@
                 <w:numId w:val="29"/>
               </w:numPr>
               <w:tabs>
-                <w:tab w:val="left" w:pos="823"/>
+                <w:tab w:val="left" w:pos="597"/>
               </w:tabs>
               <w:spacing w:before="10" w:line="235" w:lineRule="auto"/>
-              <w:ind w:right="98" w:firstLine="0"/>
+              <w:ind w:left="172" w:right="98" w:firstLine="0"/>
               <w:jc w:val="both"/>
               <w:rPr>
                 <w:sz w:val="28"/>
@@ -7388,10 +7043,10 @@
                 <w:numId w:val="29"/>
               </w:numPr>
               <w:tabs>
-                <w:tab w:val="left" w:pos="823"/>
+                <w:tab w:val="left" w:pos="597"/>
               </w:tabs>
               <w:spacing w:before="10" w:line="235" w:lineRule="auto"/>
-              <w:ind w:right="98" w:firstLine="0"/>
+              <w:ind w:left="172" w:right="98" w:firstLine="0"/>
               <w:jc w:val="both"/>
               <w:rPr>
                 <w:sz w:val="28"/>
@@ -7450,10 +7105,10 @@
                 <w:numId w:val="29"/>
               </w:numPr>
               <w:tabs>
-                <w:tab w:val="left" w:pos="823"/>
+                <w:tab w:val="left" w:pos="597"/>
               </w:tabs>
               <w:spacing w:before="10" w:line="235" w:lineRule="auto"/>
-              <w:ind w:right="98" w:firstLine="0"/>
+              <w:ind w:left="172" w:right="98" w:firstLine="0"/>
               <w:jc w:val="both"/>
               <w:rPr>
                 <w:sz w:val="28"/>
@@ -7499,10 +7154,10 @@
                 <w:numId w:val="29"/>
               </w:numPr>
               <w:tabs>
-                <w:tab w:val="left" w:pos="823"/>
+                <w:tab w:val="left" w:pos="597"/>
               </w:tabs>
               <w:spacing w:before="10" w:line="235" w:lineRule="auto"/>
-              <w:ind w:right="98" w:firstLine="0"/>
+              <w:ind w:left="172" w:right="98" w:firstLine="0"/>
               <w:jc w:val="both"/>
               <w:rPr>
                 <w:sz w:val="28"/>
@@ -7555,10 +7210,10 @@
                 <w:numId w:val="29"/>
               </w:numPr>
               <w:tabs>
-                <w:tab w:val="left" w:pos="823"/>
+                <w:tab w:val="left" w:pos="597"/>
               </w:tabs>
               <w:spacing w:before="10" w:line="235" w:lineRule="auto"/>
-              <w:ind w:right="98" w:firstLine="0"/>
+              <w:ind w:left="172" w:right="98" w:firstLine="0"/>
               <w:jc w:val="both"/>
               <w:rPr>
                 <w:sz w:val="28"/>
@@ -7595,10 +7250,10 @@
                 <w:numId w:val="29"/>
               </w:numPr>
               <w:tabs>
-                <w:tab w:val="left" w:pos="823"/>
+                <w:tab w:val="left" w:pos="597"/>
               </w:tabs>
               <w:spacing w:before="10" w:line="235" w:lineRule="auto"/>
-              <w:ind w:right="98" w:firstLine="0"/>
+              <w:ind w:left="172" w:right="98" w:firstLine="0"/>
               <w:jc w:val="both"/>
               <w:rPr>
                 <w:sz w:val="28"/>
@@ -7618,6 +7273,13 @@
                 <w:szCs w:val="28"/>
               </w:rPr>
               <w:t>анимации при ответах пользователя</w:t>
+            </w:r>
+            <w:r>
+              <w:rPr>
+                <w:sz w:val="28"/>
+                <w:szCs w:val="28"/>
+              </w:rPr>
+              <w:t>.</w:t>
             </w:r>
           </w:p>
           <w:p>
@@ -7657,10 +7319,10 @@
                 <w:numId w:val="29"/>
               </w:numPr>
               <w:tabs>
-                <w:tab w:val="left" w:pos="823"/>
+                <w:tab w:val="left" w:pos="597"/>
               </w:tabs>
               <w:spacing w:before="10" w:line="235" w:lineRule="auto"/>
-              <w:ind w:right="98" w:firstLine="0"/>
+              <w:ind w:left="172" w:right="98" w:firstLine="0"/>
               <w:jc w:val="both"/>
               <w:rPr>
                 <w:sz w:val="28"/>
@@ -7697,10 +7359,10 @@
                 <w:numId w:val="29"/>
               </w:numPr>
               <w:tabs>
-                <w:tab w:val="left" w:pos="823"/>
+                <w:tab w:val="left" w:pos="597"/>
               </w:tabs>
               <w:spacing w:before="10" w:line="235" w:lineRule="auto"/>
-              <w:ind w:right="98" w:firstLine="0"/>
+              <w:ind w:left="172" w:right="98" w:firstLine="0"/>
               <w:jc w:val="both"/>
               <w:rPr>
                 <w:sz w:val="28"/>
@@ -7716,12 +7378,8 @@
             </w:r>
             <w:r>
               <w:rPr>
-                <w:rFonts w:ascii="Segoe UI" w:hAnsi="Segoe UI" w:cs="Segoe UI"/>
-                <w:color w:val="0F1115"/>
-                <w:sz w:val="24"/>
-                <w:szCs w:val="20"/>
-                <w:shd w:val="clear" w:color="auto" w:fill="FFFFFF"/>
-                <w:lang w:eastAsia="ru-RU"/>
+                <w:sz w:val="28"/>
+                <w:szCs w:val="28"/>
               </w:rPr>
               <w:t xml:space="preserve"> </w:t>
             </w:r>
@@ -7748,10 +7406,10 @@
                 <w:numId w:val="29"/>
               </w:numPr>
               <w:tabs>
-                <w:tab w:val="left" w:pos="823"/>
+                <w:tab w:val="left" w:pos="597"/>
               </w:tabs>
               <w:spacing w:before="10" w:line="235" w:lineRule="auto"/>
-              <w:ind w:right="98" w:firstLine="0"/>
+              <w:ind w:left="172" w:right="98" w:firstLine="0"/>
               <w:jc w:val="both"/>
               <w:rPr>
                 <w:sz w:val="28"/>
@@ -7839,6 +7497,7 @@
                 <w:sz w:val="28"/>
                 <w:lang w:val="ru-RU"/>
               </w:rPr>
+              <w:lastRenderedPageBreak/>
               <w:t>10.</w:t>
             </w:r>
             <w:r>
@@ -8102,6 +7761,7 @@
         <w:tc>
           <w:tcPr>
             <w:tcW w:w="4056" w:type="dxa"/>
+            <w:vAlign w:val="center"/>
           </w:tcPr>
           <w:p>
             <w:pPr>
@@ -8197,33 +7857,31 @@
         <w:tc>
           <w:tcPr>
             <w:tcW w:w="4880" w:type="dxa"/>
+            <w:vAlign w:val="center"/>
           </w:tcPr>
           <w:p>
             <w:pPr>
               <w:pStyle w:val="TableParagraph"/>
-              <w:spacing w:before="5"/>
-              <w:rPr>
-                <w:b/>
+              <w:ind w:left="56"/>
+              <w:rPr>
+                <w:sz w:val="28"/>
+              </w:rPr>
+            </w:pPr>
+            <w:r>
+              <w:rPr>
+                <w:spacing w:val="-2"/>
                 <w:sz w:val="28"/>
                 <w:lang w:val="ru-RU"/>
               </w:rPr>
-            </w:pPr>
-          </w:p>
-          <w:p>
-            <w:pPr>
-              <w:pStyle w:val="TableParagraph"/>
-              <w:ind w:left="110"/>
-              <w:rPr>
-                <w:sz w:val="28"/>
-              </w:rPr>
-            </w:pPr>
+              <w:t>И</w:t>
+            </w:r>
             <w:proofErr w:type="spellStart"/>
             <w:r>
               <w:rPr>
                 <w:spacing w:val="-2"/>
                 <w:sz w:val="28"/>
               </w:rPr>
-              <w:t>информационная</w:t>
+              <w:t>нформационная</w:t>
             </w:r>
             <w:proofErr w:type="spellEnd"/>
           </w:p>
@@ -8258,6 +7916,7 @@
         <w:tc>
           <w:tcPr>
             <w:tcW w:w="4056" w:type="dxa"/>
+            <w:vAlign w:val="center"/>
           </w:tcPr>
           <w:p>
             <w:pPr>
@@ -8311,6 +7970,7 @@
         <w:tc>
           <w:tcPr>
             <w:tcW w:w="4880" w:type="dxa"/>
+            <w:vAlign w:val="center"/>
           </w:tcPr>
           <w:p>
             <w:pPr>
@@ -8321,13 +7981,21 @@
                 <w:sz w:val="28"/>
               </w:rPr>
             </w:pPr>
+            <w:r>
+              <w:rPr>
+                <w:spacing w:val="-2"/>
+                <w:sz w:val="28"/>
+                <w:lang w:val="ru-RU"/>
+              </w:rPr>
+              <w:t>К</w:t>
+            </w:r>
             <w:proofErr w:type="spellStart"/>
             <w:r>
               <w:rPr>
                 <w:spacing w:val="-2"/>
                 <w:sz w:val="28"/>
               </w:rPr>
-              <w:t>консультационная</w:t>
+              <w:t>онсультационная</w:t>
             </w:r>
             <w:proofErr w:type="spellEnd"/>
           </w:p>
@@ -8362,6 +8030,7 @@
         <w:tc>
           <w:tcPr>
             <w:tcW w:w="4056" w:type="dxa"/>
+            <w:vAlign w:val="center"/>
           </w:tcPr>
           <w:p>
             <w:pPr>
@@ -8401,6 +8070,7 @@
         <w:tc>
           <w:tcPr>
             <w:tcW w:w="4880" w:type="dxa"/>
+            <w:vAlign w:val="center"/>
           </w:tcPr>
           <w:p>
             <w:pPr>
@@ -8411,12 +8081,19 @@
                 <w:sz w:val="28"/>
               </w:rPr>
             </w:pPr>
+            <w:r>
+              <w:rPr>
+                <w:sz w:val="28"/>
+                <w:lang w:val="ru-RU"/>
+              </w:rPr>
+              <w:t>Р</w:t>
+            </w:r>
             <w:proofErr w:type="spellStart"/>
             <w:r>
               <w:rPr>
                 <w:sz w:val="28"/>
               </w:rPr>
-              <w:t>ресурсная</w:t>
+              <w:t>есурсная</w:t>
             </w:r>
             <w:proofErr w:type="spellEnd"/>
             <w:r>
@@ -8633,7 +8310,6 @@
               <w:rPr>
                 <w:sz w:val="28"/>
               </w:rPr>
-              <w:lastRenderedPageBreak/>
               <w:t>Расширение</w:t>
             </w:r>
             <w:proofErr w:type="spellEnd"/>
@@ -8681,54 +8357,45 @@
               <w:pStyle w:val="TableParagraph"/>
               <w:numPr>
                 <w:ilvl w:val="0"/>
-                <w:numId w:val="32"/>
+                <w:numId w:val="29"/>
               </w:numPr>
               <w:tabs>
-                <w:tab w:val="left" w:pos="816"/>
+                <w:tab w:val="left" w:pos="597"/>
               </w:tabs>
-              <w:ind w:right="90" w:firstLine="0"/>
+              <w:spacing w:before="10" w:line="235" w:lineRule="auto"/>
+              <w:ind w:left="172" w:right="98" w:firstLine="0"/>
               <w:jc w:val="both"/>
               <w:rPr>
                 <w:sz w:val="28"/>
+                <w:szCs w:val="28"/>
                 <w:lang w:val="ru-RU"/>
               </w:rPr>
             </w:pPr>
             <w:r>
               <w:rPr>
                 <w:sz w:val="28"/>
+                <w:szCs w:val="28"/>
                 <w:lang w:val="ru-RU"/>
               </w:rPr>
-              <w:t xml:space="preserve">реализация </w:t>
-            </w:r>
-            <w:r>
-              <w:rPr>
-                <w:sz w:val="28"/>
+              <w:t>реализация дообучения ML-модели на реальных логах пользователя (</w:t>
+            </w:r>
+            <w:proofErr w:type="spellStart"/>
+            <w:r>
+              <w:rPr>
+                <w:sz w:val="28"/>
+                <w:szCs w:val="28"/>
                 <w:lang w:val="ru-RU"/>
               </w:rPr>
-              <w:t>дообучения ML-модели на реальных логах пользователя (</w:t>
-            </w:r>
-            <w:proofErr w:type="spellStart"/>
-            <w:r>
-              <w:rPr>
-                <w:sz w:val="28"/>
+              <w:t>fine-tuning</w:t>
+            </w:r>
+            <w:proofErr w:type="spellEnd"/>
+            <w:r>
+              <w:rPr>
+                <w:sz w:val="28"/>
+                <w:szCs w:val="28"/>
                 <w:lang w:val="ru-RU"/>
               </w:rPr>
-              <w:t>fine-tuning</w:t>
-            </w:r>
-            <w:proofErr w:type="spellEnd"/>
-            <w:r>
-              <w:rPr>
-                <w:sz w:val="28"/>
-                <w:lang w:val="ru-RU"/>
-              </w:rPr>
-              <w:t xml:space="preserve"> на сервере)</w:t>
-            </w:r>
-            <w:r>
-              <w:rPr>
-                <w:sz w:val="28"/>
-                <w:lang w:val="ru-RU"/>
-              </w:rPr>
-              <w:t>,</w:t>
+              <w:t xml:space="preserve"> на сервере),</w:t>
             </w:r>
           </w:p>
           <w:p>
@@ -8736,47 +8403,35 @@
               <w:pStyle w:val="TableParagraph"/>
               <w:numPr>
                 <w:ilvl w:val="0"/>
-                <w:numId w:val="32"/>
+                <w:numId w:val="29"/>
               </w:numPr>
               <w:tabs>
-                <w:tab w:val="left" w:pos="816"/>
+                <w:tab w:val="left" w:pos="597"/>
               </w:tabs>
-              <w:spacing w:line="341" w:lineRule="exact"/>
-              <w:ind w:left="816"/>
+              <w:spacing w:before="10" w:line="235" w:lineRule="auto"/>
+              <w:ind w:left="172" w:right="98" w:firstLine="0"/>
               <w:jc w:val="both"/>
               <w:rPr>
                 <w:sz w:val="28"/>
+                <w:szCs w:val="28"/>
                 <w:lang w:val="ru-RU"/>
               </w:rPr>
             </w:pPr>
             <w:r>
               <w:rPr>
                 <w:sz w:val="28"/>
+                <w:szCs w:val="28"/>
                 <w:lang w:val="ru-RU"/>
               </w:rPr>
-              <w:t>добавление</w:t>
-            </w:r>
-            <w:r>
-              <w:rPr>
-                <w:spacing w:val="-2"/>
-                <w:sz w:val="28"/>
+              <w:t xml:space="preserve">добавление </w:t>
+            </w:r>
+            <w:r>
+              <w:rPr>
+                <w:sz w:val="28"/>
+                <w:szCs w:val="28"/>
                 <w:lang w:val="ru-RU"/>
               </w:rPr>
-              <w:t xml:space="preserve"> </w:t>
-            </w:r>
-            <w:r>
-              <w:rPr>
-                <w:sz w:val="28"/>
-                <w:lang w:val="ru-RU"/>
-              </w:rPr>
-              <w:t>поддержки мультимедийных карточек (изображения, аудио, видео) с соответствующими признаками для ML-модели</w:t>
-            </w:r>
-            <w:r>
-              <w:rPr>
-                <w:sz w:val="28"/>
-                <w:lang w:val="ru-RU"/>
-              </w:rPr>
-              <w:t>,</w:t>
+              <w:t>поддержки мультимедийных карточек (изображения, аудио, видео) с соответствующими признаками для ML-модели,</w:t>
             </w:r>
           </w:p>
           <w:p>
@@ -8784,54 +8439,35 @@
               <w:pStyle w:val="TableParagraph"/>
               <w:numPr>
                 <w:ilvl w:val="0"/>
-                <w:numId w:val="32"/>
+                <w:numId w:val="29"/>
               </w:numPr>
               <w:tabs>
-                <w:tab w:val="left" w:pos="816"/>
-                <w:tab w:val="left" w:pos="2398"/>
-                <w:tab w:val="left" w:pos="4535"/>
-                <w:tab w:val="left" w:pos="5542"/>
-                <w:tab w:val="left" w:pos="7750"/>
+                <w:tab w:val="left" w:pos="597"/>
               </w:tabs>
-              <w:spacing w:before="1"/>
-              <w:ind w:right="104" w:firstLine="0"/>
+              <w:spacing w:before="10" w:line="235" w:lineRule="auto"/>
+              <w:ind w:left="172" w:right="98" w:firstLine="0"/>
               <w:jc w:val="both"/>
               <w:rPr>
                 <w:sz w:val="28"/>
+                <w:szCs w:val="28"/>
                 <w:lang w:val="ru-RU"/>
               </w:rPr>
             </w:pPr>
             <w:r>
               <w:rPr>
-                <w:spacing w:val="-2"/>
-                <w:sz w:val="28"/>
+                <w:sz w:val="28"/>
+                <w:szCs w:val="28"/>
                 <w:lang w:val="ru-RU"/>
               </w:rPr>
               <w:t>р</w:t>
             </w:r>
             <w:r>
               <w:rPr>
-                <w:spacing w:val="-2"/>
-                <w:sz w:val="28"/>
+                <w:sz w:val="28"/>
+                <w:szCs w:val="28"/>
                 <w:lang w:val="ru-RU"/>
               </w:rPr>
-              <w:t xml:space="preserve">асширение </w:t>
-            </w:r>
-            <w:r>
-              <w:rPr>
-                <w:spacing w:val="-2"/>
-                <w:sz w:val="28"/>
-                <w:lang w:val="ru-RU"/>
-              </w:rPr>
-              <w:t>системы признаков ML-модели до 30+ факторов (включая эмоциональное состояние пользователя, тип устройства, время года)</w:t>
-            </w:r>
-            <w:r>
-              <w:rPr>
-                <w:spacing w:val="-2"/>
-                <w:sz w:val="28"/>
-                <w:lang w:val="ru-RU"/>
-              </w:rPr>
-              <w:t>,</w:t>
+              <w:t>асширение системы признаков ML-модели до 30+ факторов (включая эмоциональное состояние пользователя, тип устройства, время года),</w:t>
             </w:r>
           </w:p>
           <w:p>
@@ -8839,21 +8475,24 @@
               <w:pStyle w:val="TableParagraph"/>
               <w:numPr>
                 <w:ilvl w:val="0"/>
-                <w:numId w:val="32"/>
+                <w:numId w:val="29"/>
               </w:numPr>
               <w:tabs>
-                <w:tab w:val="left" w:pos="816"/>
+                <w:tab w:val="left" w:pos="597"/>
               </w:tabs>
-              <w:ind w:left="110" w:right="3280" w:firstLine="180"/>
+              <w:spacing w:before="10" w:line="235" w:lineRule="auto"/>
+              <w:ind w:left="172" w:right="98" w:firstLine="0"/>
               <w:jc w:val="both"/>
               <w:rPr>
                 <w:sz w:val="28"/>
+                <w:szCs w:val="28"/>
                 <w:lang w:val="ru-RU"/>
               </w:rPr>
             </w:pPr>
             <w:r>
               <w:rPr>
                 <w:sz w:val="28"/>
+                <w:szCs w:val="28"/>
                 <w:lang w:val="ru-RU"/>
               </w:rPr>
               <w:t>добавление возможности делиться колодами и конспектами.</w:t>
@@ -8905,30 +8544,32 @@
               <w:pStyle w:val="TableParagraph"/>
               <w:numPr>
                 <w:ilvl w:val="0"/>
-                <w:numId w:val="32"/>
+                <w:numId w:val="29"/>
               </w:numPr>
               <w:tabs>
-                <w:tab w:val="left" w:pos="816"/>
+                <w:tab w:val="left" w:pos="597"/>
               </w:tabs>
-              <w:spacing w:line="340" w:lineRule="exact"/>
-              <w:ind w:left="816"/>
+              <w:spacing w:before="10" w:line="235" w:lineRule="auto"/>
+              <w:ind w:left="172" w:right="98" w:firstLine="0"/>
               <w:jc w:val="both"/>
               <w:rPr>
                 <w:sz w:val="28"/>
+                <w:szCs w:val="28"/>
               </w:rPr>
             </w:pPr>
             <w:proofErr w:type="spellStart"/>
             <w:r>
               <w:rPr>
                 <w:sz w:val="28"/>
+                <w:szCs w:val="28"/>
               </w:rPr>
               <w:t>развёртывание</w:t>
             </w:r>
             <w:proofErr w:type="spellEnd"/>
             <w:r>
               <w:rPr>
-                <w:spacing w:val="-7"/>
-                <w:sz w:val="28"/>
+                <w:sz w:val="28"/>
+                <w:szCs w:val="28"/>
               </w:rPr>
               <w:t xml:space="preserve"> </w:t>
             </w:r>
@@ -8936,30 +8577,31 @@
             <w:r>
               <w:rPr>
                 <w:sz w:val="28"/>
+                <w:szCs w:val="28"/>
               </w:rPr>
               <w:t>на</w:t>
             </w:r>
             <w:proofErr w:type="spellEnd"/>
             <w:r>
               <w:rPr>
-                <w:spacing w:val="-7"/>
-                <w:sz w:val="28"/>
+                <w:sz w:val="28"/>
+                <w:szCs w:val="28"/>
               </w:rPr>
               <w:t xml:space="preserve"> </w:t>
             </w:r>
             <w:proofErr w:type="spellStart"/>
             <w:r>
               <w:rPr>
-                <w:spacing w:val="-2"/>
-                <w:sz w:val="28"/>
+                <w:sz w:val="28"/>
+                <w:szCs w:val="28"/>
               </w:rPr>
               <w:t>сервере</w:t>
             </w:r>
             <w:proofErr w:type="spellEnd"/>
             <w:r>
               <w:rPr>
-                <w:spacing w:val="-2"/>
-                <w:sz w:val="28"/>
+                <w:sz w:val="28"/>
+                <w:szCs w:val="28"/>
               </w:rPr>
               <w:t>,</w:t>
             </w:r>
@@ -8969,13 +8611,13 @@
               <w:pStyle w:val="TableParagraph"/>
               <w:numPr>
                 <w:ilvl w:val="0"/>
-                <w:numId w:val="32"/>
+                <w:numId w:val="29"/>
               </w:numPr>
               <w:tabs>
-                <w:tab w:val="left" w:pos="816"/>
+                <w:tab w:val="left" w:pos="597"/>
               </w:tabs>
-              <w:spacing w:before="1" w:line="318" w:lineRule="exact"/>
-              <w:ind w:left="816"/>
+              <w:spacing w:before="10" w:line="235" w:lineRule="auto"/>
+              <w:ind w:left="172" w:right="98" w:firstLine="0"/>
               <w:jc w:val="both"/>
               <w:rPr>
                 <w:sz w:val="28"/>
@@ -8985,14 +8627,15 @@
             <w:r>
               <w:rPr>
                 <w:sz w:val="28"/>
+                <w:szCs w:val="28"/>
               </w:rPr>
               <w:t>создание</w:t>
             </w:r>
             <w:proofErr w:type="spellEnd"/>
             <w:r>
               <w:rPr>
-                <w:spacing w:val="-7"/>
-                <w:sz w:val="28"/>
+                <w:sz w:val="28"/>
+                <w:szCs w:val="28"/>
               </w:rPr>
               <w:t xml:space="preserve"> </w:t>
             </w:r>
@@ -9000,14 +8643,15 @@
             <w:r>
               <w:rPr>
                 <w:sz w:val="28"/>
+                <w:szCs w:val="28"/>
               </w:rPr>
               <w:t>веб</w:t>
             </w:r>
             <w:proofErr w:type="spellEnd"/>
             <w:r>
               <w:rPr>
-                <w:spacing w:val="-4"/>
-                <w:sz w:val="28"/>
+                <w:sz w:val="28"/>
+                <w:szCs w:val="28"/>
               </w:rPr>
               <w:t xml:space="preserve"> </w:t>
             </w:r>
@@ -9015,30 +8659,31 @@
             <w:r>
               <w:rPr>
                 <w:sz w:val="28"/>
+                <w:szCs w:val="28"/>
               </w:rPr>
               <w:t>версии</w:t>
             </w:r>
             <w:proofErr w:type="spellEnd"/>
             <w:r>
               <w:rPr>
-                <w:spacing w:val="-4"/>
-                <w:sz w:val="28"/>
+                <w:sz w:val="28"/>
+                <w:szCs w:val="28"/>
               </w:rPr>
               <w:t xml:space="preserve"> </w:t>
             </w:r>
             <w:proofErr w:type="spellStart"/>
             <w:r>
               <w:rPr>
-                <w:spacing w:val="-2"/>
-                <w:sz w:val="28"/>
+                <w:sz w:val="28"/>
+                <w:szCs w:val="28"/>
               </w:rPr>
               <w:t>приложения</w:t>
             </w:r>
             <w:proofErr w:type="spellEnd"/>
             <w:r>
               <w:rPr>
-                <w:spacing w:val="-2"/>
-                <w:sz w:val="28"/>
+                <w:sz w:val="28"/>
+                <w:szCs w:val="28"/>
               </w:rPr>
               <w:t>.</w:t>
             </w:r>
@@ -9347,70 +8992,8 @@
                 <w:sz w:val="28"/>
                 <w:szCs w:val="28"/>
               </w:rPr>
-              <w:t xml:space="preserve">в сборнике </w:t>
-            </w:r>
-            <w:r>
-              <w:rPr>
-                <w:sz w:val="28"/>
-                <w:szCs w:val="28"/>
-              </w:rPr>
-              <w:t>конференции «</w:t>
-            </w:r>
-            <w:r>
-              <w:rPr>
-                <w:sz w:val="28"/>
-                <w:szCs w:val="28"/>
-              </w:rPr>
-              <w:t>Прикладная математика: современные проблемы математики, информатики и моделирования»</w:t>
-            </w:r>
-          </w:p>
-        </w:tc>
-      </w:tr>
-      <w:tr>
-        <w:tc>
-          <w:tcPr>
-            <w:tcW w:w="3510" w:type="dxa"/>
-            <w:vMerge/>
-            <w:tcBorders>
-              <w:top w:val="single" w:sz="4" w:space="0" w:color="000000"/>
-              <w:left w:val="single" w:sz="4" w:space="0" w:color="000000"/>
-              <w:bottom w:val="single" w:sz="4" w:space="0" w:color="000000"/>
-              <w:right w:val="single" w:sz="4" w:space="0" w:color="000000"/>
-            </w:tcBorders>
-            <w:shd w:val="clear" w:color="auto" w:fill="BFBFBF"/>
-          </w:tcPr>
-          <w:p>
-            <w:pPr>
-              <w:rPr>
-                <w:sz w:val="28"/>
-                <w:szCs w:val="28"/>
-              </w:rPr>
-            </w:pPr>
-          </w:p>
-        </w:tc>
-        <w:tc>
-          <w:tcPr>
-            <w:tcW w:w="6867" w:type="dxa"/>
-            <w:tcBorders>
-              <w:top w:val="single" w:sz="4" w:space="0" w:color="000000"/>
-              <w:left w:val="single" w:sz="4" w:space="0" w:color="000000"/>
-              <w:bottom w:val="single" w:sz="4" w:space="0" w:color="000000"/>
-              <w:right w:val="single" w:sz="4" w:space="0" w:color="000000"/>
-            </w:tcBorders>
-            <w:vAlign w:val="center"/>
-          </w:tcPr>
-          <w:p>
-            <w:pPr>
-              <w:tabs>
-                <w:tab w:val="left" w:pos="540"/>
-              </w:tabs>
-              <w:jc w:val="center"/>
-              <w:rPr>
-                <w:b/>
-                <w:sz w:val="28"/>
-                <w:szCs w:val="28"/>
-              </w:rPr>
-            </w:pPr>
+              <w:t>в сборнике конференции «Прикладная математика: современные проблемы математики, информатики и моделирования»</w:t>
+            </w:r>
           </w:p>
         </w:tc>
       </w:tr>
@@ -9778,6 +9361,30 @@
         </w:tc>
       </w:tr>
     </w:tbl>
+    <w:p>
+      <w:pPr>
+        <w:tabs>
+          <w:tab w:val="left" w:pos="540"/>
+        </w:tabs>
+        <w:jc w:val="both"/>
+      </w:pPr>
+    </w:p>
+    <w:p>
+      <w:pPr>
+        <w:tabs>
+          <w:tab w:val="left" w:pos="540"/>
+        </w:tabs>
+        <w:jc w:val="both"/>
+      </w:pPr>
+    </w:p>
+    <w:p>
+      <w:pPr>
+        <w:tabs>
+          <w:tab w:val="left" w:pos="540"/>
+        </w:tabs>
+        <w:jc w:val="both"/>
+      </w:pPr>
+    </w:p>
     <w:p>
       <w:pPr>
         <w:tabs>
@@ -9845,6 +9452,7 @@
                 <w:sz w:val="28"/>
                 <w:szCs w:val="28"/>
               </w:rPr>
+              <w:lastRenderedPageBreak/>
               <w:t>1</w:t>
             </w:r>
             <w:r>
@@ -10588,12 +10196,27 @@
     </w:tbl>
     <w:p>
       <w:pPr>
-        <w:spacing w:after="160"/>
+        <w:pStyle w:val="2"/>
+        <w:jc w:val="center"/>
+        <w:rPr>
+          <w:rFonts w:ascii="Times New Roman" w:hAnsi="Times New Roman"/>
+          <w:color w:val="000000"/>
+          <w:sz w:val="24"/>
+        </w:rPr>
       </w:pPr>
     </w:p>
     <w:p>
       <w:pPr>
+        <w:spacing w:after="160"/>
+      </w:pPr>
+      <w:r>
+        <w:br w:type="page"/>
+      </w:r>
+    </w:p>
+    <w:p>
+      <w:pPr>
         <w:pStyle w:val="2"/>
+        <w:spacing w:before="0" w:after="0" w:line="360" w:lineRule="auto"/>
         <w:jc w:val="center"/>
         <w:rPr>
           <w:rFonts w:ascii="Times New Roman" w:hAnsi="Times New Roman"/>
@@ -10632,7 +10255,9 @@
     <w:p>
       <w:pPr>
         <w:pStyle w:val="2"/>
+        <w:spacing w:before="0" w:after="0" w:line="360" w:lineRule="auto"/>
         <w:ind w:firstLine="708"/>
+        <w:jc w:val="both"/>
         <w:rPr>
           <w:rFonts w:ascii="Times New Roman" w:hAnsi="Times New Roman"/>
           <w:b/>
@@ -10747,6 +10372,9 @@
           <w:ilvl w:val="0"/>
           <w:numId w:val="22"/>
         </w:numPr>
+        <w:tabs>
+          <w:tab w:val="left" w:pos="1134"/>
+        </w:tabs>
         <w:spacing w:line="360" w:lineRule="auto"/>
         <w:ind w:left="0" w:firstLine="709"/>
         <w:jc w:val="both"/>
@@ -10779,6 +10407,9 @@
           <w:ilvl w:val="0"/>
           <w:numId w:val="22"/>
         </w:numPr>
+        <w:tabs>
+          <w:tab w:val="left" w:pos="1134"/>
+        </w:tabs>
         <w:spacing w:line="360" w:lineRule="auto"/>
         <w:ind w:left="0" w:firstLine="709"/>
         <w:jc w:val="both"/>
@@ -10811,6 +10442,9 @@
           <w:ilvl w:val="0"/>
           <w:numId w:val="22"/>
         </w:numPr>
+        <w:tabs>
+          <w:tab w:val="left" w:pos="1134"/>
+        </w:tabs>
         <w:spacing w:line="360" w:lineRule="auto"/>
         <w:ind w:left="0" w:firstLine="709"/>
         <w:jc w:val="both"/>
@@ -11245,6 +10879,7 @@
     <w:p>
       <w:pPr>
         <w:pStyle w:val="2"/>
+        <w:spacing w:before="0" w:after="0" w:line="360" w:lineRule="auto"/>
         <w:ind w:firstLine="708"/>
         <w:rPr>
           <w:rFonts w:ascii="Times New Roman" w:hAnsi="Times New Roman"/>
@@ -11279,7 +10914,11 @@
         <w:t>Функциональная структура программной системы</w:t>
       </w:r>
     </w:p>
-    <w:p/>
+    <w:p>
+      <w:pPr>
+        <w:spacing w:line="360" w:lineRule="auto"/>
+      </w:pPr>
+    </w:p>
     <w:p>
       <w:pPr>
         <w:spacing w:line="360" w:lineRule="auto"/>
@@ -11368,7 +11007,7 @@
     </w:p>
     <w:p>
       <w:pPr>
-        <w:spacing w:after="160"/>
+        <w:spacing w:after="160" w:line="240" w:lineRule="auto"/>
         <w:jc w:val="center"/>
         <w:rPr>
           <w:sz w:val="28"/>
@@ -11435,7 +11074,7 @@
     </w:p>
     <w:p>
       <w:pPr>
-        <w:spacing w:line="360" w:lineRule="auto"/>
+        <w:spacing w:line="240" w:lineRule="auto"/>
         <w:jc w:val="center"/>
         <w:rPr>
           <w:sz w:val="28"/>
@@ -11656,7 +11295,7 @@
     </w:p>
     <w:p>
       <w:pPr>
-        <w:spacing w:line="360" w:lineRule="auto"/>
+        <w:spacing w:line="240" w:lineRule="auto"/>
         <w:jc w:val="center"/>
         <w:rPr>
           <w:sz w:val="28"/>
@@ -11833,7 +11472,7 @@
     </w:p>
     <w:p>
       <w:pPr>
-        <w:spacing w:after="160"/>
+        <w:spacing w:after="160" w:line="240" w:lineRule="auto"/>
         <w:jc w:val="center"/>
         <w:rPr>
           <w:sz w:val="28"/>
@@ -11897,7 +11536,7 @@
     </w:p>
     <w:p>
       <w:pPr>
-        <w:spacing w:line="360" w:lineRule="auto"/>
+        <w:spacing w:line="240" w:lineRule="auto"/>
         <w:jc w:val="center"/>
         <w:rPr>
           <w:sz w:val="28"/>
@@ -12093,15 +11732,7 @@
         <w:jc w:val="both"/>
       </w:pPr>
       <w:r>
-        <w:t xml:space="preserve">Построенные диаграммы (IDEF0, </w:t>
-      </w:r>
-      <w:proofErr w:type="spellStart"/>
-      <w:r>
-        <w:t>Use</w:t>
-      </w:r>
-      <w:proofErr w:type="spellEnd"/>
-      <w:r>
-        <w:t xml:space="preserve"> Case, функциональная схема) полностью описывают функциональную структуру системы: определены границы,</w:t>
+        <w:t>Построенные диаграммы (IDEF0, Use Case, функциональная схема) полностью описывают функциональную структуру системы: определены границы,</w:t>
       </w:r>
       <w:r>
         <w:rPr>
@@ -12197,6 +11828,7 @@
     <w:p>
       <w:pPr>
         <w:pStyle w:val="2"/>
+        <w:spacing w:before="0" w:after="0" w:line="360" w:lineRule="auto"/>
         <w:ind w:firstLine="708"/>
         <w:rPr>
           <w:rFonts w:ascii="Times New Roman" w:hAnsi="Times New Roman"/>
@@ -12233,7 +11865,7 @@
     </w:p>
     <w:p>
       <w:pPr>
-        <w:spacing w:line="240" w:lineRule="auto"/>
+        <w:spacing w:line="360" w:lineRule="auto"/>
         <w:rPr>
           <w:sz w:val="28"/>
           <w:szCs w:val="28"/>
@@ -12456,8 +12088,12 @@
       <w:pPr>
         <w:numPr>
           <w:ilvl w:val="0"/>
-          <w:numId w:val="23"/>
+          <w:numId w:val="39"/>
         </w:numPr>
+        <w:tabs>
+          <w:tab w:val="clear" w:pos="720"/>
+          <w:tab w:val="left" w:pos="1134"/>
+        </w:tabs>
         <w:spacing w:line="360" w:lineRule="auto"/>
         <w:ind w:left="0" w:firstLine="709"/>
         <w:jc w:val="both"/>
@@ -12478,8 +12114,12 @@
       <w:pPr>
         <w:numPr>
           <w:ilvl w:val="0"/>
-          <w:numId w:val="23"/>
+          <w:numId w:val="39"/>
         </w:numPr>
+        <w:tabs>
+          <w:tab w:val="clear" w:pos="720"/>
+          <w:tab w:val="left" w:pos="1134"/>
+        </w:tabs>
         <w:spacing w:line="360" w:lineRule="auto"/>
         <w:ind w:left="0" w:firstLine="709"/>
         <w:jc w:val="both"/>
@@ -12500,8 +12140,12 @@
       <w:pPr>
         <w:numPr>
           <w:ilvl w:val="0"/>
-          <w:numId w:val="23"/>
+          <w:numId w:val="39"/>
         </w:numPr>
+        <w:tabs>
+          <w:tab w:val="clear" w:pos="720"/>
+          <w:tab w:val="left" w:pos="1134"/>
+        </w:tabs>
         <w:spacing w:line="360" w:lineRule="auto"/>
         <w:ind w:left="0" w:firstLine="709"/>
         <w:jc w:val="both"/>
@@ -12522,8 +12166,12 @@
       <w:pPr>
         <w:numPr>
           <w:ilvl w:val="0"/>
-          <w:numId w:val="23"/>
+          <w:numId w:val="39"/>
         </w:numPr>
+        <w:tabs>
+          <w:tab w:val="clear" w:pos="720"/>
+          <w:tab w:val="left" w:pos="1134"/>
+        </w:tabs>
         <w:spacing w:line="360" w:lineRule="auto"/>
         <w:ind w:left="0" w:firstLine="709"/>
         <w:jc w:val="both"/>
@@ -12592,8 +12240,12 @@
       <w:pPr>
         <w:numPr>
           <w:ilvl w:val="0"/>
-          <w:numId w:val="23"/>
+          <w:numId w:val="39"/>
         </w:numPr>
+        <w:tabs>
+          <w:tab w:val="clear" w:pos="720"/>
+          <w:tab w:val="left" w:pos="1134"/>
+        </w:tabs>
         <w:spacing w:line="360" w:lineRule="auto"/>
         <w:ind w:left="0" w:firstLine="709"/>
         <w:jc w:val="both"/>
@@ -12639,8 +12291,12 @@
       <w:pPr>
         <w:numPr>
           <w:ilvl w:val="0"/>
-          <w:numId w:val="23"/>
+          <w:numId w:val="39"/>
         </w:numPr>
+        <w:tabs>
+          <w:tab w:val="clear" w:pos="720"/>
+          <w:tab w:val="left" w:pos="1134"/>
+        </w:tabs>
         <w:spacing w:line="360" w:lineRule="auto"/>
         <w:ind w:left="0" w:firstLine="709"/>
         <w:jc w:val="both"/>
@@ -12709,8 +12365,12 @@
       <w:pPr>
         <w:numPr>
           <w:ilvl w:val="0"/>
-          <w:numId w:val="23"/>
+          <w:numId w:val="39"/>
         </w:numPr>
+        <w:tabs>
+          <w:tab w:val="clear" w:pos="720"/>
+          <w:tab w:val="left" w:pos="1134"/>
+        </w:tabs>
         <w:spacing w:line="360" w:lineRule="auto"/>
         <w:ind w:left="0" w:firstLine="709"/>
         <w:jc w:val="both"/>
@@ -12787,8 +12447,12 @@
       <w:pPr>
         <w:numPr>
           <w:ilvl w:val="0"/>
-          <w:numId w:val="24"/>
+          <w:numId w:val="40"/>
         </w:numPr>
+        <w:tabs>
+          <w:tab w:val="clear" w:pos="720"/>
+          <w:tab w:val="left" w:pos="1134"/>
+        </w:tabs>
         <w:spacing w:line="360" w:lineRule="auto"/>
         <w:ind w:left="0" w:firstLine="709"/>
         <w:jc w:val="both"/>
@@ -12839,8 +12503,12 @@
       <w:pPr>
         <w:numPr>
           <w:ilvl w:val="0"/>
-          <w:numId w:val="24"/>
+          <w:numId w:val="40"/>
         </w:numPr>
+        <w:tabs>
+          <w:tab w:val="clear" w:pos="720"/>
+          <w:tab w:val="left" w:pos="1134"/>
+        </w:tabs>
         <w:spacing w:line="360" w:lineRule="auto"/>
         <w:ind w:left="0" w:firstLine="709"/>
         <w:jc w:val="both"/>
@@ -12892,8 +12560,12 @@
       <w:pPr>
         <w:numPr>
           <w:ilvl w:val="0"/>
-          <w:numId w:val="24"/>
+          <w:numId w:val="40"/>
         </w:numPr>
+        <w:tabs>
+          <w:tab w:val="clear" w:pos="720"/>
+          <w:tab w:val="left" w:pos="1134"/>
+        </w:tabs>
         <w:spacing w:line="360" w:lineRule="auto"/>
         <w:ind w:left="0" w:firstLine="709"/>
         <w:jc w:val="both"/>
@@ -12945,9 +12617,13 @@
         <w:pStyle w:val="ds-markdown-paragraph"/>
         <w:numPr>
           <w:ilvl w:val="0"/>
-          <w:numId w:val="24"/>
+          <w:numId w:val="40"/>
         </w:numPr>
         <w:shd w:val="clear" w:color="auto" w:fill="FFFFFF"/>
+        <w:tabs>
+          <w:tab w:val="clear" w:pos="720"/>
+          <w:tab w:val="left" w:pos="1134"/>
+        </w:tabs>
         <w:spacing w:before="0" w:beforeAutospacing="0" w:after="0" w:afterAutospacing="0" w:line="360" w:lineRule="auto"/>
         <w:ind w:left="0" w:firstLine="709"/>
         <w:jc w:val="both"/>
@@ -12987,9 +12663,13 @@
         <w:pStyle w:val="ds-markdown-paragraph"/>
         <w:numPr>
           <w:ilvl w:val="0"/>
-          <w:numId w:val="24"/>
+          <w:numId w:val="40"/>
         </w:numPr>
         <w:shd w:val="clear" w:color="auto" w:fill="FFFFFF"/>
+        <w:tabs>
+          <w:tab w:val="clear" w:pos="720"/>
+          <w:tab w:val="left" w:pos="1134"/>
+        </w:tabs>
         <w:spacing w:before="0" w:beforeAutospacing="0" w:after="0" w:afterAutospacing="0" w:line="360" w:lineRule="auto"/>
         <w:ind w:left="0" w:firstLine="709"/>
         <w:jc w:val="both"/>
@@ -13063,6 +12743,7 @@
     <w:p>
       <w:pPr>
         <w:pStyle w:val="2"/>
+        <w:spacing w:before="0" w:after="0" w:line="360" w:lineRule="auto"/>
         <w:jc w:val="center"/>
         <w:rPr>
           <w:rFonts w:ascii="Times New Roman" w:hAnsi="Times New Roman"/>
@@ -13800,6 +13481,7 @@
     </w:p>
     <w:p>
       <w:pPr>
+        <w:spacing w:line="360" w:lineRule="auto"/>
         <w:rPr>
           <w:b/>
           <w:bCs/>
@@ -13875,7 +13557,7 @@
     </w:p>
     <w:p>
       <w:pPr>
-        <w:ind w:left="864" w:hanging="1006"/>
+        <w:spacing w:line="240" w:lineRule="auto"/>
         <w:jc w:val="center"/>
         <w:rPr>
           <w:sz w:val="20"/>
@@ -13886,7 +13568,7 @@
           <w:noProof/>
         </w:rPr>
         <w:drawing>
-          <wp:inline distT="0" distB="0" distL="0" distR="0" wp14:anchorId="49FFDDD4" wp14:editId="18AC9084">
+          <wp:inline distT="0" distB="0" distL="0" distR="0" wp14:anchorId="49FFDDD4" wp14:editId="72E2D96D">
             <wp:extent cx="2841390" cy="2319867"/>
             <wp:effectExtent l="114300" t="114300" r="111760" b="137795"/>
             <wp:docPr id="1825077412" name="Рисунок 1"/>
@@ -13969,8 +13651,8 @@
     <w:p>
       <w:pPr>
         <w:pStyle w:val="af4"/>
-        <w:spacing w:before="154" w:line="242" w:lineRule="auto"/>
-        <w:ind w:left="9" w:right="21"/>
+        <w:spacing w:before="154"/>
+        <w:ind w:left="0" w:right="21"/>
         <w:jc w:val="center"/>
       </w:pPr>
       <w:r>
@@ -14092,6 +13774,7 @@
     </w:p>
     <w:p>
       <w:pPr>
+        <w:spacing w:line="240" w:lineRule="auto"/>
         <w:ind w:left="864" w:hanging="1006"/>
         <w:jc w:val="center"/>
         <w:rPr>
@@ -14103,7 +13786,7 @@
           <w:noProof/>
         </w:rPr>
         <w:drawing>
-          <wp:inline distT="0" distB="0" distL="0" distR="0" wp14:anchorId="63084EA0" wp14:editId="5D9E3037">
+          <wp:inline distT="0" distB="0" distL="0" distR="0" wp14:anchorId="63084EA0" wp14:editId="5855E945">
             <wp:extent cx="2024742" cy="4390254"/>
             <wp:effectExtent l="0" t="0" r="0" b="0"/>
             <wp:docPr id="1523940096" name="Рисунок 10"/>
@@ -14155,7 +13838,7 @@
     <w:p>
       <w:pPr>
         <w:pStyle w:val="af4"/>
-        <w:spacing w:before="154" w:line="242" w:lineRule="auto"/>
+        <w:spacing w:before="154"/>
         <w:ind w:left="9" w:right="21"/>
         <w:jc w:val="center"/>
       </w:pPr>
@@ -14311,12 +13994,21 @@
     </w:p>
     <w:p>
       <w:pPr>
+        <w:spacing w:line="240" w:lineRule="auto"/>
         <w:ind w:left="864" w:hanging="864"/>
         <w:jc w:val="center"/>
         <w:rPr>
           <w:sz w:val="20"/>
         </w:rPr>
       </w:pPr>
+      <w:r>
+        <w:rPr>
+          <w:spacing w:val="-5"/>
+          <w:sz w:val="28"/>
+          <w:szCs w:val="22"/>
+        </w:rPr>
+        <w:t>а)</w:t>
+      </w:r>
       <w:r>
         <w:rPr>
           <w:noProof/>
@@ -14324,7 +14016,7 @@
           <w:sz w:val="20"/>
         </w:rPr>
         <w:drawing>
-          <wp:inline distT="0" distB="0" distL="0" distR="0" wp14:anchorId="05289061" wp14:editId="1EE54BEB">
+          <wp:inline distT="0" distB="0" distL="0" distR="0" wp14:anchorId="05289061" wp14:editId="5C698D13">
             <wp:extent cx="2057400" cy="4457699"/>
             <wp:effectExtent l="0" t="0" r="0" b="635"/>
             <wp:docPr id="1159415755" name="Рисунок 5"/>
@@ -14374,12 +14066,26 @@
       </w:r>
       <w:r>
         <w:rPr>
+          <w:spacing w:val="-5"/>
+        </w:rPr>
+        <w:tab/>
+      </w:r>
+      <w:r>
+        <w:rPr>
+          <w:spacing w:val="-5"/>
+          <w:sz w:val="28"/>
+          <w:szCs w:val="22"/>
+        </w:rPr>
+        <w:t>б)</w:t>
+      </w:r>
+      <w:r>
+        <w:rPr>
           <w:noProof/>
           <w:spacing w:val="46"/>
           <w:sz w:val="20"/>
         </w:rPr>
         <w:drawing>
-          <wp:inline distT="0" distB="0" distL="0" distR="0" wp14:anchorId="062FB2CD" wp14:editId="1A1B284A">
+          <wp:inline distT="0" distB="0" distL="0" distR="0" wp14:anchorId="062FB2CD" wp14:editId="00A1DB5F">
             <wp:extent cx="2057400" cy="4457700"/>
             <wp:effectExtent l="0" t="0" r="0" b="0"/>
             <wp:docPr id="1130961653" name="Рисунок 6"/>
@@ -14431,34 +14137,6 @@
     <w:p>
       <w:pPr>
         <w:pStyle w:val="af4"/>
-        <w:tabs>
-          <w:tab w:val="left" w:pos="3119"/>
-          <w:tab w:val="left" w:pos="5814"/>
-        </w:tabs>
-        <w:spacing w:before="163"/>
-        <w:ind w:left="0" w:right="10"/>
-        <w:jc w:val="center"/>
-      </w:pPr>
-      <w:r>
-        <w:rPr>
-          <w:spacing w:val="-5"/>
-        </w:rPr>
-        <w:t>а)</w:t>
-      </w:r>
-      <w:r>
-        <w:tab/>
-      </w:r>
-      <w:r>
-        <w:rPr>
-          <w:spacing w:val="-5"/>
-        </w:rPr>
-        <w:t>б)</w:t>
-      </w:r>
-    </w:p>
-    <w:p>
-      <w:pPr>
-        <w:pStyle w:val="af4"/>
-        <w:spacing w:before="154" w:line="242" w:lineRule="auto"/>
         <w:ind w:left="9" w:right="21"/>
         <w:jc w:val="center"/>
       </w:pPr>
@@ -14568,7 +14246,7 @@
           <w:sz w:val="28"/>
           <w:szCs w:val="28"/>
         </w:rPr>
-        <w:t xml:space="preserve">. В секции «Искусственный интеллект» отображается статус AI модели, количество собранных данных о повторениях, а также кнопка экспорта данных. При нажатии на кнопку экспорта пользователь может выгрузить накопленные данные в CSV-формате. Экспортируемые данные </w:t>
+        <w:t xml:space="preserve">. В секции «Искусственный интеллект» отображается статус AI модели, количество собранных данных о повторениях, а также кнопка экспорта данных. При нажатии на кнопку экспорта пользователь может выгрузить накопленные данные в CSV-формате. Экспортируемые данные содержат информацию о каждом ответе: время ответа, тип вопроса, наличие </w:t>
       </w:r>
       <w:r>
         <w:rPr>
@@ -14576,7 +14254,7 @@
           <w:szCs w:val="28"/>
         </w:rPr>
         <w:lastRenderedPageBreak/>
-        <w:t>содержат информацию о каждом ответе: время ответа, тип вопроса, наличие формул, длину текста, уровень усталости пользователя, час дня, день недели, количество пройденных в сессии карточек, историю предыдущих ответов по данной карточке и другие признаки. Эти данные могут быть использованы для дообучения модели на персональных данных конкретного пользователя, что позволит повысить точность предсказаний. В секции «О приложении» содержится информация о версии приложения и используемой ML-модели.</w:t>
+        <w:t>формул, длину текста, уровень усталости пользователя, час дня, день недели, количество пройденных в сессии карточек, историю предыдущих ответов по данной карточке и другие признаки. Эти данные могут быть использованы для дообучения модели на персональных данных конкретного пользователя, что позволит повысить точность предсказаний. В секции «О приложении» содержится информация о версии приложения и используемой ML-модели.</w:t>
       </w:r>
     </w:p>
     <w:p>
@@ -14592,7 +14270,7 @@
     </w:p>
     <w:p>
       <w:pPr>
-        <w:ind w:left="864" w:hanging="1006"/>
+        <w:spacing w:line="240" w:lineRule="auto"/>
         <w:jc w:val="center"/>
         <w:rPr>
           <w:sz w:val="20"/>
@@ -14604,7 +14282,7 @@
           <w:sz w:val="20"/>
         </w:rPr>
         <w:drawing>
-          <wp:inline distT="0" distB="0" distL="0" distR="0" wp14:anchorId="015A8898" wp14:editId="03602294">
+          <wp:inline distT="0" distB="0" distL="0" distR="0" wp14:anchorId="015A8898" wp14:editId="7BE7A495">
             <wp:extent cx="2188029" cy="4744310"/>
             <wp:effectExtent l="19050" t="19050" r="22225" b="18415"/>
             <wp:docPr id="880891272" name="Рисунок 9"/>
@@ -14658,7 +14336,6 @@
     <w:p>
       <w:pPr>
         <w:pStyle w:val="af4"/>
-        <w:spacing w:before="154" w:line="242" w:lineRule="auto"/>
         <w:ind w:left="9" w:right="21"/>
         <w:jc w:val="center"/>
       </w:pPr>
@@ -14715,6 +14392,7 @@
     <w:p>
       <w:pPr>
         <w:pStyle w:val="10"/>
+        <w:spacing w:before="0" w:after="0" w:line="360" w:lineRule="auto"/>
         <w:ind w:left="20"/>
         <w:jc w:val="center"/>
         <w:rPr>
@@ -14741,7 +14419,11 @@
         <w:t>ЗАКЛЮЧЕНИЕ</w:t>
       </w:r>
     </w:p>
-    <w:p/>
+    <w:p>
+      <w:pPr>
+        <w:spacing w:line="360" w:lineRule="auto"/>
+      </w:pPr>
+    </w:p>
     <w:p>
       <w:pPr>
         <w:spacing w:line="360" w:lineRule="auto"/>
@@ -15186,6 +14868,7 @@
     <w:p>
       <w:pPr>
         <w:pStyle w:val="10"/>
+        <w:spacing w:before="0" w:after="0" w:line="360" w:lineRule="auto"/>
         <w:jc w:val="center"/>
         <w:rPr>
           <w:rFonts w:ascii="Times New Roman" w:hAnsi="Times New Roman"/>
@@ -15257,13 +14940,21 @@
         <w:t>ИСТОЧНИКОВ</w:t>
       </w:r>
     </w:p>
-    <w:p/>
+    <w:p>
+      <w:pPr>
+        <w:spacing w:line="360" w:lineRule="auto"/>
+      </w:pPr>
+    </w:p>
     <w:p>
       <w:pPr>
         <w:numPr>
           <w:ilvl w:val="0"/>
           <w:numId w:val="36"/>
         </w:numPr>
+        <w:tabs>
+          <w:tab w:val="clear" w:pos="720"/>
+          <w:tab w:val="num" w:pos="1134"/>
+        </w:tabs>
         <w:spacing w:line="360" w:lineRule="auto"/>
         <w:ind w:left="0" w:firstLine="709"/>
         <w:jc w:val="both"/>
@@ -15366,6 +15057,10 @@
           <w:ilvl w:val="0"/>
           <w:numId w:val="36"/>
         </w:numPr>
+        <w:tabs>
+          <w:tab w:val="clear" w:pos="720"/>
+          <w:tab w:val="num" w:pos="1134"/>
+        </w:tabs>
         <w:spacing w:line="360" w:lineRule="auto"/>
         <w:ind w:left="0" w:firstLine="709"/>
         <w:jc w:val="both"/>
@@ -15420,6 +15115,10 @@
           <w:ilvl w:val="0"/>
           <w:numId w:val="36"/>
         </w:numPr>
+        <w:tabs>
+          <w:tab w:val="clear" w:pos="720"/>
+          <w:tab w:val="num" w:pos="1134"/>
+        </w:tabs>
         <w:spacing w:line="360" w:lineRule="auto"/>
         <w:ind w:left="0" w:firstLine="709"/>
         <w:jc w:val="both"/>
@@ -15474,6 +15173,10 @@
           <w:ilvl w:val="0"/>
           <w:numId w:val="36"/>
         </w:numPr>
+        <w:tabs>
+          <w:tab w:val="clear" w:pos="720"/>
+          <w:tab w:val="num" w:pos="1134"/>
+        </w:tabs>
         <w:spacing w:line="360" w:lineRule="auto"/>
         <w:ind w:left="0" w:firstLine="709"/>
         <w:jc w:val="both"/>
@@ -15544,6 +15247,10 @@
           <w:ilvl w:val="0"/>
           <w:numId w:val="36"/>
         </w:numPr>
+        <w:tabs>
+          <w:tab w:val="clear" w:pos="720"/>
+          <w:tab w:val="num" w:pos="1134"/>
+        </w:tabs>
         <w:spacing w:line="360" w:lineRule="auto"/>
         <w:ind w:left="0" w:firstLine="709"/>
         <w:jc w:val="both"/>
@@ -15586,6 +15293,10 @@
           <w:ilvl w:val="0"/>
           <w:numId w:val="36"/>
         </w:numPr>
+        <w:tabs>
+          <w:tab w:val="clear" w:pos="720"/>
+          <w:tab w:val="num" w:pos="1134"/>
+        </w:tabs>
         <w:spacing w:line="360" w:lineRule="auto"/>
         <w:ind w:left="0" w:firstLine="709"/>
         <w:jc w:val="both"/>
@@ -15650,6 +15361,10 @@
           <w:ilvl w:val="0"/>
           <w:numId w:val="36"/>
         </w:numPr>
+        <w:tabs>
+          <w:tab w:val="clear" w:pos="720"/>
+          <w:tab w:val="num" w:pos="1134"/>
+        </w:tabs>
         <w:spacing w:line="360" w:lineRule="auto"/>
         <w:ind w:left="0" w:firstLine="709"/>
         <w:jc w:val="both"/>
@@ -15710,6 +15425,10 @@
           <w:ilvl w:val="0"/>
           <w:numId w:val="36"/>
         </w:numPr>
+        <w:tabs>
+          <w:tab w:val="clear" w:pos="720"/>
+          <w:tab w:val="num" w:pos="1134"/>
+        </w:tabs>
         <w:spacing w:line="360" w:lineRule="auto"/>
         <w:ind w:left="0" w:firstLine="709"/>
         <w:jc w:val="both"/>
@@ -15767,6 +15486,10 @@
           <w:ilvl w:val="0"/>
           <w:numId w:val="36"/>
         </w:numPr>
+        <w:tabs>
+          <w:tab w:val="clear" w:pos="720"/>
+          <w:tab w:val="num" w:pos="1134"/>
+        </w:tabs>
         <w:spacing w:line="360" w:lineRule="auto"/>
         <w:ind w:left="0" w:firstLine="709"/>
         <w:jc w:val="both"/>
@@ -15815,6 +15538,10 @@
           <w:ilvl w:val="0"/>
           <w:numId w:val="36"/>
         </w:numPr>
+        <w:tabs>
+          <w:tab w:val="clear" w:pos="720"/>
+          <w:tab w:val="num" w:pos="1134"/>
+        </w:tabs>
         <w:spacing w:line="360" w:lineRule="auto"/>
         <w:ind w:left="0" w:firstLine="709"/>
         <w:jc w:val="both"/>
@@ -15879,6 +15606,10 @@
           <w:ilvl w:val="0"/>
           <w:numId w:val="36"/>
         </w:numPr>
+        <w:tabs>
+          <w:tab w:val="clear" w:pos="720"/>
+          <w:tab w:val="num" w:pos="1134"/>
+        </w:tabs>
         <w:spacing w:line="360" w:lineRule="auto"/>
         <w:ind w:left="0" w:firstLine="709"/>
         <w:jc w:val="both"/>
@@ -15943,6 +15674,10 @@
           <w:ilvl w:val="0"/>
           <w:numId w:val="36"/>
         </w:numPr>
+        <w:tabs>
+          <w:tab w:val="clear" w:pos="720"/>
+          <w:tab w:val="num" w:pos="1134"/>
+        </w:tabs>
         <w:spacing w:line="360" w:lineRule="auto"/>
         <w:ind w:left="0" w:firstLine="709"/>
         <w:jc w:val="both"/>
@@ -16019,7 +15754,11 @@
     </w:p>
     <w:p>
       <w:pPr>
+        <w:tabs>
+          <w:tab w:val="num" w:pos="1134"/>
+        </w:tabs>
         <w:spacing w:line="240" w:lineRule="auto"/>
+        <w:jc w:val="both"/>
         <w:rPr>
           <w:sz w:val="28"/>
           <w:szCs w:val="28"/>
@@ -17368,6 +17107,119 @@
     </w:lvl>
   </w:abstractNum>
   <w:abstractNum w:abstractNumId="11" w15:restartNumberingAfterBreak="0">
+    <w:nsid w:val="2490712B"/>
+    <w:multiLevelType w:val="multilevel"/>
+    <w:tmpl w:val="625A7FAE"/>
+    <w:lvl w:ilvl="0">
+      <w:start w:val="1"/>
+      <w:numFmt w:val="decimal"/>
+      <w:lvlText w:val="%1)"/>
+      <w:lvlJc w:val="left"/>
+      <w:pPr>
+        <w:tabs>
+          <w:tab w:val="num" w:pos="720"/>
+        </w:tabs>
+        <w:ind w:left="720" w:hanging="360"/>
+      </w:pPr>
+    </w:lvl>
+    <w:lvl w:ilvl="1" w:tentative="1">
+      <w:start w:val="1"/>
+      <w:numFmt w:val="decimal"/>
+      <w:lvlText w:val="%2."/>
+      <w:lvlJc w:val="left"/>
+      <w:pPr>
+        <w:tabs>
+          <w:tab w:val="num" w:pos="1440"/>
+        </w:tabs>
+        <w:ind w:left="1440" w:hanging="360"/>
+      </w:pPr>
+    </w:lvl>
+    <w:lvl w:ilvl="2" w:tentative="1">
+      <w:start w:val="1"/>
+      <w:numFmt w:val="decimal"/>
+      <w:lvlText w:val="%3."/>
+      <w:lvlJc w:val="left"/>
+      <w:pPr>
+        <w:tabs>
+          <w:tab w:val="num" w:pos="2160"/>
+        </w:tabs>
+        <w:ind w:left="2160" w:hanging="360"/>
+      </w:pPr>
+    </w:lvl>
+    <w:lvl w:ilvl="3" w:tentative="1">
+      <w:start w:val="1"/>
+      <w:numFmt w:val="decimal"/>
+      <w:lvlText w:val="%4."/>
+      <w:lvlJc w:val="left"/>
+      <w:pPr>
+        <w:tabs>
+          <w:tab w:val="num" w:pos="2880"/>
+        </w:tabs>
+        <w:ind w:left="2880" w:hanging="360"/>
+      </w:pPr>
+    </w:lvl>
+    <w:lvl w:ilvl="4" w:tentative="1">
+      <w:start w:val="1"/>
+      <w:numFmt w:val="decimal"/>
+      <w:lvlText w:val="%5."/>
+      <w:lvlJc w:val="left"/>
+      <w:pPr>
+        <w:tabs>
+          <w:tab w:val="num" w:pos="3600"/>
+        </w:tabs>
+        <w:ind w:left="3600" w:hanging="360"/>
+      </w:pPr>
+    </w:lvl>
+    <w:lvl w:ilvl="5" w:tentative="1">
+      <w:start w:val="1"/>
+      <w:numFmt w:val="decimal"/>
+      <w:lvlText w:val="%6."/>
+      <w:lvlJc w:val="left"/>
+      <w:pPr>
+        <w:tabs>
+          <w:tab w:val="num" w:pos="4320"/>
+        </w:tabs>
+        <w:ind w:left="4320" w:hanging="360"/>
+      </w:pPr>
+    </w:lvl>
+    <w:lvl w:ilvl="6" w:tentative="1">
+      <w:start w:val="1"/>
+      <w:numFmt w:val="decimal"/>
+      <w:lvlText w:val="%7."/>
+      <w:lvlJc w:val="left"/>
+      <w:pPr>
+        <w:tabs>
+          <w:tab w:val="num" w:pos="5040"/>
+        </w:tabs>
+        <w:ind w:left="5040" w:hanging="360"/>
+      </w:pPr>
+    </w:lvl>
+    <w:lvl w:ilvl="7" w:tentative="1">
+      <w:start w:val="1"/>
+      <w:numFmt w:val="decimal"/>
+      <w:lvlText w:val="%8."/>
+      <w:lvlJc w:val="left"/>
+      <w:pPr>
+        <w:tabs>
+          <w:tab w:val="num" w:pos="5760"/>
+        </w:tabs>
+        <w:ind w:left="5760" w:hanging="360"/>
+      </w:pPr>
+    </w:lvl>
+    <w:lvl w:ilvl="8" w:tentative="1">
+      <w:start w:val="1"/>
+      <w:numFmt w:val="decimal"/>
+      <w:lvlText w:val="%9."/>
+      <w:lvlJc w:val="left"/>
+      <w:pPr>
+        <w:tabs>
+          <w:tab w:val="num" w:pos="6480"/>
+        </w:tabs>
+        <w:ind w:left="6480" w:hanging="360"/>
+      </w:pPr>
+    </w:lvl>
+  </w:abstractNum>
+  <w:abstractNum w:abstractNumId="12" w15:restartNumberingAfterBreak="0">
     <w:nsid w:val="25961545"/>
     <w:multiLevelType w:val="multilevel"/>
     <w:tmpl w:val="61A8E512"/>
@@ -17480,7 +17332,7 @@
       </w:pPr>
     </w:lvl>
   </w:abstractNum>
-  <w:abstractNum w:abstractNumId="12" w15:restartNumberingAfterBreak="0">
+  <w:abstractNum w:abstractNumId="13" w15:restartNumberingAfterBreak="0">
     <w:nsid w:val="275066D1"/>
     <w:multiLevelType w:val="multilevel"/>
     <w:tmpl w:val="75DA9346"/>
@@ -17593,7 +17445,122 @@
       </w:pPr>
     </w:lvl>
   </w:abstractNum>
-  <w:abstractNum w:abstractNumId="13" w15:restartNumberingAfterBreak="0">
+  <w:abstractNum w:abstractNumId="14" w15:restartNumberingAfterBreak="0">
+    <w:nsid w:val="2CAF009F"/>
+    <w:multiLevelType w:val="hybridMultilevel"/>
+    <w:tmpl w:val="8446F32A"/>
+    <w:lvl w:ilvl="0" w:tplc="8CFACA14">
+      <w:numFmt w:val="bullet"/>
+      <w:lvlText w:val=""/>
+      <w:lvlJc w:val="left"/>
+      <w:pPr>
+        <w:ind w:left="720" w:hanging="360"/>
+      </w:pPr>
+      <w:rPr>
+        <w:rFonts w:ascii="Symbol" w:eastAsia="Symbol" w:hAnsi="Symbol" w:cs="Symbol" w:hint="default"/>
+        <w:spacing w:val="0"/>
+        <w:w w:val="100"/>
+        <w:lang w:val="ru-RU" w:eastAsia="en-US" w:bidi="ar-SA"/>
+      </w:rPr>
+    </w:lvl>
+    <w:lvl w:ilvl="1" w:tplc="FFFFFFFF" w:tentative="1">
+      <w:start w:val="1"/>
+      <w:numFmt w:val="bullet"/>
+      <w:lvlText w:val="o"/>
+      <w:lvlJc w:val="left"/>
+      <w:pPr>
+        <w:ind w:left="1440" w:hanging="360"/>
+      </w:pPr>
+      <w:rPr>
+        <w:rFonts w:ascii="Courier New" w:hAnsi="Courier New" w:cs="Courier New" w:hint="default"/>
+      </w:rPr>
+    </w:lvl>
+    <w:lvl w:ilvl="2" w:tplc="FFFFFFFF" w:tentative="1">
+      <w:start w:val="1"/>
+      <w:numFmt w:val="bullet"/>
+      <w:lvlText w:val=""/>
+      <w:lvlJc w:val="left"/>
+      <w:pPr>
+        <w:ind w:left="2160" w:hanging="360"/>
+      </w:pPr>
+      <w:rPr>
+        <w:rFonts w:ascii="Wingdings" w:hAnsi="Wingdings" w:hint="default"/>
+      </w:rPr>
+    </w:lvl>
+    <w:lvl w:ilvl="3" w:tplc="FFFFFFFF" w:tentative="1">
+      <w:start w:val="1"/>
+      <w:numFmt w:val="bullet"/>
+      <w:lvlText w:val=""/>
+      <w:lvlJc w:val="left"/>
+      <w:pPr>
+        <w:ind w:left="2880" w:hanging="360"/>
+      </w:pPr>
+      <w:rPr>
+        <w:rFonts w:ascii="Symbol" w:hAnsi="Symbol" w:hint="default"/>
+      </w:rPr>
+    </w:lvl>
+    <w:lvl w:ilvl="4" w:tplc="FFFFFFFF" w:tentative="1">
+      <w:start w:val="1"/>
+      <w:numFmt w:val="bullet"/>
+      <w:lvlText w:val="o"/>
+      <w:lvlJc w:val="left"/>
+      <w:pPr>
+        <w:ind w:left="3600" w:hanging="360"/>
+      </w:pPr>
+      <w:rPr>
+        <w:rFonts w:ascii="Courier New" w:hAnsi="Courier New" w:cs="Courier New" w:hint="default"/>
+      </w:rPr>
+    </w:lvl>
+    <w:lvl w:ilvl="5" w:tplc="FFFFFFFF" w:tentative="1">
+      <w:start w:val="1"/>
+      <w:numFmt w:val="bullet"/>
+      <w:lvlText w:val=""/>
+      <w:lvlJc w:val="left"/>
+      <w:pPr>
+        <w:ind w:left="4320" w:hanging="360"/>
+      </w:pPr>
+      <w:rPr>
+        <w:rFonts w:ascii="Wingdings" w:hAnsi="Wingdings" w:hint="default"/>
+      </w:rPr>
+    </w:lvl>
+    <w:lvl w:ilvl="6" w:tplc="FFFFFFFF" w:tentative="1">
+      <w:start w:val="1"/>
+      <w:numFmt w:val="bullet"/>
+      <w:lvlText w:val=""/>
+      <w:lvlJc w:val="left"/>
+      <w:pPr>
+        <w:ind w:left="5040" w:hanging="360"/>
+      </w:pPr>
+      <w:rPr>
+        <w:rFonts w:ascii="Symbol" w:hAnsi="Symbol" w:hint="default"/>
+      </w:rPr>
+    </w:lvl>
+    <w:lvl w:ilvl="7" w:tplc="FFFFFFFF" w:tentative="1">
+      <w:start w:val="1"/>
+      <w:numFmt w:val="bullet"/>
+      <w:lvlText w:val="o"/>
+      <w:lvlJc w:val="left"/>
+      <w:pPr>
+        <w:ind w:left="5760" w:hanging="360"/>
+      </w:pPr>
+      <w:rPr>
+        <w:rFonts w:ascii="Courier New" w:hAnsi="Courier New" w:cs="Courier New" w:hint="default"/>
+      </w:rPr>
+    </w:lvl>
+    <w:lvl w:ilvl="8" w:tplc="FFFFFFFF" w:tentative="1">
+      <w:start w:val="1"/>
+      <w:numFmt w:val="bullet"/>
+      <w:lvlText w:val=""/>
+      <w:lvlJc w:val="left"/>
+      <w:pPr>
+        <w:ind w:left="6480" w:hanging="360"/>
+      </w:pPr>
+      <w:rPr>
+        <w:rFonts w:ascii="Wingdings" w:hAnsi="Wingdings" w:hint="default"/>
+      </w:rPr>
+    </w:lvl>
+  </w:abstractNum>
+  <w:abstractNum w:abstractNumId="15" w15:restartNumberingAfterBreak="0">
     <w:nsid w:val="2CB54F8C"/>
     <w:multiLevelType w:val="multilevel"/>
     <w:tmpl w:val="D6984086"/>
@@ -17679,7 +17646,7 @@
       </w:pPr>
     </w:lvl>
   </w:abstractNum>
-  <w:abstractNum w:abstractNumId="14" w15:restartNumberingAfterBreak="0">
+  <w:abstractNum w:abstractNumId="16" w15:restartNumberingAfterBreak="0">
     <w:nsid w:val="2E786BB0"/>
     <w:multiLevelType w:val="multilevel"/>
     <w:tmpl w:val="08B2F894"/>
@@ -17765,7 +17732,7 @@
       </w:pPr>
     </w:lvl>
   </w:abstractNum>
-  <w:abstractNum w:abstractNumId="15" w15:restartNumberingAfterBreak="0">
+  <w:abstractNum w:abstractNumId="17" w15:restartNumberingAfterBreak="0">
     <w:nsid w:val="2F5335B6"/>
     <w:multiLevelType w:val="multilevel"/>
     <w:tmpl w:val="8550B630"/>
@@ -17914,7 +17881,7 @@
       </w:rPr>
     </w:lvl>
   </w:abstractNum>
-  <w:abstractNum w:abstractNumId="16" w15:restartNumberingAfterBreak="0">
+  <w:abstractNum w:abstractNumId="18" w15:restartNumberingAfterBreak="0">
     <w:nsid w:val="387351AE"/>
     <w:multiLevelType w:val="hybridMultilevel"/>
     <w:tmpl w:val="BE44F184"/>
@@ -18027,7 +17994,7 @@
       </w:rPr>
     </w:lvl>
   </w:abstractNum>
-  <w:abstractNum w:abstractNumId="17" w15:restartNumberingAfterBreak="0">
+  <w:abstractNum w:abstractNumId="19" w15:restartNumberingAfterBreak="0">
     <w:nsid w:val="3A005C07"/>
     <w:multiLevelType w:val="hybridMultilevel"/>
     <w:tmpl w:val="90E2AA6E"/>
@@ -18148,7 +18115,7 @@
       </w:rPr>
     </w:lvl>
   </w:abstractNum>
-  <w:abstractNum w:abstractNumId="18" w15:restartNumberingAfterBreak="0">
+  <w:abstractNum w:abstractNumId="20" w15:restartNumberingAfterBreak="0">
     <w:nsid w:val="3DEE1908"/>
     <w:multiLevelType w:val="hybridMultilevel"/>
     <w:tmpl w:val="286C109A"/>
@@ -18262,7 +18229,7 @@
       </w:rPr>
     </w:lvl>
   </w:abstractNum>
-  <w:abstractNum w:abstractNumId="19" w15:restartNumberingAfterBreak="0">
+  <w:abstractNum w:abstractNumId="21" w15:restartNumberingAfterBreak="0">
     <w:nsid w:val="3F567FB2"/>
     <w:multiLevelType w:val="multilevel"/>
     <w:tmpl w:val="48B8452A"/>
@@ -18348,7 +18315,7 @@
       </w:pPr>
     </w:lvl>
   </w:abstractNum>
-  <w:abstractNum w:abstractNumId="20" w15:restartNumberingAfterBreak="0">
+  <w:abstractNum w:abstractNumId="22" w15:restartNumberingAfterBreak="0">
     <w:nsid w:val="40FE0C61"/>
     <w:multiLevelType w:val="multilevel"/>
     <w:tmpl w:val="22C41378"/>
@@ -18497,7 +18464,7 @@
       </w:rPr>
     </w:lvl>
   </w:abstractNum>
-  <w:abstractNum w:abstractNumId="21" w15:restartNumberingAfterBreak="0">
+  <w:abstractNum w:abstractNumId="23" w15:restartNumberingAfterBreak="0">
     <w:nsid w:val="4304254E"/>
     <w:multiLevelType w:val="multilevel"/>
     <w:tmpl w:val="B6C09802"/>
@@ -18583,7 +18550,7 @@
       </w:pPr>
     </w:lvl>
   </w:abstractNum>
-  <w:abstractNum w:abstractNumId="22" w15:restartNumberingAfterBreak="0">
+  <w:abstractNum w:abstractNumId="24" w15:restartNumberingAfterBreak="0">
     <w:nsid w:val="47A12155"/>
     <w:multiLevelType w:val="multilevel"/>
     <w:tmpl w:val="F992DFF8"/>
@@ -18732,7 +18699,7 @@
       </w:rPr>
     </w:lvl>
   </w:abstractNum>
-  <w:abstractNum w:abstractNumId="23" w15:restartNumberingAfterBreak="0">
+  <w:abstractNum w:abstractNumId="25" w15:restartNumberingAfterBreak="0">
     <w:nsid w:val="47C62890"/>
     <w:multiLevelType w:val="multilevel"/>
     <w:tmpl w:val="C9EABBEC"/>
@@ -18881,7 +18848,7 @@
       </w:rPr>
     </w:lvl>
   </w:abstractNum>
-  <w:abstractNum w:abstractNumId="24" w15:restartNumberingAfterBreak="0">
+  <w:abstractNum w:abstractNumId="26" w15:restartNumberingAfterBreak="0">
     <w:nsid w:val="4A7F39CD"/>
     <w:multiLevelType w:val="multilevel"/>
     <w:tmpl w:val="73D88866"/>
@@ -19030,7 +18997,7 @@
       </w:rPr>
     </w:lvl>
   </w:abstractNum>
-  <w:abstractNum w:abstractNumId="25" w15:restartNumberingAfterBreak="0">
+  <w:abstractNum w:abstractNumId="27" w15:restartNumberingAfterBreak="0">
     <w:nsid w:val="4BF25790"/>
     <w:multiLevelType w:val="hybridMultilevel"/>
     <w:tmpl w:val="8F8A3542"/>
@@ -19143,7 +19110,7 @@
       </w:rPr>
     </w:lvl>
   </w:abstractNum>
-  <w:abstractNum w:abstractNumId="26" w15:restartNumberingAfterBreak="0">
+  <w:abstractNum w:abstractNumId="28" w15:restartNumberingAfterBreak="0">
     <w:nsid w:val="5657121E"/>
     <w:multiLevelType w:val="hybridMultilevel"/>
     <w:tmpl w:val="71BEDEE8"/>
@@ -19256,7 +19223,7 @@
       </w:rPr>
     </w:lvl>
   </w:abstractNum>
-  <w:abstractNum w:abstractNumId="27" w15:restartNumberingAfterBreak="0">
+  <w:abstractNum w:abstractNumId="29" w15:restartNumberingAfterBreak="0">
     <w:nsid w:val="57E24340"/>
     <w:multiLevelType w:val="multilevel"/>
     <w:tmpl w:val="65FCE6FC"/>
@@ -19369,7 +19336,7 @@
       </w:pPr>
     </w:lvl>
   </w:abstractNum>
-  <w:abstractNum w:abstractNumId="28" w15:restartNumberingAfterBreak="0">
+  <w:abstractNum w:abstractNumId="30" w15:restartNumberingAfterBreak="0">
     <w:nsid w:val="5C0A357A"/>
     <w:multiLevelType w:val="multilevel"/>
     <w:tmpl w:val="77624FF0"/>
@@ -19455,7 +19422,7 @@
       </w:pPr>
     </w:lvl>
   </w:abstractNum>
-  <w:abstractNum w:abstractNumId="29" w15:restartNumberingAfterBreak="0">
+  <w:abstractNum w:abstractNumId="31" w15:restartNumberingAfterBreak="0">
     <w:nsid w:val="63807D8E"/>
     <w:multiLevelType w:val="hybridMultilevel"/>
     <w:tmpl w:val="076C0AE4"/>
@@ -19577,7 +19544,7 @@
       </w:rPr>
     </w:lvl>
   </w:abstractNum>
-  <w:abstractNum w:abstractNumId="30" w15:restartNumberingAfterBreak="0">
+  <w:abstractNum w:abstractNumId="32" w15:restartNumberingAfterBreak="0">
     <w:nsid w:val="65B06E10"/>
     <w:multiLevelType w:val="multilevel"/>
     <w:tmpl w:val="3874278E"/>
@@ -19726,7 +19693,7 @@
       </w:rPr>
     </w:lvl>
   </w:abstractNum>
-  <w:abstractNum w:abstractNumId="31" w15:restartNumberingAfterBreak="0">
+  <w:abstractNum w:abstractNumId="33" w15:restartNumberingAfterBreak="0">
     <w:nsid w:val="69C333A0"/>
     <w:multiLevelType w:val="multilevel"/>
     <w:tmpl w:val="70D88022"/>
@@ -19812,7 +19779,7 @@
       </w:pPr>
     </w:lvl>
   </w:abstractNum>
-  <w:abstractNum w:abstractNumId="32" w15:restartNumberingAfterBreak="0">
+  <w:abstractNum w:abstractNumId="34" w15:restartNumberingAfterBreak="0">
     <w:nsid w:val="6F874D06"/>
     <w:multiLevelType w:val="multilevel"/>
     <w:tmpl w:val="4C46AA44"/>
@@ -19961,7 +19928,7 @@
       </w:rPr>
     </w:lvl>
   </w:abstractNum>
-  <w:abstractNum w:abstractNumId="33" w15:restartNumberingAfterBreak="0">
+  <w:abstractNum w:abstractNumId="35" w15:restartNumberingAfterBreak="0">
     <w:nsid w:val="6F8A4224"/>
     <w:multiLevelType w:val="multilevel"/>
     <w:tmpl w:val="499C7792"/>
@@ -20110,7 +20077,7 @@
       </w:rPr>
     </w:lvl>
   </w:abstractNum>
-  <w:abstractNum w:abstractNumId="34" w15:restartNumberingAfterBreak="0">
+  <w:abstractNum w:abstractNumId="36" w15:restartNumberingAfterBreak="0">
     <w:nsid w:val="71202BE6"/>
     <w:multiLevelType w:val="hybridMultilevel"/>
     <w:tmpl w:val="D9680060"/>
@@ -20225,7 +20192,7 @@
       </w:rPr>
     </w:lvl>
   </w:abstractNum>
-  <w:abstractNum w:abstractNumId="35" w15:restartNumberingAfterBreak="0">
+  <w:abstractNum w:abstractNumId="37" w15:restartNumberingAfterBreak="0">
     <w:nsid w:val="76E61C45"/>
     <w:multiLevelType w:val="multilevel"/>
     <w:tmpl w:val="58D0B35C"/>
@@ -20374,16 +20341,19 @@
       </w:rPr>
     </w:lvl>
   </w:abstractNum>
-  <w:abstractNum w:abstractNumId="36" w15:restartNumberingAfterBreak="0">
-    <w:nsid w:val="7DA3381A"/>
-    <w:multiLevelType w:val="hybridMultilevel"/>
-    <w:tmpl w:val="05060248"/>
-    <w:lvl w:ilvl="0" w:tplc="E71EECF6">
+  <w:abstractNum w:abstractNumId="38" w15:restartNumberingAfterBreak="0">
+    <w:nsid w:val="7B0716D2"/>
+    <w:multiLevelType w:val="multilevel"/>
+    <w:tmpl w:val="F8E40660"/>
+    <w:lvl w:ilvl="0">
       <w:numFmt w:val="bullet"/>
       <w:lvlText w:val=""/>
       <w:lvlJc w:val="left"/>
       <w:pPr>
-        <w:ind w:left="297" w:hanging="527"/>
+        <w:tabs>
+          <w:tab w:val="num" w:pos="720"/>
+        </w:tabs>
+        <w:ind w:left="720" w:hanging="360"/>
       </w:pPr>
       <w:rPr>
         <w:rFonts w:ascii="Symbol" w:eastAsia="Symbol" w:hAnsi="Symbol" w:cs="Symbol" w:hint="default"/>
@@ -20398,6 +20368,159 @@
         <w:lang w:val="ru-RU" w:eastAsia="en-US" w:bidi="ar-SA"/>
       </w:rPr>
     </w:lvl>
+    <w:lvl w:ilvl="1" w:tentative="1">
+      <w:start w:val="1"/>
+      <w:numFmt w:val="bullet"/>
+      <w:lvlText w:val="o"/>
+      <w:lvlJc w:val="left"/>
+      <w:pPr>
+        <w:tabs>
+          <w:tab w:val="num" w:pos="1440"/>
+        </w:tabs>
+        <w:ind w:left="1440" w:hanging="360"/>
+      </w:pPr>
+      <w:rPr>
+        <w:rFonts w:ascii="Courier New" w:hAnsi="Courier New" w:hint="default"/>
+        <w:sz w:val="20"/>
+      </w:rPr>
+    </w:lvl>
+    <w:lvl w:ilvl="2" w:tentative="1">
+      <w:start w:val="1"/>
+      <w:numFmt w:val="bullet"/>
+      <w:lvlText w:val=""/>
+      <w:lvlJc w:val="left"/>
+      <w:pPr>
+        <w:tabs>
+          <w:tab w:val="num" w:pos="2160"/>
+        </w:tabs>
+        <w:ind w:left="2160" w:hanging="360"/>
+      </w:pPr>
+      <w:rPr>
+        <w:rFonts w:ascii="Wingdings" w:hAnsi="Wingdings" w:hint="default"/>
+        <w:sz w:val="20"/>
+      </w:rPr>
+    </w:lvl>
+    <w:lvl w:ilvl="3" w:tentative="1">
+      <w:start w:val="1"/>
+      <w:numFmt w:val="bullet"/>
+      <w:lvlText w:val=""/>
+      <w:lvlJc w:val="left"/>
+      <w:pPr>
+        <w:tabs>
+          <w:tab w:val="num" w:pos="2880"/>
+        </w:tabs>
+        <w:ind w:left="2880" w:hanging="360"/>
+      </w:pPr>
+      <w:rPr>
+        <w:rFonts w:ascii="Wingdings" w:hAnsi="Wingdings" w:hint="default"/>
+        <w:sz w:val="20"/>
+      </w:rPr>
+    </w:lvl>
+    <w:lvl w:ilvl="4" w:tentative="1">
+      <w:start w:val="1"/>
+      <w:numFmt w:val="bullet"/>
+      <w:lvlText w:val=""/>
+      <w:lvlJc w:val="left"/>
+      <w:pPr>
+        <w:tabs>
+          <w:tab w:val="num" w:pos="3600"/>
+        </w:tabs>
+        <w:ind w:left="3600" w:hanging="360"/>
+      </w:pPr>
+      <w:rPr>
+        <w:rFonts w:ascii="Wingdings" w:hAnsi="Wingdings" w:hint="default"/>
+        <w:sz w:val="20"/>
+      </w:rPr>
+    </w:lvl>
+    <w:lvl w:ilvl="5" w:tentative="1">
+      <w:start w:val="1"/>
+      <w:numFmt w:val="bullet"/>
+      <w:lvlText w:val=""/>
+      <w:lvlJc w:val="left"/>
+      <w:pPr>
+        <w:tabs>
+          <w:tab w:val="num" w:pos="4320"/>
+        </w:tabs>
+        <w:ind w:left="4320" w:hanging="360"/>
+      </w:pPr>
+      <w:rPr>
+        <w:rFonts w:ascii="Wingdings" w:hAnsi="Wingdings" w:hint="default"/>
+        <w:sz w:val="20"/>
+      </w:rPr>
+    </w:lvl>
+    <w:lvl w:ilvl="6" w:tentative="1">
+      <w:start w:val="1"/>
+      <w:numFmt w:val="bullet"/>
+      <w:lvlText w:val=""/>
+      <w:lvlJc w:val="left"/>
+      <w:pPr>
+        <w:tabs>
+          <w:tab w:val="num" w:pos="5040"/>
+        </w:tabs>
+        <w:ind w:left="5040" w:hanging="360"/>
+      </w:pPr>
+      <w:rPr>
+        <w:rFonts w:ascii="Wingdings" w:hAnsi="Wingdings" w:hint="default"/>
+        <w:sz w:val="20"/>
+      </w:rPr>
+    </w:lvl>
+    <w:lvl w:ilvl="7" w:tentative="1">
+      <w:start w:val="1"/>
+      <w:numFmt w:val="bullet"/>
+      <w:lvlText w:val=""/>
+      <w:lvlJc w:val="left"/>
+      <w:pPr>
+        <w:tabs>
+          <w:tab w:val="num" w:pos="5760"/>
+        </w:tabs>
+        <w:ind w:left="5760" w:hanging="360"/>
+      </w:pPr>
+      <w:rPr>
+        <w:rFonts w:ascii="Wingdings" w:hAnsi="Wingdings" w:hint="default"/>
+        <w:sz w:val="20"/>
+      </w:rPr>
+    </w:lvl>
+    <w:lvl w:ilvl="8" w:tentative="1">
+      <w:start w:val="1"/>
+      <w:numFmt w:val="bullet"/>
+      <w:lvlText w:val=""/>
+      <w:lvlJc w:val="left"/>
+      <w:pPr>
+        <w:tabs>
+          <w:tab w:val="num" w:pos="6480"/>
+        </w:tabs>
+        <w:ind w:left="6480" w:hanging="360"/>
+      </w:pPr>
+      <w:rPr>
+        <w:rFonts w:ascii="Wingdings" w:hAnsi="Wingdings" w:hint="default"/>
+        <w:sz w:val="20"/>
+      </w:rPr>
+    </w:lvl>
+  </w:abstractNum>
+  <w:abstractNum w:abstractNumId="39" w15:restartNumberingAfterBreak="0">
+    <w:nsid w:val="7DA3381A"/>
+    <w:multiLevelType w:val="hybridMultilevel"/>
+    <w:tmpl w:val="05060248"/>
+    <w:lvl w:ilvl="0" w:tplc="E71EECF6">
+      <w:numFmt w:val="bullet"/>
+      <w:lvlText w:val=""/>
+      <w:lvlJc w:val="left"/>
+      <w:pPr>
+        <w:ind w:left="297" w:hanging="527"/>
+      </w:pPr>
+      <w:rPr>
+        <w:rFonts w:ascii="Symbol" w:eastAsia="Symbol" w:hAnsi="Symbol" w:cs="Symbol" w:hint="default"/>
+        <w:b w:val="0"/>
+        <w:bCs w:val="0"/>
+        <w:i w:val="0"/>
+        <w:iCs w:val="0"/>
+        <w:spacing w:val="0"/>
+        <w:w w:val="100"/>
+        <w:sz w:val="28"/>
+        <w:szCs w:val="28"/>
+        <w:lang w:val="ru-RU" w:eastAsia="en-US" w:bidi="ar-SA"/>
+      </w:rPr>
+    </w:lvl>
     <w:lvl w:ilvl="1" w:tplc="33AEFEA6">
       <w:numFmt w:val="bullet"/>
       <w:lvlText w:val="•"/>
@@ -20499,19 +20622,19 @@
     <w:abstractNumId w:val="5"/>
   </w:num>
   <w:num w:numId="2" w16cid:durableId="1147697664">
-    <w:abstractNumId w:val="28"/>
+    <w:abstractNumId w:val="30"/>
   </w:num>
   <w:num w:numId="3" w16cid:durableId="1409576925">
     <w:abstractNumId w:val="1"/>
   </w:num>
   <w:num w:numId="4" w16cid:durableId="476840292">
-    <w:abstractNumId w:val="31"/>
+    <w:abstractNumId w:val="33"/>
   </w:num>
   <w:num w:numId="5" w16cid:durableId="1746604496">
-    <w:abstractNumId w:val="14"/>
+    <w:abstractNumId w:val="16"/>
   </w:num>
   <w:num w:numId="6" w16cid:durableId="890455892">
-    <w:abstractNumId w:val="21"/>
+    <w:abstractNumId w:val="23"/>
   </w:num>
   <w:num w:numId="7" w16cid:durableId="583682191">
     <w:abstractNumId w:val="10"/>
@@ -20523,88 +20646,97 @@
     <w:abstractNumId w:val="4"/>
   </w:num>
   <w:num w:numId="10" w16cid:durableId="217059568">
-    <w:abstractNumId w:val="19"/>
+    <w:abstractNumId w:val="21"/>
   </w:num>
   <w:num w:numId="11" w16cid:durableId="1197238583">
-    <w:abstractNumId w:val="32"/>
+    <w:abstractNumId w:val="34"/>
   </w:num>
   <w:num w:numId="12" w16cid:durableId="356934720">
-    <w:abstractNumId w:val="25"/>
+    <w:abstractNumId w:val="27"/>
   </w:num>
   <w:num w:numId="13" w16cid:durableId="1125076905">
-    <w:abstractNumId w:val="13"/>
+    <w:abstractNumId w:val="15"/>
   </w:num>
   <w:num w:numId="14" w16cid:durableId="805513071">
     <w:abstractNumId w:val="8"/>
   </w:num>
   <w:num w:numId="15" w16cid:durableId="2134205797">
-    <w:abstractNumId w:val="30"/>
+    <w:abstractNumId w:val="32"/>
   </w:num>
   <w:num w:numId="16" w16cid:durableId="886263924">
-    <w:abstractNumId w:val="24"/>
+    <w:abstractNumId w:val="26"/>
   </w:num>
   <w:num w:numId="17" w16cid:durableId="845905049">
-    <w:abstractNumId w:val="23"/>
+    <w:abstractNumId w:val="25"/>
   </w:num>
   <w:num w:numId="18" w16cid:durableId="1272007181">
     <w:abstractNumId w:val="0"/>
   </w:num>
   <w:num w:numId="19" w16cid:durableId="1091050078">
-    <w:abstractNumId w:val="35"/>
+    <w:abstractNumId w:val="37"/>
   </w:num>
   <w:num w:numId="20" w16cid:durableId="889879476">
-    <w:abstractNumId w:val="33"/>
+    <w:abstractNumId w:val="35"/>
   </w:num>
   <w:num w:numId="21" w16cid:durableId="1772043031">
     <w:abstractNumId w:val="9"/>
   </w:num>
   <w:num w:numId="22" w16cid:durableId="884828738">
-    <w:abstractNumId w:val="34"/>
+    <w:abstractNumId w:val="36"/>
   </w:num>
   <w:num w:numId="23" w16cid:durableId="1050038252">
-    <w:abstractNumId w:val="27"/>
+    <w:abstractNumId w:val="29"/>
   </w:num>
   <w:num w:numId="24" w16cid:durableId="1541480995">
-    <w:abstractNumId w:val="15"/>
+    <w:abstractNumId w:val="17"/>
   </w:num>
   <w:num w:numId="25" w16cid:durableId="1729302495">
     <w:abstractNumId w:val="3"/>
   </w:num>
   <w:num w:numId="26" w16cid:durableId="1220432615">
-    <w:abstractNumId w:val="26"/>
+    <w:abstractNumId w:val="28"/>
   </w:num>
   <w:num w:numId="27" w16cid:durableId="1251893713">
-    <w:abstractNumId w:val="16"/>
+    <w:abstractNumId w:val="18"/>
   </w:num>
   <w:num w:numId="28" w16cid:durableId="569275029">
-    <w:abstractNumId w:val="18"/>
+    <w:abstractNumId w:val="20"/>
   </w:num>
   <w:num w:numId="29" w16cid:durableId="2108191475">
-    <w:abstractNumId w:val="36"/>
+    <w:abstractNumId w:val="39"/>
   </w:num>
   <w:num w:numId="30" w16cid:durableId="1393430358">
-    <w:abstractNumId w:val="20"/>
+    <w:abstractNumId w:val="22"/>
   </w:num>
   <w:num w:numId="31" w16cid:durableId="1717780743">
-    <w:abstractNumId w:val="22"/>
+    <w:abstractNumId w:val="24"/>
   </w:num>
   <w:num w:numId="32" w16cid:durableId="2109109252">
-    <w:abstractNumId w:val="17"/>
+    <w:abstractNumId w:val="19"/>
   </w:num>
   <w:num w:numId="33" w16cid:durableId="291443476">
+    <w:abstractNumId w:val="13"/>
+  </w:num>
+  <w:num w:numId="34" w16cid:durableId="109783151">
     <w:abstractNumId w:val="12"/>
   </w:num>
-  <w:num w:numId="34" w16cid:durableId="109783151">
-    <w:abstractNumId w:val="11"/>
-  </w:num>
   <w:num w:numId="35" w16cid:durableId="159664440">
-    <w:abstractNumId w:val="29"/>
+    <w:abstractNumId w:val="31"/>
   </w:num>
   <w:num w:numId="36" w16cid:durableId="839851507">
     <w:abstractNumId w:val="2"/>
   </w:num>
   <w:num w:numId="37" w16cid:durableId="898393847">
     <w:abstractNumId w:val="7"/>
+  </w:num>
+  <w:num w:numId="38" w16cid:durableId="2079669790">
+    <w:abstractNumId w:val="14"/>
+  </w:num>
+  <w:num w:numId="39" w16cid:durableId="1173035697">
+    <w:abstractNumId w:val="11"/>
+  </w:num>
+  <w:num w:numId="40" w16cid:durableId="437602051">
+    <w:abstractNumId w:val="38"/>
   </w:num>
 </w:numbering>
 </file>
@@ -21108,6 +21240,7 @@
   <w:style w:type="character" w:default="1" w:styleId="a0">
     <w:name w:val="Default Paragraph Font"/>
     <w:uiPriority w:val="1"/>
+    <w:semiHidden/>
     <w:unhideWhenUsed/>
   </w:style>
   <w:style w:type="table" w:default="1" w:styleId="a1">
